--- a/Hệ thống mẫu văn bản/Nguyên đã làm/Kế hoạch dạy học Robotics từng lớp/Kế hoạch dạy học môn Robotics - Lớp 3 - 2026 - 2027.docx
+++ b/Hệ thống mẫu văn bản/Nguyên đã làm/Kế hoạch dạy học Robotics từng lớp/Kế hoạch dạy học môn Robotics - Lớp 3 - 2026 - 2027.docx
@@ -1496,19 +1496,26 @@
       <w:tr>
         <w:tc>
           <w:tcPr>
-            <w:tcW w:type="dxa" w:w="680"/>
-            <w:vAlign w:val="center"/>
-          </w:tcPr>
-          <w:p>
-            <w:pPr>
-              <w:spacing w:before="40" w:after="40" w:line="276" w:lineRule="auto"/>
-              <w:jc w:val="center"/>
-            </w:pPr>
-            <w:r>
-              <w:rPr>
-                <w:rFonts w:ascii="Times New Roman" w:hAnsi="Times New Roman"/>
-                <w:sz w:val="26"/>
-                <w:rFonts w:ascii="Times New Roman" w:hAnsi="Times New Roman" w:cs="Times New Roman"/>
+            <w:tcW w:type="dxa" w:w="1862"/>
+            <w:tcMar>
+              <w:top w:w="80" w:type="dxa"/>
+              <w:bottom w:w="80" w:type="dxa"/>
+              <w:left w:w="120" w:type="dxa"/>
+              <w:right w:w="120" w:type="dxa"/>
+            </w:tcMar>
+          </w:tcPr>
+          <w:p>
+            <w:pPr>
+              <w:spacing w:line="276" w:lineRule="auto" w:after="40"/>
+              <w:jc w:val="center"/>
+            </w:pPr>
+            <w:r/>
+            <w:r>
+              <w:rPr>
+                <w:rFonts w:ascii="Times New Roman" w:hAnsi="Times New Roman" w:cs="Times New Roman" w:eastAsia="Times New Roman"/>
+                <w:b w:val="0"/>
+                <w:i w:val="0"/>
+                <w:sz w:val="26"/>
               </w:rPr>
               <w:t>1</w:t>
             </w:r>
@@ -1516,19 +1523,26 @@
         </w:tc>
         <w:tc>
           <w:tcPr>
-            <w:tcW w:type="dxa" w:w="3118"/>
-            <w:vAlign w:val="center"/>
-          </w:tcPr>
-          <w:p>
-            <w:pPr>
-              <w:spacing w:before="40" w:after="40" w:line="276" w:lineRule="auto"/>
-              <w:jc w:val="both"/>
-            </w:pPr>
-            <w:r>
-              <w:rPr>
-                <w:rFonts w:ascii="Times New Roman" w:hAnsi="Times New Roman"/>
-                <w:sz w:val="26"/>
-                <w:rFonts w:ascii="Times New Roman" w:hAnsi="Times New Roman" w:cs="Times New Roman"/>
+            <w:tcW w:type="dxa" w:w="1862"/>
+            <w:tcMar>
+              <w:top w:w="80" w:type="dxa"/>
+              <w:bottom w:w="80" w:type="dxa"/>
+              <w:left w:w="120" w:type="dxa"/>
+              <w:right w:w="120" w:type="dxa"/>
+            </w:tcMar>
+          </w:tcPr>
+          <w:p>
+            <w:pPr>
+              <w:spacing w:line="276" w:lineRule="auto" w:after="40"/>
+              <w:jc w:val="left"/>
+            </w:pPr>
+            <w:r/>
+            <w:r>
+              <w:rPr>
+                <w:rFonts w:ascii="Times New Roman" w:hAnsi="Times New Roman" w:cs="Times New Roman" w:eastAsia="Times New Roman"/>
+                <w:b w:val="0"/>
+                <w:i w:val="0"/>
+                <w:sz w:val="26"/>
               </w:rPr>
               <w:t>Tiết 0: Định hướng môn học</w:t>
             </w:r>
@@ -1536,19 +1550,26 @@
         </w:tc>
         <w:tc>
           <w:tcPr>
-            <w:tcW w:type="dxa" w:w="850"/>
-            <w:vAlign w:val="center"/>
-          </w:tcPr>
-          <w:p>
-            <w:pPr>
-              <w:spacing w:before="40" w:after="40" w:line="276" w:lineRule="auto"/>
-              <w:jc w:val="center"/>
-            </w:pPr>
-            <w:r>
-              <w:rPr>
-                <w:rFonts w:ascii="Times New Roman" w:hAnsi="Times New Roman"/>
-                <w:sz w:val="26"/>
-                <w:rFonts w:ascii="Times New Roman" w:hAnsi="Times New Roman" w:cs="Times New Roman"/>
+            <w:tcW w:type="dxa" w:w="1862"/>
+            <w:tcMar>
+              <w:top w:w="80" w:type="dxa"/>
+              <w:bottom w:w="80" w:type="dxa"/>
+              <w:left w:w="120" w:type="dxa"/>
+              <w:right w:w="120" w:type="dxa"/>
+            </w:tcMar>
+          </w:tcPr>
+          <w:p>
+            <w:pPr>
+              <w:spacing w:line="276" w:lineRule="auto" w:after="40"/>
+              <w:jc w:val="center"/>
+            </w:pPr>
+            <w:r/>
+            <w:r>
+              <w:rPr>
+                <w:rFonts w:ascii="Times New Roman" w:hAnsi="Times New Roman" w:cs="Times New Roman" w:eastAsia="Times New Roman"/>
+                <w:b w:val="0"/>
+                <w:i w:val="0"/>
+                <w:sz w:val="26"/>
               </w:rPr>
               <w:t>1</w:t>
             </w:r>
@@ -1556,19 +1577,26 @@
         </w:tc>
         <w:tc>
           <w:tcPr>
-            <w:tcW w:type="dxa" w:w="1247"/>
-            <w:vAlign w:val="center"/>
-          </w:tcPr>
-          <w:p>
-            <w:pPr>
-              <w:spacing w:before="40" w:after="40" w:line="276" w:lineRule="auto"/>
-              <w:jc w:val="center"/>
-            </w:pPr>
-            <w:r>
-              <w:rPr>
-                <w:rFonts w:ascii="Times New Roman" w:hAnsi="Times New Roman"/>
-                <w:sz w:val="26"/>
-                <w:rFonts w:ascii="Times New Roman" w:hAnsi="Times New Roman" w:cs="Times New Roman"/>
+            <w:tcW w:type="dxa" w:w="1862"/>
+            <w:tcMar>
+              <w:top w:w="80" w:type="dxa"/>
+              <w:bottom w:w="80" w:type="dxa"/>
+              <w:left w:w="120" w:type="dxa"/>
+              <w:right w:w="120" w:type="dxa"/>
+            </w:tcMar>
+          </w:tcPr>
+          <w:p>
+            <w:pPr>
+              <w:spacing w:line="276" w:lineRule="auto" w:after="40"/>
+              <w:jc w:val="center"/>
+            </w:pPr>
+            <w:r/>
+            <w:r>
+              <w:rPr>
+                <w:rFonts w:ascii="Times New Roman" w:hAnsi="Times New Roman" w:cs="Times New Roman" w:eastAsia="Times New Roman"/>
+                <w:b w:val="0"/>
+                <w:i w:val="0"/>
+                <w:sz w:val="26"/>
               </w:rPr>
               <w:t>1</w:t>
             </w:r>
@@ -1576,21 +1604,28 @@
         </w:tc>
         <w:tc>
           <w:tcPr>
-            <w:tcW w:type="dxa" w:w="3402"/>
-            <w:vAlign w:val="center"/>
-          </w:tcPr>
-          <w:p>
-            <w:pPr>
-              <w:spacing w:before="40" w:after="40" w:line="276" w:lineRule="auto"/>
-              <w:jc w:val="both"/>
-            </w:pPr>
-            <w:r>
-              <w:rPr>
-                <w:rFonts w:ascii="Times New Roman" w:hAnsi="Times New Roman"/>
-                <w:sz w:val="26"/>
-                <w:rFonts w:ascii="Times New Roman" w:hAnsi="Times New Roman" w:cs="Times New Roman"/>
-              </w:rPr>
-              <w:t>Giới thiệu tổng quan môn học Robotics, phương pháp học tập thực hành, quy trình làm việc nhóm, an toàn sử dụng thiết bị và nội quy phòng học bộ môn.</w:t>
+            <w:tcW w:type="dxa" w:w="1862"/>
+            <w:tcMar>
+              <w:top w:w="80" w:type="dxa"/>
+              <w:bottom w:w="80" w:type="dxa"/>
+              <w:left w:w="120" w:type="dxa"/>
+              <w:right w:w="120" w:type="dxa"/>
+            </w:tcMar>
+          </w:tcPr>
+          <w:p>
+            <w:pPr>
+              <w:spacing w:line="276" w:lineRule="auto" w:after="40"/>
+              <w:jc w:val="left"/>
+            </w:pPr>
+            <w:r/>
+            <w:r>
+              <w:rPr>
+                <w:rFonts w:ascii="Times New Roman" w:hAnsi="Times New Roman" w:cs="Times New Roman" w:eastAsia="Times New Roman"/>
+                <w:b w:val="0"/>
+                <w:i w:val="0"/>
+                <w:sz w:val="26"/>
+              </w:rPr>
+              <w:t>Giới thiệu tổng quan môn học Robotics, an toàn sử dụng thiết bị và nội quy phòng học.</w:t>
             </w:r>
           </w:p>
         </w:tc>
@@ -1598,19 +1633,26 @@
       <w:tr>
         <w:tc>
           <w:tcPr>
-            <w:tcW w:type="dxa" w:w="680"/>
-            <w:vAlign w:val="center"/>
-          </w:tcPr>
-          <w:p>
-            <w:pPr>
-              <w:spacing w:before="40" w:after="40" w:line="276" w:lineRule="auto"/>
-              <w:jc w:val="center"/>
-            </w:pPr>
-            <w:r>
-              <w:rPr>
-                <w:rFonts w:ascii="Times New Roman" w:hAnsi="Times New Roman"/>
-                <w:sz w:val="26"/>
-                <w:rFonts w:ascii="Times New Roman" w:hAnsi="Times New Roman" w:cs="Times New Roman"/>
+            <w:tcW w:type="dxa" w:w="1862"/>
+            <w:tcMar>
+              <w:top w:w="80" w:type="dxa"/>
+              <w:bottom w:w="80" w:type="dxa"/>
+              <w:left w:w="120" w:type="dxa"/>
+              <w:right w:w="120" w:type="dxa"/>
+            </w:tcMar>
+          </w:tcPr>
+          <w:p>
+            <w:pPr>
+              <w:spacing w:line="276" w:lineRule="auto" w:after="40"/>
+              <w:jc w:val="center"/>
+            </w:pPr>
+            <w:r/>
+            <w:r>
+              <w:rPr>
+                <w:rFonts w:ascii="Times New Roman" w:hAnsi="Times New Roman" w:cs="Times New Roman" w:eastAsia="Times New Roman"/>
+                <w:b w:val="0"/>
+                <w:i w:val="0"/>
+                <w:sz w:val="26"/>
               </w:rPr>
               <w:t>2</w:t>
             </w:r>
@@ -1618,19 +1660,26 @@
         </w:tc>
         <w:tc>
           <w:tcPr>
-            <w:tcW w:type="dxa" w:w="3118"/>
-            <w:vAlign w:val="center"/>
-          </w:tcPr>
-          <w:p>
-            <w:pPr>
-              <w:spacing w:before="40" w:after="40" w:line="276" w:lineRule="auto"/>
-              <w:jc w:val="both"/>
-            </w:pPr>
-            <w:r>
-              <w:rPr>
-                <w:rFonts w:ascii="Times New Roman" w:hAnsi="Times New Roman"/>
-                <w:sz w:val="26"/>
-                <w:rFonts w:ascii="Times New Roman" w:hAnsi="Times New Roman" w:cs="Times New Roman"/>
+            <w:tcW w:type="dxa" w:w="1862"/>
+            <w:tcMar>
+              <w:top w:w="80" w:type="dxa"/>
+              <w:bottom w:w="80" w:type="dxa"/>
+              <w:left w:w="120" w:type="dxa"/>
+              <w:right w:w="120" w:type="dxa"/>
+            </w:tcMar>
+          </w:tcPr>
+          <w:p>
+            <w:pPr>
+              <w:spacing w:line="276" w:lineRule="auto" w:after="40"/>
+              <w:jc w:val="left"/>
+            </w:pPr>
+            <w:r/>
+            <w:r>
+              <w:rPr>
+                <w:rFonts w:ascii="Times New Roman" w:hAnsi="Times New Roman" w:cs="Times New Roman" w:eastAsia="Times New Roman"/>
+                <w:b w:val="0"/>
+                <w:i w:val="0"/>
+                <w:sz w:val="26"/>
               </w:rPr>
               <w:t>Bài 1. Hãy nấu những món ăn ngon</w:t>
             </w:r>
@@ -1638,19 +1687,26 @@
         </w:tc>
         <w:tc>
           <w:tcPr>
-            <w:tcW w:type="dxa" w:w="850"/>
-            <w:vAlign w:val="center"/>
-          </w:tcPr>
-          <w:p>
-            <w:pPr>
-              <w:spacing w:before="40" w:after="40" w:line="276" w:lineRule="auto"/>
-              <w:jc w:val="center"/>
-            </w:pPr>
-            <w:r>
-              <w:rPr>
-                <w:rFonts w:ascii="Times New Roman" w:hAnsi="Times New Roman"/>
-                <w:sz w:val="26"/>
-                <w:rFonts w:ascii="Times New Roman" w:hAnsi="Times New Roman" w:cs="Times New Roman"/>
+            <w:tcW w:type="dxa" w:w="1862"/>
+            <w:tcMar>
+              <w:top w:w="80" w:type="dxa"/>
+              <w:bottom w:w="80" w:type="dxa"/>
+              <w:left w:w="120" w:type="dxa"/>
+              <w:right w:w="120" w:type="dxa"/>
+            </w:tcMar>
+          </w:tcPr>
+          <w:p>
+            <w:pPr>
+              <w:spacing w:line="276" w:lineRule="auto" w:after="40"/>
+              <w:jc w:val="center"/>
+            </w:pPr>
+            <w:r/>
+            <w:r>
+              <w:rPr>
+                <w:rFonts w:ascii="Times New Roman" w:hAnsi="Times New Roman" w:cs="Times New Roman" w:eastAsia="Times New Roman"/>
+                <w:b w:val="0"/>
+                <w:i w:val="0"/>
+                <w:sz w:val="26"/>
               </w:rPr>
               <w:t>1</w:t>
             </w:r>
@@ -1658,19 +1714,26 @@
         </w:tc>
         <w:tc>
           <w:tcPr>
-            <w:tcW w:type="dxa" w:w="1247"/>
-            <w:vAlign w:val="center"/>
-          </w:tcPr>
-          <w:p>
-            <w:pPr>
-              <w:spacing w:before="40" w:after="40" w:line="276" w:lineRule="auto"/>
-              <w:jc w:val="center"/>
-            </w:pPr>
-            <w:r>
-              <w:rPr>
-                <w:rFonts w:ascii="Times New Roman" w:hAnsi="Times New Roman"/>
-                <w:sz w:val="26"/>
-                <w:rFonts w:ascii="Times New Roman" w:hAnsi="Times New Roman" w:cs="Times New Roman"/>
+            <w:tcW w:type="dxa" w:w="1862"/>
+            <w:tcMar>
+              <w:top w:w="80" w:type="dxa"/>
+              <w:bottom w:w="80" w:type="dxa"/>
+              <w:left w:w="120" w:type="dxa"/>
+              <w:right w:w="120" w:type="dxa"/>
+            </w:tcMar>
+          </w:tcPr>
+          <w:p>
+            <w:pPr>
+              <w:spacing w:line="276" w:lineRule="auto" w:after="40"/>
+              <w:jc w:val="center"/>
+            </w:pPr>
+            <w:r/>
+            <w:r>
+              <w:rPr>
+                <w:rFonts w:ascii="Times New Roman" w:hAnsi="Times New Roman" w:cs="Times New Roman" w:eastAsia="Times New Roman"/>
+                <w:b w:val="0"/>
+                <w:i w:val="0"/>
+                <w:sz w:val="26"/>
               </w:rPr>
               <w:t>2</w:t>
             </w:r>
@@ -1678,21 +1741,28 @@
         </w:tc>
         <w:tc>
           <w:tcPr>
-            <w:tcW w:type="dxa" w:w="3402"/>
-            <w:vAlign w:val="center"/>
-          </w:tcPr>
-          <w:p>
-            <w:pPr>
-              <w:spacing w:before="40" w:after="40" w:line="276" w:lineRule="auto"/>
-              <w:jc w:val="both"/>
-            </w:pPr>
-            <w:r>
-              <w:rPr>
-                <w:rFonts w:ascii="Times New Roman" w:hAnsi="Times New Roman"/>
-                <w:sz w:val="26"/>
-                <w:rFonts w:ascii="Times New Roman" w:hAnsi="Times New Roman" w:cs="Times New Roman"/>
-              </w:rPr>
-              <w:t>Tìm hiểu dụng cụ nấu ăn, cấu tạo nồi nấu; lắp robot hỗ trợ nấu ăn.</w:t>
+            <w:tcW w:type="dxa" w:w="1862"/>
+            <w:tcMar>
+              <w:top w:w="80" w:type="dxa"/>
+              <w:bottom w:w="80" w:type="dxa"/>
+              <w:left w:w="120" w:type="dxa"/>
+              <w:right w:w="120" w:type="dxa"/>
+            </w:tcMar>
+          </w:tcPr>
+          <w:p>
+            <w:pPr>
+              <w:spacing w:line="276" w:lineRule="auto" w:after="40"/>
+              <w:jc w:val="left"/>
+            </w:pPr>
+            <w:r/>
+            <w:r>
+              <w:rPr>
+                <w:rFonts w:ascii="Times New Roman" w:hAnsi="Times New Roman" w:cs="Times New Roman" w:eastAsia="Times New Roman"/>
+                <w:b w:val="0"/>
+                <w:i w:val="0"/>
+                <w:sz w:val="26"/>
+              </w:rPr>
+              <w:t>Tìm hiểu văn hóa ẩm thực và nghề đầu bếp; lắp mô hình robot nhà bếp khuấy đảo.</w:t>
             </w:r>
           </w:p>
         </w:tc>
@@ -1700,19 +1770,26 @@
       <w:tr>
         <w:tc>
           <w:tcPr>
-            <w:tcW w:type="dxa" w:w="680"/>
-            <w:vAlign w:val="center"/>
-          </w:tcPr>
-          <w:p>
-            <w:pPr>
-              <w:spacing w:before="40" w:after="40" w:line="276" w:lineRule="auto"/>
-              <w:jc w:val="center"/>
-            </w:pPr>
-            <w:r>
-              <w:rPr>
-                <w:rFonts w:ascii="Times New Roman" w:hAnsi="Times New Roman"/>
-                <w:sz w:val="26"/>
-                <w:rFonts w:ascii="Times New Roman" w:hAnsi="Times New Roman" w:cs="Times New Roman"/>
+            <w:tcW w:type="dxa" w:w="1862"/>
+            <w:tcMar>
+              <w:top w:w="80" w:type="dxa"/>
+              <w:bottom w:w="80" w:type="dxa"/>
+              <w:left w:w="120" w:type="dxa"/>
+              <w:right w:w="120" w:type="dxa"/>
+            </w:tcMar>
+          </w:tcPr>
+          <w:p>
+            <w:pPr>
+              <w:spacing w:line="276" w:lineRule="auto" w:after="40"/>
+              <w:jc w:val="center"/>
+            </w:pPr>
+            <w:r/>
+            <w:r>
+              <w:rPr>
+                <w:rFonts w:ascii="Times New Roman" w:hAnsi="Times New Roman" w:cs="Times New Roman" w:eastAsia="Times New Roman"/>
+                <w:b w:val="0"/>
+                <w:i w:val="0"/>
+                <w:sz w:val="26"/>
               </w:rPr>
               <w:t>3</w:t>
             </w:r>
@@ -1720,19 +1797,26 @@
         </w:tc>
         <w:tc>
           <w:tcPr>
-            <w:tcW w:type="dxa" w:w="3118"/>
-            <w:vAlign w:val="center"/>
-          </w:tcPr>
-          <w:p>
-            <w:pPr>
-              <w:spacing w:before="40" w:after="40" w:line="276" w:lineRule="auto"/>
-              <w:jc w:val="both"/>
-            </w:pPr>
-            <w:r>
-              <w:rPr>
-                <w:rFonts w:ascii="Times New Roman" w:hAnsi="Times New Roman"/>
-                <w:sz w:val="26"/>
-                <w:rFonts w:ascii="Times New Roman" w:hAnsi="Times New Roman" w:cs="Times New Roman"/>
+            <w:tcW w:type="dxa" w:w="1862"/>
+            <w:tcMar>
+              <w:top w:w="80" w:type="dxa"/>
+              <w:bottom w:w="80" w:type="dxa"/>
+              <w:left w:w="120" w:type="dxa"/>
+              <w:right w:w="120" w:type="dxa"/>
+            </w:tcMar>
+          </w:tcPr>
+          <w:p>
+            <w:pPr>
+              <w:spacing w:line="276" w:lineRule="auto" w:after="40"/>
+              <w:jc w:val="left"/>
+            </w:pPr>
+            <w:r/>
+            <w:r>
+              <w:rPr>
+                <w:rFonts w:ascii="Times New Roman" w:hAnsi="Times New Roman" w:cs="Times New Roman" w:eastAsia="Times New Roman"/>
+                <w:b w:val="0"/>
+                <w:i w:val="0"/>
+                <w:sz w:val="26"/>
               </w:rPr>
               <w:t>Bài 2. Hàm răng trắng sáng</w:t>
             </w:r>
@@ -1740,19 +1824,26 @@
         </w:tc>
         <w:tc>
           <w:tcPr>
-            <w:tcW w:type="dxa" w:w="850"/>
-            <w:vAlign w:val="center"/>
-          </w:tcPr>
-          <w:p>
-            <w:pPr>
-              <w:spacing w:before="40" w:after="40" w:line="276" w:lineRule="auto"/>
-              <w:jc w:val="center"/>
-            </w:pPr>
-            <w:r>
-              <w:rPr>
-                <w:rFonts w:ascii="Times New Roman" w:hAnsi="Times New Roman"/>
-                <w:sz w:val="26"/>
-                <w:rFonts w:ascii="Times New Roman" w:hAnsi="Times New Roman" w:cs="Times New Roman"/>
+            <w:tcW w:type="dxa" w:w="1862"/>
+            <w:tcMar>
+              <w:top w:w="80" w:type="dxa"/>
+              <w:bottom w:w="80" w:type="dxa"/>
+              <w:left w:w="120" w:type="dxa"/>
+              <w:right w:w="120" w:type="dxa"/>
+            </w:tcMar>
+          </w:tcPr>
+          <w:p>
+            <w:pPr>
+              <w:spacing w:line="276" w:lineRule="auto" w:after="40"/>
+              <w:jc w:val="center"/>
+            </w:pPr>
+            <w:r/>
+            <w:r>
+              <w:rPr>
+                <w:rFonts w:ascii="Times New Roman" w:hAnsi="Times New Roman" w:cs="Times New Roman" w:eastAsia="Times New Roman"/>
+                <w:b w:val="0"/>
+                <w:i w:val="0"/>
+                <w:sz w:val="26"/>
               </w:rPr>
               <w:t>1</w:t>
             </w:r>
@@ -1760,19 +1851,26 @@
         </w:tc>
         <w:tc>
           <w:tcPr>
-            <w:tcW w:type="dxa" w:w="1247"/>
-            <w:vAlign w:val="center"/>
-          </w:tcPr>
-          <w:p>
-            <w:pPr>
-              <w:spacing w:before="40" w:after="40" w:line="276" w:lineRule="auto"/>
-              <w:jc w:val="center"/>
-            </w:pPr>
-            <w:r>
-              <w:rPr>
-                <w:rFonts w:ascii="Times New Roman" w:hAnsi="Times New Roman"/>
-                <w:sz w:val="26"/>
-                <w:rFonts w:ascii="Times New Roman" w:hAnsi="Times New Roman" w:cs="Times New Roman"/>
+            <w:tcW w:type="dxa" w:w="1862"/>
+            <w:tcMar>
+              <w:top w:w="80" w:type="dxa"/>
+              <w:bottom w:w="80" w:type="dxa"/>
+              <w:left w:w="120" w:type="dxa"/>
+              <w:right w:w="120" w:type="dxa"/>
+            </w:tcMar>
+          </w:tcPr>
+          <w:p>
+            <w:pPr>
+              <w:spacing w:line="276" w:lineRule="auto" w:after="40"/>
+              <w:jc w:val="center"/>
+            </w:pPr>
+            <w:r/>
+            <w:r>
+              <w:rPr>
+                <w:rFonts w:ascii="Times New Roman" w:hAnsi="Times New Roman" w:cs="Times New Roman" w:eastAsia="Times New Roman"/>
+                <w:b w:val="0"/>
+                <w:i w:val="0"/>
+                <w:sz w:val="26"/>
               </w:rPr>
               <w:t>3</w:t>
             </w:r>
@@ -1780,21 +1878,28 @@
         </w:tc>
         <w:tc>
           <w:tcPr>
-            <w:tcW w:type="dxa" w:w="3402"/>
-            <w:vAlign w:val="center"/>
-          </w:tcPr>
-          <w:p>
-            <w:pPr>
-              <w:spacing w:before="40" w:after="40" w:line="276" w:lineRule="auto"/>
-              <w:jc w:val="both"/>
-            </w:pPr>
-            <w:r>
-              <w:rPr>
-                <w:rFonts w:ascii="Times New Roman" w:hAnsi="Times New Roman"/>
-                <w:sz w:val="26"/>
-                <w:rFonts w:ascii="Times New Roman" w:hAnsi="Times New Roman" w:cs="Times New Roman"/>
-              </w:rPr>
-              <w:t>Tìm hiểu cách chăm sóc răng miệng; lắp robot chải răng.</w:t>
+            <w:tcW w:type="dxa" w:w="1862"/>
+            <w:tcMar>
+              <w:top w:w="80" w:type="dxa"/>
+              <w:bottom w:w="80" w:type="dxa"/>
+              <w:left w:w="120" w:type="dxa"/>
+              <w:right w:w="120" w:type="dxa"/>
+            </w:tcMar>
+          </w:tcPr>
+          <w:p>
+            <w:pPr>
+              <w:spacing w:line="276" w:lineRule="auto" w:after="40"/>
+              <w:jc w:val="left"/>
+            </w:pPr>
+            <w:r/>
+            <w:r>
+              <w:rPr>
+                <w:rFonts w:ascii="Times New Roman" w:hAnsi="Times New Roman" w:cs="Times New Roman" w:eastAsia="Times New Roman"/>
+                <w:b w:val="0"/>
+                <w:i w:val="0"/>
+                <w:sz w:val="26"/>
+              </w:rPr>
+              <w:t>Tìm hiểu cấu tạo hàm răng và vệ sinh răng miệng; lắp mô hình hàm răng cử động.</w:t>
             </w:r>
           </w:p>
         </w:tc>
@@ -1802,19 +1907,26 @@
       <w:tr>
         <w:tc>
           <w:tcPr>
-            <w:tcW w:type="dxa" w:w="680"/>
-            <w:vAlign w:val="center"/>
-          </w:tcPr>
-          <w:p>
-            <w:pPr>
-              <w:spacing w:before="40" w:after="40" w:line="276" w:lineRule="auto"/>
-              <w:jc w:val="center"/>
-            </w:pPr>
-            <w:r>
-              <w:rPr>
-                <w:rFonts w:ascii="Times New Roman" w:hAnsi="Times New Roman"/>
-                <w:sz w:val="26"/>
-                <w:rFonts w:ascii="Times New Roman" w:hAnsi="Times New Roman" w:cs="Times New Roman"/>
+            <w:tcW w:type="dxa" w:w="1862"/>
+            <w:tcMar>
+              <w:top w:w="80" w:type="dxa"/>
+              <w:bottom w:w="80" w:type="dxa"/>
+              <w:left w:w="120" w:type="dxa"/>
+              <w:right w:w="120" w:type="dxa"/>
+            </w:tcMar>
+          </w:tcPr>
+          <w:p>
+            <w:pPr>
+              <w:spacing w:line="276" w:lineRule="auto" w:after="40"/>
+              <w:jc w:val="center"/>
+            </w:pPr>
+            <w:r/>
+            <w:r>
+              <w:rPr>
+                <w:rFonts w:ascii="Times New Roman" w:hAnsi="Times New Roman" w:cs="Times New Roman" w:eastAsia="Times New Roman"/>
+                <w:b w:val="0"/>
+                <w:i w:val="0"/>
+                <w:sz w:val="26"/>
               </w:rPr>
               <w:t>4</w:t>
             </w:r>
@@ -1822,19 +1934,26 @@
         </w:tc>
         <w:tc>
           <w:tcPr>
-            <w:tcW w:type="dxa" w:w="3118"/>
-            <w:vAlign w:val="center"/>
-          </w:tcPr>
-          <w:p>
-            <w:pPr>
-              <w:spacing w:before="40" w:after="40" w:line="276" w:lineRule="auto"/>
-              <w:jc w:val="both"/>
-            </w:pPr>
-            <w:r>
-              <w:rPr>
-                <w:rFonts w:ascii="Times New Roman" w:hAnsi="Times New Roman"/>
-                <w:sz w:val="26"/>
-                <w:rFonts w:ascii="Times New Roman" w:hAnsi="Times New Roman" w:cs="Times New Roman"/>
+            <w:tcW w:type="dxa" w:w="1862"/>
+            <w:tcMar>
+              <w:top w:w="80" w:type="dxa"/>
+              <w:bottom w:w="80" w:type="dxa"/>
+              <w:left w:w="120" w:type="dxa"/>
+              <w:right w:w="120" w:type="dxa"/>
+            </w:tcMar>
+          </w:tcPr>
+          <w:p>
+            <w:pPr>
+              <w:spacing w:line="276" w:lineRule="auto" w:after="40"/>
+              <w:jc w:val="left"/>
+            </w:pPr>
+            <w:r/>
+            <w:r>
+              <w:rPr>
+                <w:rFonts w:ascii="Times New Roman" w:hAnsi="Times New Roman" w:cs="Times New Roman" w:eastAsia="Times New Roman"/>
+                <w:b w:val="0"/>
+                <w:i w:val="0"/>
+                <w:sz w:val="26"/>
               </w:rPr>
               <w:t>Bài 3. Sự phản xạ ánh sáng</w:t>
             </w:r>
@@ -1842,19 +1961,26 @@
         </w:tc>
         <w:tc>
           <w:tcPr>
-            <w:tcW w:type="dxa" w:w="850"/>
-            <w:vAlign w:val="center"/>
-          </w:tcPr>
-          <w:p>
-            <w:pPr>
-              <w:spacing w:before="40" w:after="40" w:line="276" w:lineRule="auto"/>
-              <w:jc w:val="center"/>
-            </w:pPr>
-            <w:r>
-              <w:rPr>
-                <w:rFonts w:ascii="Times New Roman" w:hAnsi="Times New Roman"/>
-                <w:sz w:val="26"/>
-                <w:rFonts w:ascii="Times New Roman" w:hAnsi="Times New Roman" w:cs="Times New Roman"/>
+            <w:tcW w:type="dxa" w:w="1862"/>
+            <w:tcMar>
+              <w:top w:w="80" w:type="dxa"/>
+              <w:bottom w:w="80" w:type="dxa"/>
+              <w:left w:w="120" w:type="dxa"/>
+              <w:right w:w="120" w:type="dxa"/>
+            </w:tcMar>
+          </w:tcPr>
+          <w:p>
+            <w:pPr>
+              <w:spacing w:line="276" w:lineRule="auto" w:after="40"/>
+              <w:jc w:val="center"/>
+            </w:pPr>
+            <w:r/>
+            <w:r>
+              <w:rPr>
+                <w:rFonts w:ascii="Times New Roman" w:hAnsi="Times New Roman" w:cs="Times New Roman" w:eastAsia="Times New Roman"/>
+                <w:b w:val="0"/>
+                <w:i w:val="0"/>
+                <w:sz w:val="26"/>
               </w:rPr>
               <w:t>1</w:t>
             </w:r>
@@ -1862,19 +1988,26 @@
         </w:tc>
         <w:tc>
           <w:tcPr>
-            <w:tcW w:type="dxa" w:w="1247"/>
-            <w:vAlign w:val="center"/>
-          </w:tcPr>
-          <w:p>
-            <w:pPr>
-              <w:spacing w:before="40" w:after="40" w:line="276" w:lineRule="auto"/>
-              <w:jc w:val="center"/>
-            </w:pPr>
-            <w:r>
-              <w:rPr>
-                <w:rFonts w:ascii="Times New Roman" w:hAnsi="Times New Roman"/>
-                <w:sz w:val="26"/>
-                <w:rFonts w:ascii="Times New Roman" w:hAnsi="Times New Roman" w:cs="Times New Roman"/>
+            <w:tcW w:type="dxa" w:w="1862"/>
+            <w:tcMar>
+              <w:top w:w="80" w:type="dxa"/>
+              <w:bottom w:w="80" w:type="dxa"/>
+              <w:left w:w="120" w:type="dxa"/>
+              <w:right w:w="120" w:type="dxa"/>
+            </w:tcMar>
+          </w:tcPr>
+          <w:p>
+            <w:pPr>
+              <w:spacing w:line="276" w:lineRule="auto" w:after="40"/>
+              <w:jc w:val="center"/>
+            </w:pPr>
+            <w:r/>
+            <w:r>
+              <w:rPr>
+                <w:rFonts w:ascii="Times New Roman" w:hAnsi="Times New Roman" w:cs="Times New Roman" w:eastAsia="Times New Roman"/>
+                <w:b w:val="0"/>
+                <w:i w:val="0"/>
+                <w:sz w:val="26"/>
               </w:rPr>
               <w:t>4</w:t>
             </w:r>
@@ -1882,21 +2015,28 @@
         </w:tc>
         <w:tc>
           <w:tcPr>
-            <w:tcW w:type="dxa" w:w="3402"/>
-            <w:vAlign w:val="center"/>
-          </w:tcPr>
-          <w:p>
-            <w:pPr>
-              <w:spacing w:before="40" w:after="40" w:line="276" w:lineRule="auto"/>
-              <w:jc w:val="both"/>
-            </w:pPr>
-            <w:r>
-              <w:rPr>
-                <w:rFonts w:ascii="Times New Roman" w:hAnsi="Times New Roman"/>
-                <w:sz w:val="26"/>
-                <w:rFonts w:ascii="Times New Roman" w:hAnsi="Times New Roman" w:cs="Times New Roman"/>
-              </w:rPr>
-              <w:t>Tìm hiểu hiện tượng phản xạ ánh sáng; lắp mô hình máy ảnh.</w:t>
+            <w:tcW w:type="dxa" w:w="1862"/>
+            <w:tcMar>
+              <w:top w:w="80" w:type="dxa"/>
+              <w:bottom w:w="80" w:type="dxa"/>
+              <w:left w:w="120" w:type="dxa"/>
+              <w:right w:w="120" w:type="dxa"/>
+            </w:tcMar>
+          </w:tcPr>
+          <w:p>
+            <w:pPr>
+              <w:spacing w:line="276" w:lineRule="auto" w:after="40"/>
+              <w:jc w:val="left"/>
+            </w:pPr>
+            <w:r/>
+            <w:r>
+              <w:rPr>
+                <w:rFonts w:ascii="Times New Roman" w:hAnsi="Times New Roman" w:cs="Times New Roman" w:eastAsia="Times New Roman"/>
+                <w:b w:val="0"/>
+                <w:i w:val="0"/>
+                <w:sz w:val="26"/>
+              </w:rPr>
+              <w:t>Tìm hiểu nguyên lý phản xạ ánh sáng; lắp mô hình kính tiềm vọng quang học.</w:t>
             </w:r>
           </w:p>
         </w:tc>
@@ -1904,19 +2044,26 @@
       <w:tr>
         <w:tc>
           <w:tcPr>
-            <w:tcW w:type="dxa" w:w="680"/>
-            <w:vAlign w:val="center"/>
-          </w:tcPr>
-          <w:p>
-            <w:pPr>
-              <w:spacing w:before="40" w:after="40" w:line="276" w:lineRule="auto"/>
-              <w:jc w:val="center"/>
-            </w:pPr>
-            <w:r>
-              <w:rPr>
-                <w:rFonts w:ascii="Times New Roman" w:hAnsi="Times New Roman"/>
-                <w:sz w:val="26"/>
-                <w:rFonts w:ascii="Times New Roman" w:hAnsi="Times New Roman" w:cs="Times New Roman"/>
+            <w:tcW w:type="dxa" w:w="1862"/>
+            <w:tcMar>
+              <w:top w:w="80" w:type="dxa"/>
+              <w:bottom w:w="80" w:type="dxa"/>
+              <w:left w:w="120" w:type="dxa"/>
+              <w:right w:w="120" w:type="dxa"/>
+            </w:tcMar>
+          </w:tcPr>
+          <w:p>
+            <w:pPr>
+              <w:spacing w:line="276" w:lineRule="auto" w:after="40"/>
+              <w:jc w:val="center"/>
+            </w:pPr>
+            <w:r/>
+            <w:r>
+              <w:rPr>
+                <w:rFonts w:ascii="Times New Roman" w:hAnsi="Times New Roman" w:cs="Times New Roman" w:eastAsia="Times New Roman"/>
+                <w:b w:val="0"/>
+                <w:i w:val="0"/>
+                <w:sz w:val="26"/>
               </w:rPr>
               <w:t>5</w:t>
             </w:r>
@@ -1924,19 +2071,26 @@
         </w:tc>
         <w:tc>
           <w:tcPr>
-            <w:tcW w:type="dxa" w:w="3118"/>
-            <w:vAlign w:val="center"/>
-          </w:tcPr>
-          <w:p>
-            <w:pPr>
-              <w:spacing w:before="40" w:after="40" w:line="276" w:lineRule="auto"/>
-              <w:jc w:val="both"/>
-            </w:pPr>
-            <w:r>
-              <w:rPr>
-                <w:rFonts w:ascii="Times New Roman" w:hAnsi="Times New Roman"/>
-                <w:sz w:val="26"/>
-                <w:rFonts w:ascii="Times New Roman" w:hAnsi="Times New Roman" w:cs="Times New Roman"/>
+            <w:tcW w:type="dxa" w:w="1862"/>
+            <w:tcMar>
+              <w:top w:w="80" w:type="dxa"/>
+              <w:bottom w:w="80" w:type="dxa"/>
+              <w:left w:w="120" w:type="dxa"/>
+              <w:right w:w="120" w:type="dxa"/>
+            </w:tcMar>
+          </w:tcPr>
+          <w:p>
+            <w:pPr>
+              <w:spacing w:line="276" w:lineRule="auto" w:after="40"/>
+              <w:jc w:val="left"/>
+            </w:pPr>
+            <w:r/>
+            <w:r>
+              <w:rPr>
+                <w:rFonts w:ascii="Times New Roman" w:hAnsi="Times New Roman" w:cs="Times New Roman" w:eastAsia="Times New Roman"/>
+                <w:b w:val="0"/>
+                <w:i w:val="0"/>
+                <w:sz w:val="26"/>
               </w:rPr>
               <w:t>Bài 4. Đàn gà con</w:t>
             </w:r>
@@ -1944,19 +2098,26 @@
         </w:tc>
         <w:tc>
           <w:tcPr>
-            <w:tcW w:type="dxa" w:w="850"/>
-            <w:vAlign w:val="center"/>
-          </w:tcPr>
-          <w:p>
-            <w:pPr>
-              <w:spacing w:before="40" w:after="40" w:line="276" w:lineRule="auto"/>
-              <w:jc w:val="center"/>
-            </w:pPr>
-            <w:r>
-              <w:rPr>
-                <w:rFonts w:ascii="Times New Roman" w:hAnsi="Times New Roman"/>
-                <w:sz w:val="26"/>
-                <w:rFonts w:ascii="Times New Roman" w:hAnsi="Times New Roman" w:cs="Times New Roman"/>
+            <w:tcW w:type="dxa" w:w="1862"/>
+            <w:tcMar>
+              <w:top w:w="80" w:type="dxa"/>
+              <w:bottom w:w="80" w:type="dxa"/>
+              <w:left w:w="120" w:type="dxa"/>
+              <w:right w:w="120" w:type="dxa"/>
+            </w:tcMar>
+          </w:tcPr>
+          <w:p>
+            <w:pPr>
+              <w:spacing w:line="276" w:lineRule="auto" w:after="40"/>
+              <w:jc w:val="center"/>
+            </w:pPr>
+            <w:r/>
+            <w:r>
+              <w:rPr>
+                <w:rFonts w:ascii="Times New Roman" w:hAnsi="Times New Roman" w:cs="Times New Roman" w:eastAsia="Times New Roman"/>
+                <w:b w:val="0"/>
+                <w:i w:val="0"/>
+                <w:sz w:val="26"/>
               </w:rPr>
               <w:t>1</w:t>
             </w:r>
@@ -1964,19 +2125,26 @@
         </w:tc>
         <w:tc>
           <w:tcPr>
-            <w:tcW w:type="dxa" w:w="1247"/>
-            <w:vAlign w:val="center"/>
-          </w:tcPr>
-          <w:p>
-            <w:pPr>
-              <w:spacing w:before="40" w:after="40" w:line="276" w:lineRule="auto"/>
-              <w:jc w:val="center"/>
-            </w:pPr>
-            <w:r>
-              <w:rPr>
-                <w:rFonts w:ascii="Times New Roman" w:hAnsi="Times New Roman"/>
-                <w:sz w:val="26"/>
-                <w:rFonts w:ascii="Times New Roman" w:hAnsi="Times New Roman" w:cs="Times New Roman"/>
+            <w:tcW w:type="dxa" w:w="1862"/>
+            <w:tcMar>
+              <w:top w:w="80" w:type="dxa"/>
+              <w:bottom w:w="80" w:type="dxa"/>
+              <w:left w:w="120" w:type="dxa"/>
+              <w:right w:w="120" w:type="dxa"/>
+            </w:tcMar>
+          </w:tcPr>
+          <w:p>
+            <w:pPr>
+              <w:spacing w:line="276" w:lineRule="auto" w:after="40"/>
+              <w:jc w:val="center"/>
+            </w:pPr>
+            <w:r/>
+            <w:r>
+              <w:rPr>
+                <w:rFonts w:ascii="Times New Roman" w:hAnsi="Times New Roman" w:cs="Times New Roman" w:eastAsia="Times New Roman"/>
+                <w:b w:val="0"/>
+                <w:i w:val="0"/>
+                <w:sz w:val="26"/>
               </w:rPr>
               <w:t>5</w:t>
             </w:r>
@@ -1984,21 +2152,28 @@
         </w:tc>
         <w:tc>
           <w:tcPr>
-            <w:tcW w:type="dxa" w:w="3402"/>
-            <w:vAlign w:val="center"/>
-          </w:tcPr>
-          <w:p>
-            <w:pPr>
-              <w:spacing w:before="40" w:after="40" w:line="276" w:lineRule="auto"/>
-              <w:jc w:val="both"/>
-            </w:pPr>
-            <w:r>
-              <w:rPr>
-                <w:rFonts w:ascii="Times New Roman" w:hAnsi="Times New Roman"/>
-                <w:sz w:val="26"/>
-                <w:rFonts w:ascii="Times New Roman" w:hAnsi="Times New Roman" w:cs="Times New Roman"/>
-              </w:rPr>
-              <w:t>Tìm hiểu sinh sản đẻ trứng của gà; lắp robot gà mẹ và gà con.</w:t>
+            <w:tcW w:type="dxa" w:w="1862"/>
+            <w:tcMar>
+              <w:top w:w="80" w:type="dxa"/>
+              <w:bottom w:w="80" w:type="dxa"/>
+              <w:left w:w="120" w:type="dxa"/>
+              <w:right w:w="120" w:type="dxa"/>
+            </w:tcMar>
+          </w:tcPr>
+          <w:p>
+            <w:pPr>
+              <w:spacing w:line="276" w:lineRule="auto" w:after="40"/>
+              <w:jc w:val="left"/>
+            </w:pPr>
+            <w:r/>
+            <w:r>
+              <w:rPr>
+                <w:rFonts w:ascii="Times New Roman" w:hAnsi="Times New Roman" w:cs="Times New Roman" w:eastAsia="Times New Roman"/>
+                <w:b w:val="0"/>
+                <w:i w:val="0"/>
+                <w:sz w:val="26"/>
+              </w:rPr>
+              <w:t>Tìm hiểu tập tính đàn gà; lắp mô hình gà mẹ dẫn gà con mổ thóc.</w:t>
             </w:r>
           </w:p>
         </w:tc>
@@ -2006,19 +2181,26 @@
       <w:tr>
         <w:tc>
           <w:tcPr>
-            <w:tcW w:type="dxa" w:w="680"/>
-            <w:vAlign w:val="center"/>
-          </w:tcPr>
-          <w:p>
-            <w:pPr>
-              <w:spacing w:before="40" w:after="40" w:line="276" w:lineRule="auto"/>
-              <w:jc w:val="center"/>
-            </w:pPr>
-            <w:r>
-              <w:rPr>
-                <w:rFonts w:ascii="Times New Roman" w:hAnsi="Times New Roman"/>
-                <w:sz w:val="26"/>
-                <w:rFonts w:ascii="Times New Roman" w:hAnsi="Times New Roman" w:cs="Times New Roman"/>
+            <w:tcW w:type="dxa" w:w="1862"/>
+            <w:tcMar>
+              <w:top w:w="80" w:type="dxa"/>
+              <w:bottom w:w="80" w:type="dxa"/>
+              <w:left w:w="120" w:type="dxa"/>
+              <w:right w:w="120" w:type="dxa"/>
+            </w:tcMar>
+          </w:tcPr>
+          <w:p>
+            <w:pPr>
+              <w:spacing w:line="276" w:lineRule="auto" w:after="40"/>
+              <w:jc w:val="center"/>
+            </w:pPr>
+            <w:r/>
+            <w:r>
+              <w:rPr>
+                <w:rFonts w:ascii="Times New Roman" w:hAnsi="Times New Roman" w:cs="Times New Roman" w:eastAsia="Times New Roman"/>
+                <w:b w:val="0"/>
+                <w:i w:val="0"/>
+                <w:sz w:val="26"/>
               </w:rPr>
               <w:t>6</w:t>
             </w:r>
@@ -2026,19 +2208,26 @@
         </w:tc>
         <w:tc>
           <w:tcPr>
-            <w:tcW w:type="dxa" w:w="3118"/>
-            <w:vAlign w:val="center"/>
-          </w:tcPr>
-          <w:p>
-            <w:pPr>
-              <w:spacing w:before="40" w:after="40" w:line="276" w:lineRule="auto"/>
-              <w:jc w:val="both"/>
-            </w:pPr>
-            <w:r>
-              <w:rPr>
-                <w:rFonts w:ascii="Times New Roman" w:hAnsi="Times New Roman"/>
-                <w:sz w:val="26"/>
-                <w:rFonts w:ascii="Times New Roman" w:hAnsi="Times New Roman" w:cs="Times New Roman"/>
+            <w:tcW w:type="dxa" w:w="1862"/>
+            <w:tcMar>
+              <w:top w:w="80" w:type="dxa"/>
+              <w:bottom w:w="80" w:type="dxa"/>
+              <w:left w:w="120" w:type="dxa"/>
+              <w:right w:w="120" w:type="dxa"/>
+            </w:tcMar>
+          </w:tcPr>
+          <w:p>
+            <w:pPr>
+              <w:spacing w:line="276" w:lineRule="auto" w:after="40"/>
+              <w:jc w:val="left"/>
+            </w:pPr>
+            <w:r/>
+            <w:r>
+              <w:rPr>
+                <w:rFonts w:ascii="Times New Roman" w:hAnsi="Times New Roman" w:cs="Times New Roman" w:eastAsia="Times New Roman"/>
+                <w:b w:val="0"/>
+                <w:i w:val="0"/>
+                <w:sz w:val="26"/>
               </w:rPr>
               <w:t>Bài 5. Những bạn nhỏ lễ phép</w:t>
             </w:r>
@@ -2046,19 +2235,26 @@
         </w:tc>
         <w:tc>
           <w:tcPr>
-            <w:tcW w:type="dxa" w:w="850"/>
-            <w:vAlign w:val="center"/>
-          </w:tcPr>
-          <w:p>
-            <w:pPr>
-              <w:spacing w:before="40" w:after="40" w:line="276" w:lineRule="auto"/>
-              <w:jc w:val="center"/>
-            </w:pPr>
-            <w:r>
-              <w:rPr>
-                <w:rFonts w:ascii="Times New Roman" w:hAnsi="Times New Roman"/>
-                <w:sz w:val="26"/>
-                <w:rFonts w:ascii="Times New Roman" w:hAnsi="Times New Roman" w:cs="Times New Roman"/>
+            <w:tcW w:type="dxa" w:w="1862"/>
+            <w:tcMar>
+              <w:top w:w="80" w:type="dxa"/>
+              <w:bottom w:w="80" w:type="dxa"/>
+              <w:left w:w="120" w:type="dxa"/>
+              <w:right w:w="120" w:type="dxa"/>
+            </w:tcMar>
+          </w:tcPr>
+          <w:p>
+            <w:pPr>
+              <w:spacing w:line="276" w:lineRule="auto" w:after="40"/>
+              <w:jc w:val="center"/>
+            </w:pPr>
+            <w:r/>
+            <w:r>
+              <w:rPr>
+                <w:rFonts w:ascii="Times New Roman" w:hAnsi="Times New Roman" w:cs="Times New Roman" w:eastAsia="Times New Roman"/>
+                <w:b w:val="0"/>
+                <w:i w:val="0"/>
+                <w:sz w:val="26"/>
               </w:rPr>
               <w:t>1</w:t>
             </w:r>
@@ -2066,19 +2262,26 @@
         </w:tc>
         <w:tc>
           <w:tcPr>
-            <w:tcW w:type="dxa" w:w="1247"/>
-            <w:vAlign w:val="center"/>
-          </w:tcPr>
-          <w:p>
-            <w:pPr>
-              <w:spacing w:before="40" w:after="40" w:line="276" w:lineRule="auto"/>
-              <w:jc w:val="center"/>
-            </w:pPr>
-            <w:r>
-              <w:rPr>
-                <w:rFonts w:ascii="Times New Roman" w:hAnsi="Times New Roman"/>
-                <w:sz w:val="26"/>
-                <w:rFonts w:ascii="Times New Roman" w:hAnsi="Times New Roman" w:cs="Times New Roman"/>
+            <w:tcW w:type="dxa" w:w="1862"/>
+            <w:tcMar>
+              <w:top w:w="80" w:type="dxa"/>
+              <w:bottom w:w="80" w:type="dxa"/>
+              <w:left w:w="120" w:type="dxa"/>
+              <w:right w:w="120" w:type="dxa"/>
+            </w:tcMar>
+          </w:tcPr>
+          <w:p>
+            <w:pPr>
+              <w:spacing w:line="276" w:lineRule="auto" w:after="40"/>
+              <w:jc w:val="center"/>
+            </w:pPr>
+            <w:r/>
+            <w:r>
+              <w:rPr>
+                <w:rFonts w:ascii="Times New Roman" w:hAnsi="Times New Roman" w:cs="Times New Roman" w:eastAsia="Times New Roman"/>
+                <w:b w:val="0"/>
+                <w:i w:val="0"/>
+                <w:sz w:val="26"/>
               </w:rPr>
               <w:t>6</w:t>
             </w:r>
@@ -2086,21 +2289,28 @@
         </w:tc>
         <w:tc>
           <w:tcPr>
-            <w:tcW w:type="dxa" w:w="3402"/>
-            <w:vAlign w:val="center"/>
-          </w:tcPr>
-          <w:p>
-            <w:pPr>
-              <w:spacing w:before="40" w:after="40" w:line="276" w:lineRule="auto"/>
-              <w:jc w:val="both"/>
-            </w:pPr>
-            <w:r>
-              <w:rPr>
-                <w:rFonts w:ascii="Times New Roman" w:hAnsi="Times New Roman"/>
-                <w:sz w:val="26"/>
-                <w:rFonts w:ascii="Times New Roman" w:hAnsi="Times New Roman" w:cs="Times New Roman"/>
-              </w:rPr>
-              <w:t>Tìm hiểu văn hóa chào hỏi các nước; lắp robot cúi chào lễ phép.</w:t>
+            <w:tcW w:type="dxa" w:w="1862"/>
+            <w:tcMar>
+              <w:top w:w="80" w:type="dxa"/>
+              <w:bottom w:w="80" w:type="dxa"/>
+              <w:left w:w="120" w:type="dxa"/>
+              <w:right w:w="120" w:type="dxa"/>
+            </w:tcMar>
+          </w:tcPr>
+          <w:p>
+            <w:pPr>
+              <w:spacing w:line="276" w:lineRule="auto" w:after="40"/>
+              <w:jc w:val="left"/>
+            </w:pPr>
+            <w:r/>
+            <w:r>
+              <w:rPr>
+                <w:rFonts w:ascii="Times New Roman" w:hAnsi="Times New Roman" w:cs="Times New Roman" w:eastAsia="Times New Roman"/>
+                <w:b w:val="0"/>
+                <w:i w:val="0"/>
+                <w:sz w:val="26"/>
+              </w:rPr>
+              <w:t>Tìm hiểu hành vi giao tiếp lịch sự; lắp robot cúi chào lễ phép.</w:t>
             </w:r>
           </w:p>
         </w:tc>
@@ -2108,19 +2318,26 @@
       <w:tr>
         <w:tc>
           <w:tcPr>
-            <w:tcW w:type="dxa" w:w="680"/>
-            <w:vAlign w:val="center"/>
-          </w:tcPr>
-          <w:p>
-            <w:pPr>
-              <w:spacing w:before="40" w:after="40" w:line="276" w:lineRule="auto"/>
-              <w:jc w:val="center"/>
-            </w:pPr>
-            <w:r>
-              <w:rPr>
-                <w:rFonts w:ascii="Times New Roman" w:hAnsi="Times New Roman"/>
-                <w:sz w:val="26"/>
-                <w:rFonts w:ascii="Times New Roman" w:hAnsi="Times New Roman" w:cs="Times New Roman"/>
+            <w:tcW w:type="dxa" w:w="1862"/>
+            <w:tcMar>
+              <w:top w:w="80" w:type="dxa"/>
+              <w:bottom w:w="80" w:type="dxa"/>
+              <w:left w:w="120" w:type="dxa"/>
+              <w:right w:w="120" w:type="dxa"/>
+            </w:tcMar>
+          </w:tcPr>
+          <w:p>
+            <w:pPr>
+              <w:spacing w:line="276" w:lineRule="auto" w:after="40"/>
+              <w:jc w:val="center"/>
+            </w:pPr>
+            <w:r/>
+            <w:r>
+              <w:rPr>
+                <w:rFonts w:ascii="Times New Roman" w:hAnsi="Times New Roman" w:cs="Times New Roman" w:eastAsia="Times New Roman"/>
+                <w:b w:val="0"/>
+                <w:i w:val="0"/>
+                <w:sz w:val="26"/>
               </w:rPr>
               <w:t>7</w:t>
             </w:r>
@@ -2128,19 +2345,26 @@
         </w:tc>
         <w:tc>
           <w:tcPr>
-            <w:tcW w:type="dxa" w:w="3118"/>
-            <w:vAlign w:val="center"/>
-          </w:tcPr>
-          <w:p>
-            <w:pPr>
-              <w:spacing w:before="40" w:after="40" w:line="276" w:lineRule="auto"/>
-              <w:jc w:val="both"/>
-            </w:pPr>
-            <w:r>
-              <w:rPr>
-                <w:rFonts w:ascii="Times New Roman" w:hAnsi="Times New Roman"/>
-                <w:sz w:val="26"/>
-                <w:rFonts w:ascii="Times New Roman" w:hAnsi="Times New Roman" w:cs="Times New Roman"/>
+            <w:tcW w:type="dxa" w:w="1862"/>
+            <w:tcMar>
+              <w:top w:w="80" w:type="dxa"/>
+              <w:bottom w:w="80" w:type="dxa"/>
+              <w:left w:w="120" w:type="dxa"/>
+              <w:right w:w="120" w:type="dxa"/>
+            </w:tcMar>
+          </w:tcPr>
+          <w:p>
+            <w:pPr>
+              <w:spacing w:line="276" w:lineRule="auto" w:after="40"/>
+              <w:jc w:val="left"/>
+            </w:pPr>
+            <w:r/>
+            <w:r>
+              <w:rPr>
+                <w:rFonts w:ascii="Times New Roman" w:hAnsi="Times New Roman" w:cs="Times New Roman" w:eastAsia="Times New Roman"/>
+                <w:b w:val="0"/>
+                <w:i w:val="0"/>
+                <w:sz w:val="26"/>
               </w:rPr>
               <w:t>Bài 6. Động vật thân mềm</w:t>
             </w:r>
@@ -2148,19 +2372,26 @@
         </w:tc>
         <w:tc>
           <w:tcPr>
-            <w:tcW w:type="dxa" w:w="850"/>
-            <w:vAlign w:val="center"/>
-          </w:tcPr>
-          <w:p>
-            <w:pPr>
-              <w:spacing w:before="40" w:after="40" w:line="276" w:lineRule="auto"/>
-              <w:jc w:val="center"/>
-            </w:pPr>
-            <w:r>
-              <w:rPr>
-                <w:rFonts w:ascii="Times New Roman" w:hAnsi="Times New Roman"/>
-                <w:sz w:val="26"/>
-                <w:rFonts w:ascii="Times New Roman" w:hAnsi="Times New Roman" w:cs="Times New Roman"/>
+            <w:tcW w:type="dxa" w:w="1862"/>
+            <w:tcMar>
+              <w:top w:w="80" w:type="dxa"/>
+              <w:bottom w:w="80" w:type="dxa"/>
+              <w:left w:w="120" w:type="dxa"/>
+              <w:right w:w="120" w:type="dxa"/>
+            </w:tcMar>
+          </w:tcPr>
+          <w:p>
+            <w:pPr>
+              <w:spacing w:line="276" w:lineRule="auto" w:after="40"/>
+              <w:jc w:val="center"/>
+            </w:pPr>
+            <w:r/>
+            <w:r>
+              <w:rPr>
+                <w:rFonts w:ascii="Times New Roman" w:hAnsi="Times New Roman" w:cs="Times New Roman" w:eastAsia="Times New Roman"/>
+                <w:b w:val="0"/>
+                <w:i w:val="0"/>
+                <w:sz w:val="26"/>
               </w:rPr>
               <w:t>1</w:t>
             </w:r>
@@ -2168,19 +2399,26 @@
         </w:tc>
         <w:tc>
           <w:tcPr>
-            <w:tcW w:type="dxa" w:w="1247"/>
-            <w:vAlign w:val="center"/>
-          </w:tcPr>
-          <w:p>
-            <w:pPr>
-              <w:spacing w:before="40" w:after="40" w:line="276" w:lineRule="auto"/>
-              <w:jc w:val="center"/>
-            </w:pPr>
-            <w:r>
-              <w:rPr>
-                <w:rFonts w:ascii="Times New Roman" w:hAnsi="Times New Roman"/>
-                <w:sz w:val="26"/>
-                <w:rFonts w:ascii="Times New Roman" w:hAnsi="Times New Roman" w:cs="Times New Roman"/>
+            <w:tcW w:type="dxa" w:w="1862"/>
+            <w:tcMar>
+              <w:top w:w="80" w:type="dxa"/>
+              <w:bottom w:w="80" w:type="dxa"/>
+              <w:left w:w="120" w:type="dxa"/>
+              <w:right w:w="120" w:type="dxa"/>
+            </w:tcMar>
+          </w:tcPr>
+          <w:p>
+            <w:pPr>
+              <w:spacing w:line="276" w:lineRule="auto" w:after="40"/>
+              <w:jc w:val="center"/>
+            </w:pPr>
+            <w:r/>
+            <w:r>
+              <w:rPr>
+                <w:rFonts w:ascii="Times New Roman" w:hAnsi="Times New Roman" w:cs="Times New Roman" w:eastAsia="Times New Roman"/>
+                <w:b w:val="0"/>
+                <w:i w:val="0"/>
+                <w:sz w:val="26"/>
               </w:rPr>
               <w:t>7</w:t>
             </w:r>
@@ -2188,21 +2426,28 @@
         </w:tc>
         <w:tc>
           <w:tcPr>
-            <w:tcW w:type="dxa" w:w="3402"/>
-            <w:vAlign w:val="center"/>
-          </w:tcPr>
-          <w:p>
-            <w:pPr>
-              <w:spacing w:before="40" w:after="40" w:line="276" w:lineRule="auto"/>
-              <w:jc w:val="both"/>
-            </w:pPr>
-            <w:r>
-              <w:rPr>
-                <w:rFonts w:ascii="Times New Roman" w:hAnsi="Times New Roman"/>
-                <w:sz w:val="26"/>
-                <w:rFonts w:ascii="Times New Roman" w:hAnsi="Times New Roman" w:cs="Times New Roman"/>
-              </w:rPr>
-              <w:t>Tìm hiểu chuyển động động vật thân mềm; lắp robot ốc/mực.</w:t>
+            <w:tcW w:type="dxa" w:w="1862"/>
+            <w:tcMar>
+              <w:top w:w="80" w:type="dxa"/>
+              <w:bottom w:w="80" w:type="dxa"/>
+              <w:left w:w="120" w:type="dxa"/>
+              <w:right w:w="120" w:type="dxa"/>
+            </w:tcMar>
+          </w:tcPr>
+          <w:p>
+            <w:pPr>
+              <w:spacing w:line="276" w:lineRule="auto" w:after="40"/>
+              <w:jc w:val="left"/>
+            </w:pPr>
+            <w:r/>
+            <w:r>
+              <w:rPr>
+                <w:rFonts w:ascii="Times New Roman" w:hAnsi="Times New Roman" w:cs="Times New Roman" w:eastAsia="Times New Roman"/>
+                <w:b w:val="0"/>
+                <w:i w:val="0"/>
+                <w:sz w:val="26"/>
+              </w:rPr>
+              <w:t>Tìm hiểu cấu tạo động vật thân mềm; lắp mô hình bạch tuộc bơi lội.</w:t>
             </w:r>
           </w:p>
         </w:tc>
@@ -2210,19 +2455,26 @@
       <w:tr>
         <w:tc>
           <w:tcPr>
-            <w:tcW w:type="dxa" w:w="680"/>
-            <w:vAlign w:val="center"/>
-          </w:tcPr>
-          <w:p>
-            <w:pPr>
-              <w:spacing w:before="40" w:after="40" w:line="276" w:lineRule="auto"/>
-              <w:jc w:val="center"/>
-            </w:pPr>
-            <w:r>
-              <w:rPr>
-                <w:rFonts w:ascii="Times New Roman" w:hAnsi="Times New Roman"/>
-                <w:sz w:val="26"/>
-                <w:rFonts w:ascii="Times New Roman" w:hAnsi="Times New Roman" w:cs="Times New Roman"/>
+            <w:tcW w:type="dxa" w:w="1862"/>
+            <w:tcMar>
+              <w:top w:w="80" w:type="dxa"/>
+              <w:bottom w:w="80" w:type="dxa"/>
+              <w:left w:w="120" w:type="dxa"/>
+              <w:right w:w="120" w:type="dxa"/>
+            </w:tcMar>
+          </w:tcPr>
+          <w:p>
+            <w:pPr>
+              <w:spacing w:line="276" w:lineRule="auto" w:after="40"/>
+              <w:jc w:val="center"/>
+            </w:pPr>
+            <w:r/>
+            <w:r>
+              <w:rPr>
+                <w:rFonts w:ascii="Times New Roman" w:hAnsi="Times New Roman" w:cs="Times New Roman" w:eastAsia="Times New Roman"/>
+                <w:b w:val="0"/>
+                <w:i w:val="0"/>
+                <w:sz w:val="26"/>
               </w:rPr>
               <w:t>8</w:t>
             </w:r>
@@ -2230,19 +2482,26 @@
         </w:tc>
         <w:tc>
           <w:tcPr>
-            <w:tcW w:type="dxa" w:w="3118"/>
-            <w:vAlign w:val="center"/>
-          </w:tcPr>
-          <w:p>
-            <w:pPr>
-              <w:spacing w:before="40" w:after="40" w:line="276" w:lineRule="auto"/>
-              <w:jc w:val="both"/>
-            </w:pPr>
-            <w:r>
-              <w:rPr>
-                <w:rFonts w:ascii="Times New Roman" w:hAnsi="Times New Roman"/>
-                <w:sz w:val="26"/>
-                <w:rFonts w:ascii="Times New Roman" w:hAnsi="Times New Roman" w:cs="Times New Roman"/>
+            <w:tcW w:type="dxa" w:w="1862"/>
+            <w:tcMar>
+              <w:top w:w="80" w:type="dxa"/>
+              <w:bottom w:w="80" w:type="dxa"/>
+              <w:left w:w="120" w:type="dxa"/>
+              <w:right w:w="120" w:type="dxa"/>
+            </w:tcMar>
+          </w:tcPr>
+          <w:p>
+            <w:pPr>
+              <w:spacing w:line="276" w:lineRule="auto" w:after="40"/>
+              <w:jc w:val="left"/>
+            </w:pPr>
+            <w:r/>
+            <w:r>
+              <w:rPr>
+                <w:rFonts w:ascii="Times New Roman" w:hAnsi="Times New Roman" w:cs="Times New Roman" w:eastAsia="Times New Roman"/>
+                <w:b w:val="0"/>
+                <w:i w:val="0"/>
+                <w:sz w:val="26"/>
               </w:rPr>
               <w:t>Bài 7. Khu phố của chúng ta</w:t>
             </w:r>
@@ -2250,19 +2509,26 @@
         </w:tc>
         <w:tc>
           <w:tcPr>
-            <w:tcW w:type="dxa" w:w="850"/>
-            <w:vAlign w:val="center"/>
-          </w:tcPr>
-          <w:p>
-            <w:pPr>
-              <w:spacing w:before="40" w:after="40" w:line="276" w:lineRule="auto"/>
-              <w:jc w:val="center"/>
-            </w:pPr>
-            <w:r>
-              <w:rPr>
-                <w:rFonts w:ascii="Times New Roman" w:hAnsi="Times New Roman"/>
-                <w:sz w:val="26"/>
-                <w:rFonts w:ascii="Times New Roman" w:hAnsi="Times New Roman" w:cs="Times New Roman"/>
+            <w:tcW w:type="dxa" w:w="1862"/>
+            <w:tcMar>
+              <w:top w:w="80" w:type="dxa"/>
+              <w:bottom w:w="80" w:type="dxa"/>
+              <w:left w:w="120" w:type="dxa"/>
+              <w:right w:w="120" w:type="dxa"/>
+            </w:tcMar>
+          </w:tcPr>
+          <w:p>
+            <w:pPr>
+              <w:spacing w:line="276" w:lineRule="auto" w:after="40"/>
+              <w:jc w:val="center"/>
+            </w:pPr>
+            <w:r/>
+            <w:r>
+              <w:rPr>
+                <w:rFonts w:ascii="Times New Roman" w:hAnsi="Times New Roman" w:cs="Times New Roman" w:eastAsia="Times New Roman"/>
+                <w:b w:val="0"/>
+                <w:i w:val="0"/>
+                <w:sz w:val="26"/>
               </w:rPr>
               <w:t>1</w:t>
             </w:r>
@@ -2270,19 +2536,26 @@
         </w:tc>
         <w:tc>
           <w:tcPr>
-            <w:tcW w:type="dxa" w:w="1247"/>
-            <w:vAlign w:val="center"/>
-          </w:tcPr>
-          <w:p>
-            <w:pPr>
-              <w:spacing w:before="40" w:after="40" w:line="276" w:lineRule="auto"/>
-              <w:jc w:val="center"/>
-            </w:pPr>
-            <w:r>
-              <w:rPr>
-                <w:rFonts w:ascii="Times New Roman" w:hAnsi="Times New Roman"/>
-                <w:sz w:val="26"/>
-                <w:rFonts w:ascii="Times New Roman" w:hAnsi="Times New Roman" w:cs="Times New Roman"/>
+            <w:tcW w:type="dxa" w:w="1862"/>
+            <w:tcMar>
+              <w:top w:w="80" w:type="dxa"/>
+              <w:bottom w:w="80" w:type="dxa"/>
+              <w:left w:w="120" w:type="dxa"/>
+              <w:right w:w="120" w:type="dxa"/>
+            </w:tcMar>
+          </w:tcPr>
+          <w:p>
+            <w:pPr>
+              <w:spacing w:line="276" w:lineRule="auto" w:after="40"/>
+              <w:jc w:val="center"/>
+            </w:pPr>
+            <w:r/>
+            <w:r>
+              <w:rPr>
+                <w:rFonts w:ascii="Times New Roman" w:hAnsi="Times New Roman" w:cs="Times New Roman" w:eastAsia="Times New Roman"/>
+                <w:b w:val="0"/>
+                <w:i w:val="0"/>
+                <w:sz w:val="26"/>
               </w:rPr>
               <w:t>8</w:t>
             </w:r>
@@ -2290,21 +2563,28 @@
         </w:tc>
         <w:tc>
           <w:tcPr>
-            <w:tcW w:type="dxa" w:w="3402"/>
-            <w:vAlign w:val="center"/>
-          </w:tcPr>
-          <w:p>
-            <w:pPr>
-              <w:spacing w:before="40" w:after="40" w:line="276" w:lineRule="auto"/>
-              <w:jc w:val="both"/>
-            </w:pPr>
-            <w:r>
-              <w:rPr>
-                <w:rFonts w:ascii="Times New Roman" w:hAnsi="Times New Roman"/>
-                <w:sz w:val="26"/>
-                <w:rFonts w:ascii="Times New Roman" w:hAnsi="Times New Roman" w:cs="Times New Roman"/>
-              </w:rPr>
-              <w:t>Tìm hiểu cảnh quan đô thị và bảo vệ môi trường; lắp robot dọn dẹp.</w:t>
+            <w:tcW w:type="dxa" w:w="1862"/>
+            <w:tcMar>
+              <w:top w:w="80" w:type="dxa"/>
+              <w:bottom w:w="80" w:type="dxa"/>
+              <w:left w:w="120" w:type="dxa"/>
+              <w:right w:w="120" w:type="dxa"/>
+            </w:tcMar>
+          </w:tcPr>
+          <w:p>
+            <w:pPr>
+              <w:spacing w:line="276" w:lineRule="auto" w:after="40"/>
+              <w:jc w:val="left"/>
+            </w:pPr>
+            <w:r/>
+            <w:r>
+              <w:rPr>
+                <w:rFonts w:ascii="Times New Roman" w:hAnsi="Times New Roman" w:cs="Times New Roman" w:eastAsia="Times New Roman"/>
+                <w:b w:val="0"/>
+                <w:i w:val="0"/>
+                <w:sz w:val="26"/>
+              </w:rPr>
+              <w:t>Tìm hiểu quy hoạch khu dân cư; lắp mô hình xe vệ sinh môi trường đường phố.</w:t>
             </w:r>
           </w:p>
         </w:tc>
@@ -2312,19 +2592,26 @@
       <w:tr>
         <w:tc>
           <w:tcPr>
-            <w:tcW w:type="dxa" w:w="680"/>
-            <w:vAlign w:val="center"/>
-          </w:tcPr>
-          <w:p>
-            <w:pPr>
-              <w:spacing w:before="40" w:after="40" w:line="276" w:lineRule="auto"/>
-              <w:jc w:val="center"/>
-            </w:pPr>
-            <w:r>
-              <w:rPr>
-                <w:rFonts w:ascii="Times New Roman" w:hAnsi="Times New Roman"/>
-                <w:sz w:val="26"/>
-                <w:rFonts w:ascii="Times New Roman" w:hAnsi="Times New Roman" w:cs="Times New Roman"/>
+            <w:tcW w:type="dxa" w:w="1862"/>
+            <w:tcMar>
+              <w:top w:w="80" w:type="dxa"/>
+              <w:bottom w:w="80" w:type="dxa"/>
+              <w:left w:w="120" w:type="dxa"/>
+              <w:right w:w="120" w:type="dxa"/>
+            </w:tcMar>
+          </w:tcPr>
+          <w:p>
+            <w:pPr>
+              <w:spacing w:line="276" w:lineRule="auto" w:after="40"/>
+              <w:jc w:val="center"/>
+            </w:pPr>
+            <w:r/>
+            <w:r>
+              <w:rPr>
+                <w:rFonts w:ascii="Times New Roman" w:hAnsi="Times New Roman" w:cs="Times New Roman" w:eastAsia="Times New Roman"/>
+                <w:b w:val="0"/>
+                <w:i w:val="0"/>
+                <w:sz w:val="26"/>
               </w:rPr>
               <w:t>9</w:t>
             </w:r>
@@ -2332,39 +2619,53 @@
         </w:tc>
         <w:tc>
           <w:tcPr>
-            <w:tcW w:type="dxa" w:w="3118"/>
-            <w:vAlign w:val="center"/>
-          </w:tcPr>
-          <w:p>
-            <w:pPr>
-              <w:spacing w:before="40" w:after="40" w:line="276" w:lineRule="auto"/>
-              <w:jc w:val="both"/>
-            </w:pPr>
-            <w:r>
-              <w:rPr>
-                <w:rFonts w:ascii="Times New Roman" w:hAnsi="Times New Roman"/>
-                <w:sz w:val="26"/>
-                <w:rFonts w:ascii="Times New Roman" w:hAnsi="Times New Roman" w:cs="Times New Roman"/>
-              </w:rPr>
-              <w:t>Bài 8. Rèn luyện sức khỏe</w:t>
-            </w:r>
-          </w:p>
-        </w:tc>
-        <w:tc>
-          <w:tcPr>
-            <w:tcW w:type="dxa" w:w="850"/>
-            <w:vAlign w:val="center"/>
-          </w:tcPr>
-          <w:p>
-            <w:pPr>
-              <w:spacing w:before="40" w:after="40" w:line="276" w:lineRule="auto"/>
-              <w:jc w:val="center"/>
-            </w:pPr>
-            <w:r>
-              <w:rPr>
-                <w:rFonts w:ascii="Times New Roman" w:hAnsi="Times New Roman"/>
-                <w:sz w:val="26"/>
-                <w:rFonts w:ascii="Times New Roman" w:hAnsi="Times New Roman" w:cs="Times New Roman"/>
+            <w:tcW w:type="dxa" w:w="1862"/>
+            <w:tcMar>
+              <w:top w:w="80" w:type="dxa"/>
+              <w:bottom w:w="80" w:type="dxa"/>
+              <w:left w:w="120" w:type="dxa"/>
+              <w:right w:w="120" w:type="dxa"/>
+            </w:tcMar>
+          </w:tcPr>
+          <w:p>
+            <w:pPr>
+              <w:spacing w:line="276" w:lineRule="auto" w:after="40"/>
+              <w:jc w:val="left"/>
+            </w:pPr>
+            <w:r/>
+            <w:r>
+              <w:rPr>
+                <w:rFonts w:ascii="Times New Roman" w:hAnsi="Times New Roman" w:cs="Times New Roman" w:eastAsia="Times New Roman"/>
+                <w:b/>
+                <w:i w:val="0"/>
+                <w:sz w:val="26"/>
+              </w:rPr>
+              <w:t>Ôn tập Đánh giá định kỳ 1</w:t>
+            </w:r>
+          </w:p>
+        </w:tc>
+        <w:tc>
+          <w:tcPr>
+            <w:tcW w:type="dxa" w:w="1862"/>
+            <w:tcMar>
+              <w:top w:w="80" w:type="dxa"/>
+              <w:bottom w:w="80" w:type="dxa"/>
+              <w:left w:w="120" w:type="dxa"/>
+              <w:right w:w="120" w:type="dxa"/>
+            </w:tcMar>
+          </w:tcPr>
+          <w:p>
+            <w:pPr>
+              <w:spacing w:line="276" w:lineRule="auto" w:after="40"/>
+              <w:jc w:val="center"/>
+            </w:pPr>
+            <w:r/>
+            <w:r>
+              <w:rPr>
+                <w:rFonts w:ascii="Times New Roman" w:hAnsi="Times New Roman" w:cs="Times New Roman" w:eastAsia="Times New Roman"/>
+                <w:b w:val="0"/>
+                <w:i w:val="0"/>
+                <w:sz w:val="26"/>
               </w:rPr>
               <w:t>1</w:t>
             </w:r>
@@ -2372,19 +2673,26 @@
         </w:tc>
         <w:tc>
           <w:tcPr>
-            <w:tcW w:type="dxa" w:w="1247"/>
-            <w:vAlign w:val="center"/>
-          </w:tcPr>
-          <w:p>
-            <w:pPr>
-              <w:spacing w:before="40" w:after="40" w:line="276" w:lineRule="auto"/>
-              <w:jc w:val="center"/>
-            </w:pPr>
-            <w:r>
-              <w:rPr>
-                <w:rFonts w:ascii="Times New Roman" w:hAnsi="Times New Roman"/>
-                <w:sz w:val="26"/>
-                <w:rFonts w:ascii="Times New Roman" w:hAnsi="Times New Roman" w:cs="Times New Roman"/>
+            <w:tcW w:type="dxa" w:w="1862"/>
+            <w:tcMar>
+              <w:top w:w="80" w:type="dxa"/>
+              <w:bottom w:w="80" w:type="dxa"/>
+              <w:left w:w="120" w:type="dxa"/>
+              <w:right w:w="120" w:type="dxa"/>
+            </w:tcMar>
+          </w:tcPr>
+          <w:p>
+            <w:pPr>
+              <w:spacing w:line="276" w:lineRule="auto" w:after="40"/>
+              <w:jc w:val="center"/>
+            </w:pPr>
+            <w:r/>
+            <w:r>
+              <w:rPr>
+                <w:rFonts w:ascii="Times New Roman" w:hAnsi="Times New Roman" w:cs="Times New Roman" w:eastAsia="Times New Roman"/>
+                <w:b w:val="0"/>
+                <w:i w:val="0"/>
+                <w:sz w:val="26"/>
               </w:rPr>
               <w:t>9</w:t>
             </w:r>
@@ -2392,21 +2700,28 @@
         </w:tc>
         <w:tc>
           <w:tcPr>
-            <w:tcW w:type="dxa" w:w="3402"/>
-            <w:vAlign w:val="center"/>
-          </w:tcPr>
-          <w:p>
-            <w:pPr>
-              <w:spacing w:before="40" w:after="40" w:line="276" w:lineRule="auto"/>
-              <w:jc w:val="both"/>
-            </w:pPr>
-            <w:r>
-              <w:rPr>
-                <w:rFonts w:ascii="Times New Roman" w:hAnsi="Times New Roman"/>
-                <w:sz w:val="26"/>
-                <w:rFonts w:ascii="Times New Roman" w:hAnsi="Times New Roman" w:cs="Times New Roman"/>
-              </w:rPr>
-              <w:t>Tìm hiểu môn thể thao Kendo; lắp robot võ sĩ Kendo.</w:t>
+            <w:tcW w:type="dxa" w:w="1862"/>
+            <w:tcMar>
+              <w:top w:w="80" w:type="dxa"/>
+              <w:bottom w:w="80" w:type="dxa"/>
+              <w:left w:w="120" w:type="dxa"/>
+              <w:right w:w="120" w:type="dxa"/>
+            </w:tcMar>
+          </w:tcPr>
+          <w:p>
+            <w:pPr>
+              <w:spacing w:line="276" w:lineRule="auto" w:after="40"/>
+              <w:jc w:val="left"/>
+            </w:pPr>
+            <w:r/>
+            <w:r>
+              <w:rPr>
+                <w:rFonts w:ascii="Times New Roman" w:hAnsi="Times New Roman" w:cs="Times New Roman" w:eastAsia="Times New Roman"/>
+                <w:b w:val="0"/>
+                <w:i w:val="0"/>
+                <w:sz w:val="26"/>
+              </w:rPr>
+              <w:t>Hệ thống hóa kiến thức chuẩn bị Đánh giá định kỳ 1.</w:t>
             </w:r>
           </w:p>
         </w:tc>
@@ -2414,19 +2729,26 @@
       <w:tr>
         <w:tc>
           <w:tcPr>
-            <w:tcW w:type="dxa" w:w="680"/>
-            <w:vAlign w:val="center"/>
-          </w:tcPr>
-          <w:p>
-            <w:pPr>
-              <w:spacing w:before="40" w:after="40" w:line="276" w:lineRule="auto"/>
-              <w:jc w:val="center"/>
-            </w:pPr>
-            <w:r>
-              <w:rPr>
-                <w:rFonts w:ascii="Times New Roman" w:hAnsi="Times New Roman"/>
-                <w:sz w:val="26"/>
-                <w:rFonts w:ascii="Times New Roman" w:hAnsi="Times New Roman" w:cs="Times New Roman"/>
+            <w:tcW w:type="dxa" w:w="1862"/>
+            <w:tcMar>
+              <w:top w:w="80" w:type="dxa"/>
+              <w:bottom w:w="80" w:type="dxa"/>
+              <w:left w:w="120" w:type="dxa"/>
+              <w:right w:w="120" w:type="dxa"/>
+            </w:tcMar>
+          </w:tcPr>
+          <w:p>
+            <w:pPr>
+              <w:spacing w:line="276" w:lineRule="auto" w:after="40"/>
+              <w:jc w:val="center"/>
+            </w:pPr>
+            <w:r/>
+            <w:r>
+              <w:rPr>
+                <w:rFonts w:ascii="Times New Roman" w:hAnsi="Times New Roman" w:cs="Times New Roman" w:eastAsia="Times New Roman"/>
+                <w:b w:val="0"/>
+                <w:i w:val="0"/>
+                <w:sz w:val="26"/>
               </w:rPr>
               <w:t>10</w:t>
             </w:r>
@@ -2434,39 +2756,53 @@
         </w:tc>
         <w:tc>
           <w:tcPr>
-            <w:tcW w:type="dxa" w:w="3118"/>
-            <w:vAlign w:val="center"/>
-          </w:tcPr>
-          <w:p>
-            <w:pPr>
-              <w:spacing w:before="40" w:after="40" w:line="276" w:lineRule="auto"/>
-              <w:jc w:val="both"/>
-            </w:pPr>
-            <w:r>
-              <w:rPr>
-                <w:rFonts w:ascii="Times New Roman" w:hAnsi="Times New Roman"/>
-                <w:sz w:val="26"/>
-                <w:rFonts w:ascii="Times New Roman" w:hAnsi="Times New Roman" w:cs="Times New Roman"/>
-              </w:rPr>
-              <w:t>Ôn tập Đánh giá định kỳ 1</w:t>
-            </w:r>
-          </w:p>
-        </w:tc>
-        <w:tc>
-          <w:tcPr>
-            <w:tcW w:type="dxa" w:w="850"/>
-            <w:vAlign w:val="center"/>
-          </w:tcPr>
-          <w:p>
-            <w:pPr>
-              <w:spacing w:before="40" w:after="40" w:line="276" w:lineRule="auto"/>
-              <w:jc w:val="center"/>
-            </w:pPr>
-            <w:r>
-              <w:rPr>
-                <w:rFonts w:ascii="Times New Roman" w:hAnsi="Times New Roman"/>
-                <w:sz w:val="26"/>
-                <w:rFonts w:ascii="Times New Roman" w:hAnsi="Times New Roman" w:cs="Times New Roman"/>
+            <w:tcW w:type="dxa" w:w="1862"/>
+            <w:tcMar>
+              <w:top w:w="80" w:type="dxa"/>
+              <w:bottom w:w="80" w:type="dxa"/>
+              <w:left w:w="120" w:type="dxa"/>
+              <w:right w:w="120" w:type="dxa"/>
+            </w:tcMar>
+          </w:tcPr>
+          <w:p>
+            <w:pPr>
+              <w:spacing w:line="276" w:lineRule="auto" w:after="40"/>
+              <w:jc w:val="left"/>
+            </w:pPr>
+            <w:r/>
+            <w:r>
+              <w:rPr>
+                <w:rFonts w:ascii="Times New Roman" w:hAnsi="Times New Roman" w:cs="Times New Roman" w:eastAsia="Times New Roman"/>
+                <w:b/>
+                <w:i w:val="0"/>
+                <w:sz w:val="26"/>
+              </w:rPr>
+              <w:t>Đánh giá định kỳ 1</w:t>
+            </w:r>
+          </w:p>
+        </w:tc>
+        <w:tc>
+          <w:tcPr>
+            <w:tcW w:type="dxa" w:w="1862"/>
+            <w:tcMar>
+              <w:top w:w="80" w:type="dxa"/>
+              <w:bottom w:w="80" w:type="dxa"/>
+              <w:left w:w="120" w:type="dxa"/>
+              <w:right w:w="120" w:type="dxa"/>
+            </w:tcMar>
+          </w:tcPr>
+          <w:p>
+            <w:pPr>
+              <w:spacing w:line="276" w:lineRule="auto" w:after="40"/>
+              <w:jc w:val="center"/>
+            </w:pPr>
+            <w:r/>
+            <w:r>
+              <w:rPr>
+                <w:rFonts w:ascii="Times New Roman" w:hAnsi="Times New Roman" w:cs="Times New Roman" w:eastAsia="Times New Roman"/>
+                <w:b w:val="0"/>
+                <w:i w:val="0"/>
+                <w:sz w:val="26"/>
               </w:rPr>
               <w:t>1</w:t>
             </w:r>
@@ -2474,19 +2810,26 @@
         </w:tc>
         <w:tc>
           <w:tcPr>
-            <w:tcW w:type="dxa" w:w="1247"/>
-            <w:vAlign w:val="center"/>
-          </w:tcPr>
-          <w:p>
-            <w:pPr>
-              <w:spacing w:before="40" w:after="40" w:line="276" w:lineRule="auto"/>
-              <w:jc w:val="center"/>
-            </w:pPr>
-            <w:r>
-              <w:rPr>
-                <w:rFonts w:ascii="Times New Roman" w:hAnsi="Times New Roman"/>
-                <w:sz w:val="26"/>
-                <w:rFonts w:ascii="Times New Roman" w:hAnsi="Times New Roman" w:cs="Times New Roman"/>
+            <w:tcW w:type="dxa" w:w="1862"/>
+            <w:tcMar>
+              <w:top w:w="80" w:type="dxa"/>
+              <w:bottom w:w="80" w:type="dxa"/>
+              <w:left w:w="120" w:type="dxa"/>
+              <w:right w:w="120" w:type="dxa"/>
+            </w:tcMar>
+          </w:tcPr>
+          <w:p>
+            <w:pPr>
+              <w:spacing w:line="276" w:lineRule="auto" w:after="40"/>
+              <w:jc w:val="center"/>
+            </w:pPr>
+            <w:r/>
+            <w:r>
+              <w:rPr>
+                <w:rFonts w:ascii="Times New Roman" w:hAnsi="Times New Roman" w:cs="Times New Roman" w:eastAsia="Times New Roman"/>
+                <w:b w:val="0"/>
+                <w:i w:val="0"/>
+                <w:sz w:val="26"/>
               </w:rPr>
               <w:t>10</w:t>
             </w:r>
@@ -2494,21 +2837,28 @@
         </w:tc>
         <w:tc>
           <w:tcPr>
-            <w:tcW w:type="dxa" w:w="3402"/>
-            <w:vAlign w:val="center"/>
-          </w:tcPr>
-          <w:p>
-            <w:pPr>
-              <w:spacing w:before="40" w:after="40" w:line="276" w:lineRule="auto"/>
-              <w:jc w:val="both"/>
-            </w:pPr>
-            <w:r>
-              <w:rPr>
-                <w:rFonts w:ascii="Times New Roman" w:hAnsi="Times New Roman"/>
-                <w:sz w:val="26"/>
-                <w:rFonts w:ascii="Times New Roman" w:hAnsi="Times New Roman" w:cs="Times New Roman"/>
-              </w:rPr>
-              <w:t>Hệ thống hóa kiến thức chuẩn bị Đánh giá định kỳ 1.</w:t>
+            <w:tcW w:type="dxa" w:w="1862"/>
+            <w:tcMar>
+              <w:top w:w="80" w:type="dxa"/>
+              <w:bottom w:w="80" w:type="dxa"/>
+              <w:left w:w="120" w:type="dxa"/>
+              <w:right w:w="120" w:type="dxa"/>
+            </w:tcMar>
+          </w:tcPr>
+          <w:p>
+            <w:pPr>
+              <w:spacing w:line="276" w:lineRule="auto" w:after="40"/>
+              <w:jc w:val="left"/>
+            </w:pPr>
+            <w:r/>
+            <w:r>
+              <w:rPr>
+                <w:rFonts w:ascii="Times New Roman" w:hAnsi="Times New Roman" w:cs="Times New Roman" w:eastAsia="Times New Roman"/>
+                <w:b w:val="0"/>
+                <w:i w:val="0"/>
+                <w:sz w:val="26"/>
+              </w:rPr>
+              <w:t>Kiểm tra đánh giá kết quả học tập thực hành Robotics định kỳ 1.</w:t>
             </w:r>
           </w:p>
         </w:tc>
@@ -2516,19 +2866,26 @@
       <w:tr>
         <w:tc>
           <w:tcPr>
-            <w:tcW w:type="dxa" w:w="680"/>
-            <w:vAlign w:val="center"/>
-          </w:tcPr>
-          <w:p>
-            <w:pPr>
-              <w:spacing w:before="40" w:after="40" w:line="276" w:lineRule="auto"/>
-              <w:jc w:val="center"/>
-            </w:pPr>
-            <w:r>
-              <w:rPr>
-                <w:rFonts w:ascii="Times New Roman" w:hAnsi="Times New Roman"/>
-                <w:sz w:val="26"/>
-                <w:rFonts w:ascii="Times New Roman" w:hAnsi="Times New Roman" w:cs="Times New Roman"/>
+            <w:tcW w:type="dxa" w:w="1862"/>
+            <w:tcMar>
+              <w:top w:w="80" w:type="dxa"/>
+              <w:bottom w:w="80" w:type="dxa"/>
+              <w:left w:w="120" w:type="dxa"/>
+              <w:right w:w="120" w:type="dxa"/>
+            </w:tcMar>
+          </w:tcPr>
+          <w:p>
+            <w:pPr>
+              <w:spacing w:line="276" w:lineRule="auto" w:after="40"/>
+              <w:jc w:val="center"/>
+            </w:pPr>
+            <w:r/>
+            <w:r>
+              <w:rPr>
+                <w:rFonts w:ascii="Times New Roman" w:hAnsi="Times New Roman" w:cs="Times New Roman" w:eastAsia="Times New Roman"/>
+                <w:b w:val="0"/>
+                <w:i w:val="0"/>
+                <w:sz w:val="26"/>
               </w:rPr>
               <w:t>11</w:t>
             </w:r>
@@ -2536,39 +2893,53 @@
         </w:tc>
         <w:tc>
           <w:tcPr>
-            <w:tcW w:type="dxa" w:w="3118"/>
-            <w:vAlign w:val="center"/>
-          </w:tcPr>
-          <w:p>
-            <w:pPr>
-              <w:spacing w:before="40" w:after="40" w:line="276" w:lineRule="auto"/>
-              <w:jc w:val="both"/>
-            </w:pPr>
-            <w:r>
-              <w:rPr>
-                <w:rFonts w:ascii="Times New Roman" w:hAnsi="Times New Roman"/>
-                <w:sz w:val="26"/>
-                <w:rFonts w:ascii="Times New Roman" w:hAnsi="Times New Roman" w:cs="Times New Roman"/>
-              </w:rPr>
-              <w:t>Đánh giá định kỳ 1</w:t>
-            </w:r>
-          </w:p>
-        </w:tc>
-        <w:tc>
-          <w:tcPr>
-            <w:tcW w:type="dxa" w:w="850"/>
-            <w:vAlign w:val="center"/>
-          </w:tcPr>
-          <w:p>
-            <w:pPr>
-              <w:spacing w:before="40" w:after="40" w:line="276" w:lineRule="auto"/>
-              <w:jc w:val="center"/>
-            </w:pPr>
-            <w:r>
-              <w:rPr>
-                <w:rFonts w:ascii="Times New Roman" w:hAnsi="Times New Roman"/>
-                <w:sz w:val="26"/>
-                <w:rFonts w:ascii="Times New Roman" w:hAnsi="Times New Roman" w:cs="Times New Roman"/>
+            <w:tcW w:type="dxa" w:w="1862"/>
+            <w:tcMar>
+              <w:top w:w="80" w:type="dxa"/>
+              <w:bottom w:w="80" w:type="dxa"/>
+              <w:left w:w="120" w:type="dxa"/>
+              <w:right w:w="120" w:type="dxa"/>
+            </w:tcMar>
+          </w:tcPr>
+          <w:p>
+            <w:pPr>
+              <w:spacing w:line="276" w:lineRule="auto" w:after="40"/>
+              <w:jc w:val="left"/>
+            </w:pPr>
+            <w:r/>
+            <w:r>
+              <w:rPr>
+                <w:rFonts w:ascii="Times New Roman" w:hAnsi="Times New Roman" w:cs="Times New Roman" w:eastAsia="Times New Roman"/>
+                <w:b w:val="0"/>
+                <w:i w:val="0"/>
+                <w:sz w:val="26"/>
+              </w:rPr>
+              <w:t>Bài 8. Rèn luyện sức khỏe</w:t>
+            </w:r>
+          </w:p>
+        </w:tc>
+        <w:tc>
+          <w:tcPr>
+            <w:tcW w:type="dxa" w:w="1862"/>
+            <w:tcMar>
+              <w:top w:w="80" w:type="dxa"/>
+              <w:bottom w:w="80" w:type="dxa"/>
+              <w:left w:w="120" w:type="dxa"/>
+              <w:right w:w="120" w:type="dxa"/>
+            </w:tcMar>
+          </w:tcPr>
+          <w:p>
+            <w:pPr>
+              <w:spacing w:line="276" w:lineRule="auto" w:after="40"/>
+              <w:jc w:val="center"/>
+            </w:pPr>
+            <w:r/>
+            <w:r>
+              <w:rPr>
+                <w:rFonts w:ascii="Times New Roman" w:hAnsi="Times New Roman" w:cs="Times New Roman" w:eastAsia="Times New Roman"/>
+                <w:b w:val="0"/>
+                <w:i w:val="0"/>
+                <w:sz w:val="26"/>
               </w:rPr>
               <w:t>1</w:t>
             </w:r>
@@ -2576,19 +2947,26 @@
         </w:tc>
         <w:tc>
           <w:tcPr>
-            <w:tcW w:type="dxa" w:w="1247"/>
-            <w:vAlign w:val="center"/>
-          </w:tcPr>
-          <w:p>
-            <w:pPr>
-              <w:spacing w:before="40" w:after="40" w:line="276" w:lineRule="auto"/>
-              <w:jc w:val="center"/>
-            </w:pPr>
-            <w:r>
-              <w:rPr>
-                <w:rFonts w:ascii="Times New Roman" w:hAnsi="Times New Roman"/>
-                <w:sz w:val="26"/>
-                <w:rFonts w:ascii="Times New Roman" w:hAnsi="Times New Roman" w:cs="Times New Roman"/>
+            <w:tcW w:type="dxa" w:w="1862"/>
+            <w:tcMar>
+              <w:top w:w="80" w:type="dxa"/>
+              <w:bottom w:w="80" w:type="dxa"/>
+              <w:left w:w="120" w:type="dxa"/>
+              <w:right w:w="120" w:type="dxa"/>
+            </w:tcMar>
+          </w:tcPr>
+          <w:p>
+            <w:pPr>
+              <w:spacing w:line="276" w:lineRule="auto" w:after="40"/>
+              <w:jc w:val="center"/>
+            </w:pPr>
+            <w:r/>
+            <w:r>
+              <w:rPr>
+                <w:rFonts w:ascii="Times New Roman" w:hAnsi="Times New Roman" w:cs="Times New Roman" w:eastAsia="Times New Roman"/>
+                <w:b w:val="0"/>
+                <w:i w:val="0"/>
+                <w:sz w:val="26"/>
               </w:rPr>
               <w:t>11</w:t>
             </w:r>
@@ -2596,21 +2974,28 @@
         </w:tc>
         <w:tc>
           <w:tcPr>
-            <w:tcW w:type="dxa" w:w="3402"/>
-            <w:vAlign w:val="center"/>
-          </w:tcPr>
-          <w:p>
-            <w:pPr>
-              <w:spacing w:before="40" w:after="40" w:line="276" w:lineRule="auto"/>
-              <w:jc w:val="both"/>
-            </w:pPr>
-            <w:r>
-              <w:rPr>
-                <w:rFonts w:ascii="Times New Roman" w:hAnsi="Times New Roman"/>
-                <w:sz w:val="26"/>
-                <w:rFonts w:ascii="Times New Roman" w:hAnsi="Times New Roman" w:cs="Times New Roman"/>
-              </w:rPr>
-              <w:t>Kiểm tra đánh giá kết quả học tập thực hành Robotics.</w:t>
+            <w:tcW w:type="dxa" w:w="1862"/>
+            <w:tcMar>
+              <w:top w:w="80" w:type="dxa"/>
+              <w:bottom w:w="80" w:type="dxa"/>
+              <w:left w:w="120" w:type="dxa"/>
+              <w:right w:w="120" w:type="dxa"/>
+            </w:tcMar>
+          </w:tcPr>
+          <w:p>
+            <w:pPr>
+              <w:spacing w:line="276" w:lineRule="auto" w:after="40"/>
+              <w:jc w:val="left"/>
+            </w:pPr>
+            <w:r/>
+            <w:r>
+              <w:rPr>
+                <w:rFonts w:ascii="Times New Roman" w:hAnsi="Times New Roman" w:cs="Times New Roman" w:eastAsia="Times New Roman"/>
+                <w:b w:val="0"/>
+                <w:i w:val="0"/>
+                <w:sz w:val="26"/>
+              </w:rPr>
+              <w:t>Tìm hiểu tầm quan trọng của thể dục thể thao; lắp robot nâng tạ rèn luyện cơ bắp.</w:t>
             </w:r>
           </w:p>
         </w:tc>
@@ -2618,19 +3003,26 @@
       <w:tr>
         <w:tc>
           <w:tcPr>
-            <w:tcW w:type="dxa" w:w="680"/>
-            <w:vAlign w:val="center"/>
-          </w:tcPr>
-          <w:p>
-            <w:pPr>
-              <w:spacing w:before="40" w:after="40" w:line="276" w:lineRule="auto"/>
-              <w:jc w:val="center"/>
-            </w:pPr>
-            <w:r>
-              <w:rPr>
-                <w:rFonts w:ascii="Times New Roman" w:hAnsi="Times New Roman"/>
-                <w:sz w:val="26"/>
-                <w:rFonts w:ascii="Times New Roman" w:hAnsi="Times New Roman" w:cs="Times New Roman"/>
+            <w:tcW w:type="dxa" w:w="1862"/>
+            <w:tcMar>
+              <w:top w:w="80" w:type="dxa"/>
+              <w:bottom w:w="80" w:type="dxa"/>
+              <w:left w:w="120" w:type="dxa"/>
+              <w:right w:w="120" w:type="dxa"/>
+            </w:tcMar>
+          </w:tcPr>
+          <w:p>
+            <w:pPr>
+              <w:spacing w:line="276" w:lineRule="auto" w:after="40"/>
+              <w:jc w:val="center"/>
+            </w:pPr>
+            <w:r/>
+            <w:r>
+              <w:rPr>
+                <w:rFonts w:ascii="Times New Roman" w:hAnsi="Times New Roman" w:cs="Times New Roman" w:eastAsia="Times New Roman"/>
+                <w:b w:val="0"/>
+                <w:i w:val="0"/>
+                <w:sz w:val="26"/>
               </w:rPr>
               <w:t>12</w:t>
             </w:r>
@@ -2638,19 +3030,26 @@
         </w:tc>
         <w:tc>
           <w:tcPr>
-            <w:tcW w:type="dxa" w:w="3118"/>
-            <w:vAlign w:val="center"/>
-          </w:tcPr>
-          <w:p>
-            <w:pPr>
-              <w:spacing w:before="40" w:after="40" w:line="276" w:lineRule="auto"/>
-              <w:jc w:val="both"/>
-            </w:pPr>
-            <w:r>
-              <w:rPr>
-                <w:rFonts w:ascii="Times New Roman" w:hAnsi="Times New Roman"/>
-                <w:sz w:val="26"/>
-                <w:rFonts w:ascii="Times New Roman" w:hAnsi="Times New Roman" w:cs="Times New Roman"/>
+            <w:tcW w:type="dxa" w:w="1862"/>
+            <w:tcMar>
+              <w:top w:w="80" w:type="dxa"/>
+              <w:bottom w:w="80" w:type="dxa"/>
+              <w:left w:w="120" w:type="dxa"/>
+              <w:right w:w="120" w:type="dxa"/>
+            </w:tcMar>
+          </w:tcPr>
+          <w:p>
+            <w:pPr>
+              <w:spacing w:line="276" w:lineRule="auto" w:after="40"/>
+              <w:jc w:val="left"/>
+            </w:pPr>
+            <w:r/>
+            <w:r>
+              <w:rPr>
+                <w:rFonts w:ascii="Times New Roman" w:hAnsi="Times New Roman" w:cs="Times New Roman" w:eastAsia="Times New Roman"/>
+                <w:b w:val="0"/>
+                <w:i w:val="0"/>
+                <w:sz w:val="26"/>
               </w:rPr>
               <w:t>Bài 9. Môi trường biển</w:t>
             </w:r>
@@ -2658,19 +3057,26 @@
         </w:tc>
         <w:tc>
           <w:tcPr>
-            <w:tcW w:type="dxa" w:w="850"/>
-            <w:vAlign w:val="center"/>
-          </w:tcPr>
-          <w:p>
-            <w:pPr>
-              <w:spacing w:before="40" w:after="40" w:line="276" w:lineRule="auto"/>
-              <w:jc w:val="center"/>
-            </w:pPr>
-            <w:r>
-              <w:rPr>
-                <w:rFonts w:ascii="Times New Roman" w:hAnsi="Times New Roman"/>
-                <w:sz w:val="26"/>
-                <w:rFonts w:ascii="Times New Roman" w:hAnsi="Times New Roman" w:cs="Times New Roman"/>
+            <w:tcW w:type="dxa" w:w="1862"/>
+            <w:tcMar>
+              <w:top w:w="80" w:type="dxa"/>
+              <w:bottom w:w="80" w:type="dxa"/>
+              <w:left w:w="120" w:type="dxa"/>
+              <w:right w:w="120" w:type="dxa"/>
+            </w:tcMar>
+          </w:tcPr>
+          <w:p>
+            <w:pPr>
+              <w:spacing w:line="276" w:lineRule="auto" w:after="40"/>
+              <w:jc w:val="center"/>
+            </w:pPr>
+            <w:r/>
+            <w:r>
+              <w:rPr>
+                <w:rFonts w:ascii="Times New Roman" w:hAnsi="Times New Roman" w:cs="Times New Roman" w:eastAsia="Times New Roman"/>
+                <w:b w:val="0"/>
+                <w:i w:val="0"/>
+                <w:sz w:val="26"/>
               </w:rPr>
               <w:t>1</w:t>
             </w:r>
@@ -2678,19 +3084,26 @@
         </w:tc>
         <w:tc>
           <w:tcPr>
-            <w:tcW w:type="dxa" w:w="1247"/>
-            <w:vAlign w:val="center"/>
-          </w:tcPr>
-          <w:p>
-            <w:pPr>
-              <w:spacing w:before="40" w:after="40" w:line="276" w:lineRule="auto"/>
-              <w:jc w:val="center"/>
-            </w:pPr>
-            <w:r>
-              <w:rPr>
-                <w:rFonts w:ascii="Times New Roman" w:hAnsi="Times New Roman"/>
-                <w:sz w:val="26"/>
-                <w:rFonts w:ascii="Times New Roman" w:hAnsi="Times New Roman" w:cs="Times New Roman"/>
+            <w:tcW w:type="dxa" w:w="1862"/>
+            <w:tcMar>
+              <w:top w:w="80" w:type="dxa"/>
+              <w:bottom w:w="80" w:type="dxa"/>
+              <w:left w:w="120" w:type="dxa"/>
+              <w:right w:w="120" w:type="dxa"/>
+            </w:tcMar>
+          </w:tcPr>
+          <w:p>
+            <w:pPr>
+              <w:spacing w:line="276" w:lineRule="auto" w:after="40"/>
+              <w:jc w:val="center"/>
+            </w:pPr>
+            <w:r/>
+            <w:r>
+              <w:rPr>
+                <w:rFonts w:ascii="Times New Roman" w:hAnsi="Times New Roman" w:cs="Times New Roman" w:eastAsia="Times New Roman"/>
+                <w:b w:val="0"/>
+                <w:i w:val="0"/>
+                <w:sz w:val="26"/>
               </w:rPr>
               <w:t>12</w:t>
             </w:r>
@@ -2698,21 +3111,28 @@
         </w:tc>
         <w:tc>
           <w:tcPr>
-            <w:tcW w:type="dxa" w:w="3402"/>
-            <w:vAlign w:val="center"/>
-          </w:tcPr>
-          <w:p>
-            <w:pPr>
-              <w:spacing w:before="40" w:after="40" w:line="276" w:lineRule="auto"/>
-              <w:jc w:val="both"/>
-            </w:pPr>
-            <w:r>
-              <w:rPr>
-                <w:rFonts w:ascii="Times New Roman" w:hAnsi="Times New Roman"/>
-                <w:sz w:val="26"/>
-                <w:rFonts w:ascii="Times New Roman" w:hAnsi="Times New Roman" w:cs="Times New Roman"/>
-              </w:rPr>
-              <w:t>Tìm hiểu sinh vật biển; lắp robot cá bơi.</w:t>
+            <w:tcW w:type="dxa" w:w="1862"/>
+            <w:tcMar>
+              <w:top w:w="80" w:type="dxa"/>
+              <w:bottom w:w="80" w:type="dxa"/>
+              <w:left w:w="120" w:type="dxa"/>
+              <w:right w:w="120" w:type="dxa"/>
+            </w:tcMar>
+          </w:tcPr>
+          <w:p>
+            <w:pPr>
+              <w:spacing w:line="276" w:lineRule="auto" w:after="40"/>
+              <w:jc w:val="left"/>
+            </w:pPr>
+            <w:r/>
+            <w:r>
+              <w:rPr>
+                <w:rFonts w:ascii="Times New Roman" w:hAnsi="Times New Roman" w:cs="Times New Roman" w:eastAsia="Times New Roman"/>
+                <w:b w:val="0"/>
+                <w:i w:val="0"/>
+                <w:sz w:val="26"/>
+              </w:rPr>
+              <w:t>Tìm hiểu bảo vệ hệ sinh thái biển; lắp mô hình tàu dọn rác đại dương.</w:t>
             </w:r>
           </w:p>
         </w:tc>
@@ -2720,19 +3140,26 @@
       <w:tr>
         <w:tc>
           <w:tcPr>
-            <w:tcW w:type="dxa" w:w="680"/>
-            <w:vAlign w:val="center"/>
-          </w:tcPr>
-          <w:p>
-            <w:pPr>
-              <w:spacing w:before="40" w:after="40" w:line="276" w:lineRule="auto"/>
-              <w:jc w:val="center"/>
-            </w:pPr>
-            <w:r>
-              <w:rPr>
-                <w:rFonts w:ascii="Times New Roman" w:hAnsi="Times New Roman"/>
-                <w:sz w:val="26"/>
-                <w:rFonts w:ascii="Times New Roman" w:hAnsi="Times New Roman" w:cs="Times New Roman"/>
+            <w:tcW w:type="dxa" w:w="1862"/>
+            <w:tcMar>
+              <w:top w:w="80" w:type="dxa"/>
+              <w:bottom w:w="80" w:type="dxa"/>
+              <w:left w:w="120" w:type="dxa"/>
+              <w:right w:w="120" w:type="dxa"/>
+            </w:tcMar>
+          </w:tcPr>
+          <w:p>
+            <w:pPr>
+              <w:spacing w:line="276" w:lineRule="auto" w:after="40"/>
+              <w:jc w:val="center"/>
+            </w:pPr>
+            <w:r/>
+            <w:r>
+              <w:rPr>
+                <w:rFonts w:ascii="Times New Roman" w:hAnsi="Times New Roman" w:cs="Times New Roman" w:eastAsia="Times New Roman"/>
+                <w:b w:val="0"/>
+                <w:i w:val="0"/>
+                <w:sz w:val="26"/>
               </w:rPr>
               <w:t>13</w:t>
             </w:r>
@@ -2740,19 +3167,26 @@
         </w:tc>
         <w:tc>
           <w:tcPr>
-            <w:tcW w:type="dxa" w:w="3118"/>
-            <w:vAlign w:val="center"/>
-          </w:tcPr>
-          <w:p>
-            <w:pPr>
-              <w:spacing w:before="40" w:after="40" w:line="276" w:lineRule="auto"/>
-              <w:jc w:val="both"/>
-            </w:pPr>
-            <w:r>
-              <w:rPr>
-                <w:rFonts w:ascii="Times New Roman" w:hAnsi="Times New Roman"/>
-                <w:sz w:val="26"/>
-                <w:rFonts w:ascii="Times New Roman" w:hAnsi="Times New Roman" w:cs="Times New Roman"/>
+            <w:tcW w:type="dxa" w:w="1862"/>
+            <w:tcMar>
+              <w:top w:w="80" w:type="dxa"/>
+              <w:bottom w:w="80" w:type="dxa"/>
+              <w:left w:w="120" w:type="dxa"/>
+              <w:right w:w="120" w:type="dxa"/>
+            </w:tcMar>
+          </w:tcPr>
+          <w:p>
+            <w:pPr>
+              <w:spacing w:line="276" w:lineRule="auto" w:after="40"/>
+              <w:jc w:val="left"/>
+            </w:pPr>
+            <w:r/>
+            <w:r>
+              <w:rPr>
+                <w:rFonts w:ascii="Times New Roman" w:hAnsi="Times New Roman" w:cs="Times New Roman" w:eastAsia="Times New Roman"/>
+                <w:b w:val="0"/>
+                <w:i w:val="0"/>
+                <w:sz w:val="26"/>
               </w:rPr>
               <w:t>Bài 10. Cùng câu cá nào!</w:t>
             </w:r>
@@ -2760,19 +3194,26 @@
         </w:tc>
         <w:tc>
           <w:tcPr>
-            <w:tcW w:type="dxa" w:w="850"/>
-            <w:vAlign w:val="center"/>
-          </w:tcPr>
-          <w:p>
-            <w:pPr>
-              <w:spacing w:before="40" w:after="40" w:line="276" w:lineRule="auto"/>
-              <w:jc w:val="center"/>
-            </w:pPr>
-            <w:r>
-              <w:rPr>
-                <w:rFonts w:ascii="Times New Roman" w:hAnsi="Times New Roman"/>
-                <w:sz w:val="26"/>
-                <w:rFonts w:ascii="Times New Roman" w:hAnsi="Times New Roman" w:cs="Times New Roman"/>
+            <w:tcW w:type="dxa" w:w="1862"/>
+            <w:tcMar>
+              <w:top w:w="80" w:type="dxa"/>
+              <w:bottom w:w="80" w:type="dxa"/>
+              <w:left w:w="120" w:type="dxa"/>
+              <w:right w:w="120" w:type="dxa"/>
+            </w:tcMar>
+          </w:tcPr>
+          <w:p>
+            <w:pPr>
+              <w:spacing w:line="276" w:lineRule="auto" w:after="40"/>
+              <w:jc w:val="center"/>
+            </w:pPr>
+            <w:r/>
+            <w:r>
+              <w:rPr>
+                <w:rFonts w:ascii="Times New Roman" w:hAnsi="Times New Roman" w:cs="Times New Roman" w:eastAsia="Times New Roman"/>
+                <w:b w:val="0"/>
+                <w:i w:val="0"/>
+                <w:sz w:val="26"/>
               </w:rPr>
               <w:t>1</w:t>
             </w:r>
@@ -2780,19 +3221,26 @@
         </w:tc>
         <w:tc>
           <w:tcPr>
-            <w:tcW w:type="dxa" w:w="1247"/>
-            <w:vAlign w:val="center"/>
-          </w:tcPr>
-          <w:p>
-            <w:pPr>
-              <w:spacing w:before="40" w:after="40" w:line="276" w:lineRule="auto"/>
-              <w:jc w:val="center"/>
-            </w:pPr>
-            <w:r>
-              <w:rPr>
-                <w:rFonts w:ascii="Times New Roman" w:hAnsi="Times New Roman"/>
-                <w:sz w:val="26"/>
-                <w:rFonts w:ascii="Times New Roman" w:hAnsi="Times New Roman" w:cs="Times New Roman"/>
+            <w:tcW w:type="dxa" w:w="1862"/>
+            <w:tcMar>
+              <w:top w:w="80" w:type="dxa"/>
+              <w:bottom w:w="80" w:type="dxa"/>
+              <w:left w:w="120" w:type="dxa"/>
+              <w:right w:w="120" w:type="dxa"/>
+            </w:tcMar>
+          </w:tcPr>
+          <w:p>
+            <w:pPr>
+              <w:spacing w:line="276" w:lineRule="auto" w:after="40"/>
+              <w:jc w:val="center"/>
+            </w:pPr>
+            <w:r/>
+            <w:r>
+              <w:rPr>
+                <w:rFonts w:ascii="Times New Roman" w:hAnsi="Times New Roman" w:cs="Times New Roman" w:eastAsia="Times New Roman"/>
+                <w:b w:val="0"/>
+                <w:i w:val="0"/>
+                <w:sz w:val="26"/>
               </w:rPr>
               <w:t>13</w:t>
             </w:r>
@@ -2800,21 +3248,28 @@
         </w:tc>
         <w:tc>
           <w:tcPr>
-            <w:tcW w:type="dxa" w:w="3402"/>
-            <w:vAlign w:val="center"/>
-          </w:tcPr>
-          <w:p>
-            <w:pPr>
-              <w:spacing w:before="40" w:after="40" w:line="276" w:lineRule="auto"/>
-              <w:jc w:val="both"/>
-            </w:pPr>
-            <w:r>
-              <w:rPr>
-                <w:rFonts w:ascii="Times New Roman" w:hAnsi="Times New Roman"/>
-                <w:sz w:val="26"/>
-                <w:rFonts w:ascii="Times New Roman" w:hAnsi="Times New Roman" w:cs="Times New Roman"/>
-              </w:rPr>
-              <w:t>Tìm hiểu cơ cấu cần câu và quy tắc an toàn; lắp robot câu cá.</w:t>
+            <w:tcW w:type="dxa" w:w="1862"/>
+            <w:tcMar>
+              <w:top w:w="80" w:type="dxa"/>
+              <w:bottom w:w="80" w:type="dxa"/>
+              <w:left w:w="120" w:type="dxa"/>
+              <w:right w:w="120" w:type="dxa"/>
+            </w:tcMar>
+          </w:tcPr>
+          <w:p>
+            <w:pPr>
+              <w:spacing w:line="276" w:lineRule="auto" w:after="40"/>
+              <w:jc w:val="left"/>
+            </w:pPr>
+            <w:r/>
+            <w:r>
+              <w:rPr>
+                <w:rFonts w:ascii="Times New Roman" w:hAnsi="Times New Roman" w:cs="Times New Roman" w:eastAsia="Times New Roman"/>
+                <w:b w:val="0"/>
+                <w:i w:val="0"/>
+                <w:sz w:val="26"/>
+              </w:rPr>
+              <w:t>Tìm hiểu cơ cấu ròng rọc kéo dây; lắp mô hình cần câu cá tự động.</w:t>
             </w:r>
           </w:p>
         </w:tc>
@@ -2822,19 +3277,26 @@
       <w:tr>
         <w:tc>
           <w:tcPr>
-            <w:tcW w:type="dxa" w:w="680"/>
-            <w:vAlign w:val="center"/>
-          </w:tcPr>
-          <w:p>
-            <w:pPr>
-              <w:spacing w:before="40" w:after="40" w:line="276" w:lineRule="auto"/>
-              <w:jc w:val="center"/>
-            </w:pPr>
-            <w:r>
-              <w:rPr>
-                <w:rFonts w:ascii="Times New Roman" w:hAnsi="Times New Roman"/>
-                <w:sz w:val="26"/>
-                <w:rFonts w:ascii="Times New Roman" w:hAnsi="Times New Roman" w:cs="Times New Roman"/>
+            <w:tcW w:type="dxa" w:w="1862"/>
+            <w:tcMar>
+              <w:top w:w="80" w:type="dxa"/>
+              <w:bottom w:w="80" w:type="dxa"/>
+              <w:left w:w="120" w:type="dxa"/>
+              <w:right w:w="120" w:type="dxa"/>
+            </w:tcMar>
+          </w:tcPr>
+          <w:p>
+            <w:pPr>
+              <w:spacing w:line="276" w:lineRule="auto" w:after="40"/>
+              <w:jc w:val="center"/>
+            </w:pPr>
+            <w:r/>
+            <w:r>
+              <w:rPr>
+                <w:rFonts w:ascii="Times New Roman" w:hAnsi="Times New Roman" w:cs="Times New Roman" w:eastAsia="Times New Roman"/>
+                <w:b w:val="0"/>
+                <w:i w:val="0"/>
+                <w:sz w:val="26"/>
               </w:rPr>
               <w:t>14</w:t>
             </w:r>
@@ -2842,19 +3304,26 @@
         </w:tc>
         <w:tc>
           <w:tcPr>
-            <w:tcW w:type="dxa" w:w="3118"/>
-            <w:vAlign w:val="center"/>
-          </w:tcPr>
-          <w:p>
-            <w:pPr>
-              <w:spacing w:before="40" w:after="40" w:line="276" w:lineRule="auto"/>
-              <w:jc w:val="both"/>
-            </w:pPr>
-            <w:r>
-              <w:rPr>
-                <w:rFonts w:ascii="Times New Roman" w:hAnsi="Times New Roman"/>
-                <w:sz w:val="26"/>
-                <w:rFonts w:ascii="Times New Roman" w:hAnsi="Times New Roman" w:cs="Times New Roman"/>
+            <w:tcW w:type="dxa" w:w="1862"/>
+            <w:tcMar>
+              <w:top w:w="80" w:type="dxa"/>
+              <w:bottom w:w="80" w:type="dxa"/>
+              <w:left w:w="120" w:type="dxa"/>
+              <w:right w:w="120" w:type="dxa"/>
+            </w:tcMar>
+          </w:tcPr>
+          <w:p>
+            <w:pPr>
+              <w:spacing w:line="276" w:lineRule="auto" w:after="40"/>
+              <w:jc w:val="left"/>
+            </w:pPr>
+            <w:r/>
+            <w:r>
+              <w:rPr>
+                <w:rFonts w:ascii="Times New Roman" w:hAnsi="Times New Roman" w:cs="Times New Roman" w:eastAsia="Times New Roman"/>
+                <w:b w:val="0"/>
+                <w:i w:val="0"/>
+                <w:sz w:val="26"/>
               </w:rPr>
               <w:t>Bài 11. Thế giới khủng long</w:t>
             </w:r>
@@ -2862,19 +3331,26 @@
         </w:tc>
         <w:tc>
           <w:tcPr>
-            <w:tcW w:type="dxa" w:w="850"/>
-            <w:vAlign w:val="center"/>
-          </w:tcPr>
-          <w:p>
-            <w:pPr>
-              <w:spacing w:before="40" w:after="40" w:line="276" w:lineRule="auto"/>
-              <w:jc w:val="center"/>
-            </w:pPr>
-            <w:r>
-              <w:rPr>
-                <w:rFonts w:ascii="Times New Roman" w:hAnsi="Times New Roman"/>
-                <w:sz w:val="26"/>
-                <w:rFonts w:ascii="Times New Roman" w:hAnsi="Times New Roman" w:cs="Times New Roman"/>
+            <w:tcW w:type="dxa" w:w="1862"/>
+            <w:tcMar>
+              <w:top w:w="80" w:type="dxa"/>
+              <w:bottom w:w="80" w:type="dxa"/>
+              <w:left w:w="120" w:type="dxa"/>
+              <w:right w:w="120" w:type="dxa"/>
+            </w:tcMar>
+          </w:tcPr>
+          <w:p>
+            <w:pPr>
+              <w:spacing w:line="276" w:lineRule="auto" w:after="40"/>
+              <w:jc w:val="center"/>
+            </w:pPr>
+            <w:r/>
+            <w:r>
+              <w:rPr>
+                <w:rFonts w:ascii="Times New Roman" w:hAnsi="Times New Roman" w:cs="Times New Roman" w:eastAsia="Times New Roman"/>
+                <w:b w:val="0"/>
+                <w:i w:val="0"/>
+                <w:sz w:val="26"/>
               </w:rPr>
               <w:t>1</w:t>
             </w:r>
@@ -2882,19 +3358,26 @@
         </w:tc>
         <w:tc>
           <w:tcPr>
-            <w:tcW w:type="dxa" w:w="1247"/>
-            <w:vAlign w:val="center"/>
-          </w:tcPr>
-          <w:p>
-            <w:pPr>
-              <w:spacing w:before="40" w:after="40" w:line="276" w:lineRule="auto"/>
-              <w:jc w:val="center"/>
-            </w:pPr>
-            <w:r>
-              <w:rPr>
-                <w:rFonts w:ascii="Times New Roman" w:hAnsi="Times New Roman"/>
-                <w:sz w:val="26"/>
-                <w:rFonts w:ascii="Times New Roman" w:hAnsi="Times New Roman" w:cs="Times New Roman"/>
+            <w:tcW w:type="dxa" w:w="1862"/>
+            <w:tcMar>
+              <w:top w:w="80" w:type="dxa"/>
+              <w:bottom w:w="80" w:type="dxa"/>
+              <w:left w:w="120" w:type="dxa"/>
+              <w:right w:w="120" w:type="dxa"/>
+            </w:tcMar>
+          </w:tcPr>
+          <w:p>
+            <w:pPr>
+              <w:spacing w:line="276" w:lineRule="auto" w:after="40"/>
+              <w:jc w:val="center"/>
+            </w:pPr>
+            <w:r/>
+            <w:r>
+              <w:rPr>
+                <w:rFonts w:ascii="Times New Roman" w:hAnsi="Times New Roman" w:cs="Times New Roman" w:eastAsia="Times New Roman"/>
+                <w:b w:val="0"/>
+                <w:i w:val="0"/>
+                <w:sz w:val="26"/>
               </w:rPr>
               <w:t>14</w:t>
             </w:r>
@@ -2902,21 +3385,28 @@
         </w:tc>
         <w:tc>
           <w:tcPr>
-            <w:tcW w:type="dxa" w:w="3402"/>
-            <w:vAlign w:val="center"/>
-          </w:tcPr>
-          <w:p>
-            <w:pPr>
-              <w:spacing w:before="40" w:after="40" w:line="276" w:lineRule="auto"/>
-              <w:jc w:val="both"/>
-            </w:pPr>
-            <w:r>
-              <w:rPr>
-                <w:rFonts w:ascii="Times New Roman" w:hAnsi="Times New Roman"/>
-                <w:sz w:val="26"/>
-                <w:rFonts w:ascii="Times New Roman" w:hAnsi="Times New Roman" w:cs="Times New Roman"/>
-              </w:rPr>
-              <w:t>Tìm hiểu động vật tuyệt chủng; lắp robot khủng long.</w:t>
+            <w:tcW w:type="dxa" w:w="1862"/>
+            <w:tcMar>
+              <w:top w:w="80" w:type="dxa"/>
+              <w:bottom w:w="80" w:type="dxa"/>
+              <w:left w:w="120" w:type="dxa"/>
+              <w:right w:w="120" w:type="dxa"/>
+            </w:tcMar>
+          </w:tcPr>
+          <w:p>
+            <w:pPr>
+              <w:spacing w:line="276" w:lineRule="auto" w:after="40"/>
+              <w:jc w:val="left"/>
+            </w:pPr>
+            <w:r/>
+            <w:r>
+              <w:rPr>
+                <w:rFonts w:ascii="Times New Roman" w:hAnsi="Times New Roman" w:cs="Times New Roman" w:eastAsia="Times New Roman"/>
+                <w:b w:val="0"/>
+                <w:i w:val="0"/>
+                <w:sz w:val="26"/>
+              </w:rPr>
+              <w:t>Tìm hiểu các loài khủng long ăn cỏ; lắp mô hình khủng long cổ dài sải bước.</w:t>
             </w:r>
           </w:p>
         </w:tc>
@@ -2924,19 +3414,26 @@
       <w:tr>
         <w:tc>
           <w:tcPr>
-            <w:tcW w:type="dxa" w:w="680"/>
-            <w:vAlign w:val="center"/>
-          </w:tcPr>
-          <w:p>
-            <w:pPr>
-              <w:spacing w:before="40" w:after="40" w:line="276" w:lineRule="auto"/>
-              <w:jc w:val="center"/>
-            </w:pPr>
-            <w:r>
-              <w:rPr>
-                <w:rFonts w:ascii="Times New Roman" w:hAnsi="Times New Roman"/>
-                <w:sz w:val="26"/>
-                <w:rFonts w:ascii="Times New Roman" w:hAnsi="Times New Roman" w:cs="Times New Roman"/>
+            <w:tcW w:type="dxa" w:w="1862"/>
+            <w:tcMar>
+              <w:top w:w="80" w:type="dxa"/>
+              <w:bottom w:w="80" w:type="dxa"/>
+              <w:left w:w="120" w:type="dxa"/>
+              <w:right w:w="120" w:type="dxa"/>
+            </w:tcMar>
+          </w:tcPr>
+          <w:p>
+            <w:pPr>
+              <w:spacing w:line="276" w:lineRule="auto" w:after="40"/>
+              <w:jc w:val="center"/>
+            </w:pPr>
+            <w:r/>
+            <w:r>
+              <w:rPr>
+                <w:rFonts w:ascii="Times New Roman" w:hAnsi="Times New Roman" w:cs="Times New Roman" w:eastAsia="Times New Roman"/>
+                <w:b w:val="0"/>
+                <w:i w:val="0"/>
+                <w:sz w:val="26"/>
               </w:rPr>
               <w:t>15</w:t>
             </w:r>
@@ -2944,19 +3441,26 @@
         </w:tc>
         <w:tc>
           <w:tcPr>
-            <w:tcW w:type="dxa" w:w="3118"/>
-            <w:vAlign w:val="center"/>
-          </w:tcPr>
-          <w:p>
-            <w:pPr>
-              <w:spacing w:before="40" w:after="40" w:line="276" w:lineRule="auto"/>
-              <w:jc w:val="both"/>
-            </w:pPr>
-            <w:r>
-              <w:rPr>
-                <w:rFonts w:ascii="Times New Roman" w:hAnsi="Times New Roman"/>
-                <w:sz w:val="26"/>
-                <w:rFonts w:ascii="Times New Roman" w:hAnsi="Times New Roman" w:cs="Times New Roman"/>
+            <w:tcW w:type="dxa" w:w="1862"/>
+            <w:tcMar>
+              <w:top w:w="80" w:type="dxa"/>
+              <w:bottom w:w="80" w:type="dxa"/>
+              <w:left w:w="120" w:type="dxa"/>
+              <w:right w:w="120" w:type="dxa"/>
+            </w:tcMar>
+          </w:tcPr>
+          <w:p>
+            <w:pPr>
+              <w:spacing w:line="276" w:lineRule="auto" w:after="40"/>
+              <w:jc w:val="left"/>
+            </w:pPr>
+            <w:r/>
+            <w:r>
+              <w:rPr>
+                <w:rFonts w:ascii="Times New Roman" w:hAnsi="Times New Roman" w:cs="Times New Roman" w:eastAsia="Times New Roman"/>
+                <w:b w:val="0"/>
+                <w:i w:val="0"/>
+                <w:sz w:val="26"/>
               </w:rPr>
               <w:t>Bài 12. Người hiệp sĩ dũng cảm</w:t>
             </w:r>
@@ -2964,19 +3468,26 @@
         </w:tc>
         <w:tc>
           <w:tcPr>
-            <w:tcW w:type="dxa" w:w="850"/>
-            <w:vAlign w:val="center"/>
-          </w:tcPr>
-          <w:p>
-            <w:pPr>
-              <w:spacing w:before="40" w:after="40" w:line="276" w:lineRule="auto"/>
-              <w:jc w:val="center"/>
-            </w:pPr>
-            <w:r>
-              <w:rPr>
-                <w:rFonts w:ascii="Times New Roman" w:hAnsi="Times New Roman"/>
-                <w:sz w:val="26"/>
-                <w:rFonts w:ascii="Times New Roman" w:hAnsi="Times New Roman" w:cs="Times New Roman"/>
+            <w:tcW w:type="dxa" w:w="1862"/>
+            <w:tcMar>
+              <w:top w:w="80" w:type="dxa"/>
+              <w:bottom w:w="80" w:type="dxa"/>
+              <w:left w:w="120" w:type="dxa"/>
+              <w:right w:w="120" w:type="dxa"/>
+            </w:tcMar>
+          </w:tcPr>
+          <w:p>
+            <w:pPr>
+              <w:spacing w:line="276" w:lineRule="auto" w:after="40"/>
+              <w:jc w:val="center"/>
+            </w:pPr>
+            <w:r/>
+            <w:r>
+              <w:rPr>
+                <w:rFonts w:ascii="Times New Roman" w:hAnsi="Times New Roman" w:cs="Times New Roman" w:eastAsia="Times New Roman"/>
+                <w:b w:val="0"/>
+                <w:i w:val="0"/>
+                <w:sz w:val="26"/>
               </w:rPr>
               <w:t>1</w:t>
             </w:r>
@@ -2984,19 +3495,26 @@
         </w:tc>
         <w:tc>
           <w:tcPr>
-            <w:tcW w:type="dxa" w:w="1247"/>
-            <w:vAlign w:val="center"/>
-          </w:tcPr>
-          <w:p>
-            <w:pPr>
-              <w:spacing w:before="40" w:after="40" w:line="276" w:lineRule="auto"/>
-              <w:jc w:val="center"/>
-            </w:pPr>
-            <w:r>
-              <w:rPr>
-                <w:rFonts w:ascii="Times New Roman" w:hAnsi="Times New Roman"/>
-                <w:sz w:val="26"/>
-                <w:rFonts w:ascii="Times New Roman" w:hAnsi="Times New Roman" w:cs="Times New Roman"/>
+            <w:tcW w:type="dxa" w:w="1862"/>
+            <w:tcMar>
+              <w:top w:w="80" w:type="dxa"/>
+              <w:bottom w:w="80" w:type="dxa"/>
+              <w:left w:w="120" w:type="dxa"/>
+              <w:right w:w="120" w:type="dxa"/>
+            </w:tcMar>
+          </w:tcPr>
+          <w:p>
+            <w:pPr>
+              <w:spacing w:line="276" w:lineRule="auto" w:after="40"/>
+              <w:jc w:val="center"/>
+            </w:pPr>
+            <w:r/>
+            <w:r>
+              <w:rPr>
+                <w:rFonts w:ascii="Times New Roman" w:hAnsi="Times New Roman" w:cs="Times New Roman" w:eastAsia="Times New Roman"/>
+                <w:b w:val="0"/>
+                <w:i w:val="0"/>
+                <w:sz w:val="26"/>
               </w:rPr>
               <w:t>15</w:t>
             </w:r>
@@ -3004,21 +3522,28 @@
         </w:tc>
         <w:tc>
           <w:tcPr>
-            <w:tcW w:type="dxa" w:w="3402"/>
-            <w:vAlign w:val="center"/>
-          </w:tcPr>
-          <w:p>
-            <w:pPr>
-              <w:spacing w:before="40" w:after="40" w:line="276" w:lineRule="auto"/>
-              <w:jc w:val="both"/>
-            </w:pPr>
-            <w:r>
-              <w:rPr>
-                <w:rFonts w:ascii="Times New Roman" w:hAnsi="Times New Roman"/>
-                <w:sz w:val="26"/>
-                <w:rFonts w:ascii="Times New Roman" w:hAnsi="Times New Roman" w:cs="Times New Roman"/>
-              </w:rPr>
-              <w:t>Tìm hiểu trang phục hiệp sĩ; lắp robot hiệp sĩ cưỡi ngựa.</w:t>
+            <w:tcW w:type="dxa" w:w="1862"/>
+            <w:tcMar>
+              <w:top w:w="80" w:type="dxa"/>
+              <w:bottom w:w="80" w:type="dxa"/>
+              <w:left w:w="120" w:type="dxa"/>
+              <w:right w:w="120" w:type="dxa"/>
+            </w:tcMar>
+          </w:tcPr>
+          <w:p>
+            <w:pPr>
+              <w:spacing w:line="276" w:lineRule="auto" w:after="40"/>
+              <w:jc w:val="left"/>
+            </w:pPr>
+            <w:r/>
+            <w:r>
+              <w:rPr>
+                <w:rFonts w:ascii="Times New Roman" w:hAnsi="Times New Roman" w:cs="Times New Roman" w:eastAsia="Times New Roman"/>
+                <w:b w:val="0"/>
+                <w:i w:val="0"/>
+                <w:sz w:val="26"/>
+              </w:rPr>
+              <w:t>Tìm hiểu vũ khí và áo giáp hiệp sĩ thời xưa; lắp mô hình hiệp sĩ cưỡi ngựa.</w:t>
             </w:r>
           </w:p>
         </w:tc>
@@ -3026,19 +3551,26 @@
       <w:tr>
         <w:tc>
           <w:tcPr>
-            <w:tcW w:type="dxa" w:w="680"/>
-            <w:vAlign w:val="center"/>
-          </w:tcPr>
-          <w:p>
-            <w:pPr>
-              <w:spacing w:before="40" w:after="40" w:line="276" w:lineRule="auto"/>
-              <w:jc w:val="center"/>
-            </w:pPr>
-            <w:r>
-              <w:rPr>
-                <w:rFonts w:ascii="Times New Roman" w:hAnsi="Times New Roman"/>
-                <w:sz w:val="26"/>
-                <w:rFonts w:ascii="Times New Roman" w:hAnsi="Times New Roman" w:cs="Times New Roman"/>
+            <w:tcW w:type="dxa" w:w="1862"/>
+            <w:tcMar>
+              <w:top w:w="80" w:type="dxa"/>
+              <w:bottom w:w="80" w:type="dxa"/>
+              <w:left w:w="120" w:type="dxa"/>
+              <w:right w:w="120" w:type="dxa"/>
+            </w:tcMar>
+          </w:tcPr>
+          <w:p>
+            <w:pPr>
+              <w:spacing w:line="276" w:lineRule="auto" w:after="40"/>
+              <w:jc w:val="center"/>
+            </w:pPr>
+            <w:r/>
+            <w:r>
+              <w:rPr>
+                <w:rFonts w:ascii="Times New Roman" w:hAnsi="Times New Roman" w:cs="Times New Roman" w:eastAsia="Times New Roman"/>
+                <w:b w:val="0"/>
+                <w:i w:val="0"/>
+                <w:sz w:val="26"/>
               </w:rPr>
               <w:t>16</w:t>
             </w:r>
@@ -3046,19 +3578,26 @@
         </w:tc>
         <w:tc>
           <w:tcPr>
-            <w:tcW w:type="dxa" w:w="3118"/>
-            <w:vAlign w:val="center"/>
-          </w:tcPr>
-          <w:p>
-            <w:pPr>
-              <w:spacing w:before="40" w:after="40" w:line="276" w:lineRule="auto"/>
-              <w:jc w:val="both"/>
-            </w:pPr>
-            <w:r>
-              <w:rPr>
-                <w:rFonts w:ascii="Times New Roman" w:hAnsi="Times New Roman"/>
-                <w:sz w:val="26"/>
-                <w:rFonts w:ascii="Times New Roman" w:hAnsi="Times New Roman" w:cs="Times New Roman"/>
+            <w:tcW w:type="dxa" w:w="1862"/>
+            <w:tcMar>
+              <w:top w:w="80" w:type="dxa"/>
+              <w:bottom w:w="80" w:type="dxa"/>
+              <w:left w:w="120" w:type="dxa"/>
+              <w:right w:w="120" w:type="dxa"/>
+            </w:tcMar>
+          </w:tcPr>
+          <w:p>
+            <w:pPr>
+              <w:spacing w:line="276" w:lineRule="auto" w:after="40"/>
+              <w:jc w:val="left"/>
+            </w:pPr>
+            <w:r/>
+            <w:r>
+              <w:rPr>
+                <w:rFonts w:ascii="Times New Roman" w:hAnsi="Times New Roman" w:cs="Times New Roman" w:eastAsia="Times New Roman"/>
+                <w:b w:val="0"/>
+                <w:i w:val="0"/>
+                <w:sz w:val="26"/>
               </w:rPr>
               <w:t>Bài 13. Vận chuyển đồ vật</w:t>
             </w:r>
@@ -3066,19 +3605,26 @@
         </w:tc>
         <w:tc>
           <w:tcPr>
-            <w:tcW w:type="dxa" w:w="850"/>
-            <w:vAlign w:val="center"/>
-          </w:tcPr>
-          <w:p>
-            <w:pPr>
-              <w:spacing w:before="40" w:after="40" w:line="276" w:lineRule="auto"/>
-              <w:jc w:val="center"/>
-            </w:pPr>
-            <w:r>
-              <w:rPr>
-                <w:rFonts w:ascii="Times New Roman" w:hAnsi="Times New Roman"/>
-                <w:sz w:val="26"/>
-                <w:rFonts w:ascii="Times New Roman" w:hAnsi="Times New Roman" w:cs="Times New Roman"/>
+            <w:tcW w:type="dxa" w:w="1862"/>
+            <w:tcMar>
+              <w:top w:w="80" w:type="dxa"/>
+              <w:bottom w:w="80" w:type="dxa"/>
+              <w:left w:w="120" w:type="dxa"/>
+              <w:right w:w="120" w:type="dxa"/>
+            </w:tcMar>
+          </w:tcPr>
+          <w:p>
+            <w:pPr>
+              <w:spacing w:line="276" w:lineRule="auto" w:after="40"/>
+              <w:jc w:val="center"/>
+            </w:pPr>
+            <w:r/>
+            <w:r>
+              <w:rPr>
+                <w:rFonts w:ascii="Times New Roman" w:hAnsi="Times New Roman" w:cs="Times New Roman" w:eastAsia="Times New Roman"/>
+                <w:b w:val="0"/>
+                <w:i w:val="0"/>
+                <w:sz w:val="26"/>
               </w:rPr>
               <w:t>1</w:t>
             </w:r>
@@ -3086,19 +3632,26 @@
         </w:tc>
         <w:tc>
           <w:tcPr>
-            <w:tcW w:type="dxa" w:w="1247"/>
-            <w:vAlign w:val="center"/>
-          </w:tcPr>
-          <w:p>
-            <w:pPr>
-              <w:spacing w:before="40" w:after="40" w:line="276" w:lineRule="auto"/>
-              <w:jc w:val="center"/>
-            </w:pPr>
-            <w:r>
-              <w:rPr>
-                <w:rFonts w:ascii="Times New Roman" w:hAnsi="Times New Roman"/>
-                <w:sz w:val="26"/>
-                <w:rFonts w:ascii="Times New Roman" w:hAnsi="Times New Roman" w:cs="Times New Roman"/>
+            <w:tcW w:type="dxa" w:w="1862"/>
+            <w:tcMar>
+              <w:top w:w="80" w:type="dxa"/>
+              <w:bottom w:w="80" w:type="dxa"/>
+              <w:left w:w="120" w:type="dxa"/>
+              <w:right w:w="120" w:type="dxa"/>
+            </w:tcMar>
+          </w:tcPr>
+          <w:p>
+            <w:pPr>
+              <w:spacing w:line="276" w:lineRule="auto" w:after="40"/>
+              <w:jc w:val="center"/>
+            </w:pPr>
+            <w:r/>
+            <w:r>
+              <w:rPr>
+                <w:rFonts w:ascii="Times New Roman" w:hAnsi="Times New Roman" w:cs="Times New Roman" w:eastAsia="Times New Roman"/>
+                <w:b w:val="0"/>
+                <w:i w:val="0"/>
+                <w:sz w:val="26"/>
               </w:rPr>
               <w:t>16</w:t>
             </w:r>
@@ -3106,21 +3659,28 @@
         </w:tc>
         <w:tc>
           <w:tcPr>
-            <w:tcW w:type="dxa" w:w="3402"/>
-            <w:vAlign w:val="center"/>
-          </w:tcPr>
-          <w:p>
-            <w:pPr>
-              <w:spacing w:before="40" w:after="40" w:line="276" w:lineRule="auto"/>
-              <w:jc w:val="both"/>
-            </w:pPr>
-            <w:r>
-              <w:rPr>
-                <w:rFonts w:ascii="Times New Roman" w:hAnsi="Times New Roman"/>
-                <w:sz w:val="26"/>
-                <w:rFonts w:ascii="Times New Roman" w:hAnsi="Times New Roman" w:cs="Times New Roman"/>
-              </w:rPr>
-              <w:t>Tìm hiểu xe nâng và cơ cấu nâng; lắp robot xe nâng.</w:t>
+            <w:tcW w:type="dxa" w:w="1862"/>
+            <w:tcMar>
+              <w:top w:w="80" w:type="dxa"/>
+              <w:bottom w:w="80" w:type="dxa"/>
+              <w:left w:w="120" w:type="dxa"/>
+              <w:right w:w="120" w:type="dxa"/>
+            </w:tcMar>
+          </w:tcPr>
+          <w:p>
+            <w:pPr>
+              <w:spacing w:line="276" w:lineRule="auto" w:after="40"/>
+              <w:jc w:val="left"/>
+            </w:pPr>
+            <w:r/>
+            <w:r>
+              <w:rPr>
+                <w:rFonts w:ascii="Times New Roman" w:hAnsi="Times New Roman" w:cs="Times New Roman" w:eastAsia="Times New Roman"/>
+                <w:b w:val="0"/>
+                <w:i w:val="0"/>
+                <w:sz w:val="26"/>
+              </w:rPr>
+              <w:t>Tìm hiểu nguyên lý bánh xe và trục quay; lắp mô hình xe kéo hàng giảm ma sát.</w:t>
             </w:r>
           </w:p>
         </w:tc>
@@ -3128,19 +3688,26 @@
       <w:tr>
         <w:tc>
           <w:tcPr>
-            <w:tcW w:type="dxa" w:w="680"/>
-            <w:vAlign w:val="center"/>
-          </w:tcPr>
-          <w:p>
-            <w:pPr>
-              <w:spacing w:before="40" w:after="40" w:line="276" w:lineRule="auto"/>
-              <w:jc w:val="center"/>
-            </w:pPr>
-            <w:r>
-              <w:rPr>
-                <w:rFonts w:ascii="Times New Roman" w:hAnsi="Times New Roman"/>
-                <w:sz w:val="26"/>
-                <w:rFonts w:ascii="Times New Roman" w:hAnsi="Times New Roman" w:cs="Times New Roman"/>
+            <w:tcW w:type="dxa" w:w="1862"/>
+            <w:tcMar>
+              <w:top w:w="80" w:type="dxa"/>
+              <w:bottom w:w="80" w:type="dxa"/>
+              <w:left w:w="120" w:type="dxa"/>
+              <w:right w:w="120" w:type="dxa"/>
+            </w:tcMar>
+          </w:tcPr>
+          <w:p>
+            <w:pPr>
+              <w:spacing w:line="276" w:lineRule="auto" w:after="40"/>
+              <w:jc w:val="center"/>
+            </w:pPr>
+            <w:r/>
+            <w:r>
+              <w:rPr>
+                <w:rFonts w:ascii="Times New Roman" w:hAnsi="Times New Roman" w:cs="Times New Roman" w:eastAsia="Times New Roman"/>
+                <w:b w:val="0"/>
+                <w:i w:val="0"/>
+                <w:sz w:val="26"/>
               </w:rPr>
               <w:t>17</w:t>
             </w:r>
@@ -3148,19 +3715,26 @@
         </w:tc>
         <w:tc>
           <w:tcPr>
-            <w:tcW w:type="dxa" w:w="3118"/>
-            <w:vAlign w:val="center"/>
-          </w:tcPr>
-          <w:p>
-            <w:pPr>
-              <w:spacing w:before="40" w:after="40" w:line="276" w:lineRule="auto"/>
-              <w:jc w:val="both"/>
-            </w:pPr>
-            <w:r>
-              <w:rPr>
-                <w:rFonts w:ascii="Times New Roman" w:hAnsi="Times New Roman"/>
-                <w:sz w:val="26"/>
-                <w:rFonts w:ascii="Times New Roman" w:hAnsi="Times New Roman" w:cs="Times New Roman"/>
+            <w:tcW w:type="dxa" w:w="1862"/>
+            <w:tcMar>
+              <w:top w:w="80" w:type="dxa"/>
+              <w:bottom w:w="80" w:type="dxa"/>
+              <w:left w:w="120" w:type="dxa"/>
+              <w:right w:w="120" w:type="dxa"/>
+            </w:tcMar>
+          </w:tcPr>
+          <w:p>
+            <w:pPr>
+              <w:spacing w:line="276" w:lineRule="auto" w:after="40"/>
+              <w:jc w:val="left"/>
+            </w:pPr>
+            <w:r/>
+            <w:r>
+              <w:rPr>
+                <w:rFonts w:ascii="Times New Roman" w:hAnsi="Times New Roman" w:cs="Times New Roman" w:eastAsia="Times New Roman"/>
+                <w:b w:val="0"/>
+                <w:i w:val="0"/>
+                <w:sz w:val="26"/>
               </w:rPr>
               <w:t>Bài 14. Sức mạnh của máy ủi</w:t>
             </w:r>
@@ -3168,19 +3742,26 @@
         </w:tc>
         <w:tc>
           <w:tcPr>
-            <w:tcW w:type="dxa" w:w="850"/>
-            <w:vAlign w:val="center"/>
-          </w:tcPr>
-          <w:p>
-            <w:pPr>
-              <w:spacing w:before="40" w:after="40" w:line="276" w:lineRule="auto"/>
-              <w:jc w:val="center"/>
-            </w:pPr>
-            <w:r>
-              <w:rPr>
-                <w:rFonts w:ascii="Times New Roman" w:hAnsi="Times New Roman"/>
-                <w:sz w:val="26"/>
-                <w:rFonts w:ascii="Times New Roman" w:hAnsi="Times New Roman" w:cs="Times New Roman"/>
+            <w:tcW w:type="dxa" w:w="1862"/>
+            <w:tcMar>
+              <w:top w:w="80" w:type="dxa"/>
+              <w:bottom w:w="80" w:type="dxa"/>
+              <w:left w:w="120" w:type="dxa"/>
+              <w:right w:w="120" w:type="dxa"/>
+            </w:tcMar>
+          </w:tcPr>
+          <w:p>
+            <w:pPr>
+              <w:spacing w:line="276" w:lineRule="auto" w:after="40"/>
+              <w:jc w:val="center"/>
+            </w:pPr>
+            <w:r/>
+            <w:r>
+              <w:rPr>
+                <w:rFonts w:ascii="Times New Roman" w:hAnsi="Times New Roman" w:cs="Times New Roman" w:eastAsia="Times New Roman"/>
+                <w:b w:val="0"/>
+                <w:i w:val="0"/>
+                <w:sz w:val="26"/>
               </w:rPr>
               <w:t>1</w:t>
             </w:r>
@@ -3188,19 +3769,26 @@
         </w:tc>
         <w:tc>
           <w:tcPr>
-            <w:tcW w:type="dxa" w:w="1247"/>
-            <w:vAlign w:val="center"/>
-          </w:tcPr>
-          <w:p>
-            <w:pPr>
-              <w:spacing w:before="40" w:after="40" w:line="276" w:lineRule="auto"/>
-              <w:jc w:val="center"/>
-            </w:pPr>
-            <w:r>
-              <w:rPr>
-                <w:rFonts w:ascii="Times New Roman" w:hAnsi="Times New Roman"/>
-                <w:sz w:val="26"/>
-                <w:rFonts w:ascii="Times New Roman" w:hAnsi="Times New Roman" w:cs="Times New Roman"/>
+            <w:tcW w:type="dxa" w:w="1862"/>
+            <w:tcMar>
+              <w:top w:w="80" w:type="dxa"/>
+              <w:bottom w:w="80" w:type="dxa"/>
+              <w:left w:w="120" w:type="dxa"/>
+              <w:right w:w="120" w:type="dxa"/>
+            </w:tcMar>
+          </w:tcPr>
+          <w:p>
+            <w:pPr>
+              <w:spacing w:line="276" w:lineRule="auto" w:after="40"/>
+              <w:jc w:val="center"/>
+            </w:pPr>
+            <w:r/>
+            <w:r>
+              <w:rPr>
+                <w:rFonts w:ascii="Times New Roman" w:hAnsi="Times New Roman" w:cs="Times New Roman" w:eastAsia="Times New Roman"/>
+                <w:b w:val="0"/>
+                <w:i w:val="0"/>
+                <w:sz w:val="26"/>
               </w:rPr>
               <w:t>17</w:t>
             </w:r>
@@ -3208,21 +3796,28 @@
         </w:tc>
         <w:tc>
           <w:tcPr>
-            <w:tcW w:type="dxa" w:w="3402"/>
-            <w:vAlign w:val="center"/>
-          </w:tcPr>
-          <w:p>
-            <w:pPr>
-              <w:spacing w:before="40" w:after="40" w:line="276" w:lineRule="auto"/>
-              <w:jc w:val="both"/>
-            </w:pPr>
-            <w:r>
-              <w:rPr>
-                <w:rFonts w:ascii="Times New Roman" w:hAnsi="Times New Roman"/>
-                <w:sz w:val="26"/>
-                <w:rFonts w:ascii="Times New Roman" w:hAnsi="Times New Roman" w:cs="Times New Roman"/>
-              </w:rPr>
-              <w:t>Tìm hiểu cơ cấu máy ủi công trường; lắp robot máy ủi.</w:t>
+            <w:tcW w:type="dxa" w:w="1862"/>
+            <w:tcMar>
+              <w:top w:w="80" w:type="dxa"/>
+              <w:bottom w:w="80" w:type="dxa"/>
+              <w:left w:w="120" w:type="dxa"/>
+              <w:right w:w="120" w:type="dxa"/>
+            </w:tcMar>
+          </w:tcPr>
+          <w:p>
+            <w:pPr>
+              <w:spacing w:line="276" w:lineRule="auto" w:after="40"/>
+              <w:jc w:val="left"/>
+            </w:pPr>
+            <w:r/>
+            <w:r>
+              <w:rPr>
+                <w:rFonts w:ascii="Times New Roman" w:hAnsi="Times New Roman" w:cs="Times New Roman" w:eastAsia="Times New Roman"/>
+                <w:b w:val="0"/>
+                <w:i w:val="0"/>
+                <w:sz w:val="26"/>
+              </w:rPr>
+              <w:t>Tìm hiểu nguyên lý máy ủi san lấp mặt bằng; lắp mô hình máy ủi công trình.</w:t>
             </w:r>
           </w:p>
         </w:tc>
@@ -3230,19 +3825,26 @@
       <w:tr>
         <w:tc>
           <w:tcPr>
-            <w:tcW w:type="dxa" w:w="680"/>
-            <w:vAlign w:val="center"/>
-          </w:tcPr>
-          <w:p>
-            <w:pPr>
-              <w:spacing w:before="40" w:after="40" w:line="276" w:lineRule="auto"/>
-              <w:jc w:val="center"/>
-            </w:pPr>
-            <w:r>
-              <w:rPr>
-                <w:rFonts w:ascii="Times New Roman" w:hAnsi="Times New Roman"/>
-                <w:sz w:val="26"/>
-                <w:rFonts w:ascii="Times New Roman" w:hAnsi="Times New Roman" w:cs="Times New Roman"/>
+            <w:tcW w:type="dxa" w:w="1862"/>
+            <w:tcMar>
+              <w:top w:w="80" w:type="dxa"/>
+              <w:bottom w:w="80" w:type="dxa"/>
+              <w:left w:w="120" w:type="dxa"/>
+              <w:right w:w="120" w:type="dxa"/>
+            </w:tcMar>
+          </w:tcPr>
+          <w:p>
+            <w:pPr>
+              <w:spacing w:line="276" w:lineRule="auto" w:after="40"/>
+              <w:jc w:val="center"/>
+            </w:pPr>
+            <w:r/>
+            <w:r>
+              <w:rPr>
+                <w:rFonts w:ascii="Times New Roman" w:hAnsi="Times New Roman" w:cs="Times New Roman" w:eastAsia="Times New Roman"/>
+                <w:b w:val="0"/>
+                <w:i w:val="0"/>
+                <w:sz w:val="26"/>
               </w:rPr>
               <w:t>18</w:t>
             </w:r>
@@ -3250,39 +3852,53 @@
         </w:tc>
         <w:tc>
           <w:tcPr>
-            <w:tcW w:type="dxa" w:w="3118"/>
-            <w:vAlign w:val="center"/>
-          </w:tcPr>
-          <w:p>
-            <w:pPr>
-              <w:spacing w:before="40" w:after="40" w:line="276" w:lineRule="auto"/>
-              <w:jc w:val="both"/>
-            </w:pPr>
-            <w:r>
-              <w:rPr>
-                <w:rFonts w:ascii="Times New Roman" w:hAnsi="Times New Roman"/>
-                <w:sz w:val="26"/>
-                <w:rFonts w:ascii="Times New Roman" w:hAnsi="Times New Roman" w:cs="Times New Roman"/>
-              </w:rPr>
-              <w:t>Bài 15. Máy xúc</w:t>
-            </w:r>
-          </w:p>
-        </w:tc>
-        <w:tc>
-          <w:tcPr>
-            <w:tcW w:type="dxa" w:w="850"/>
-            <w:vAlign w:val="center"/>
-          </w:tcPr>
-          <w:p>
-            <w:pPr>
-              <w:spacing w:before="40" w:after="40" w:line="276" w:lineRule="auto"/>
-              <w:jc w:val="center"/>
-            </w:pPr>
-            <w:r>
-              <w:rPr>
-                <w:rFonts w:ascii="Times New Roman" w:hAnsi="Times New Roman"/>
-                <w:sz w:val="26"/>
-                <w:rFonts w:ascii="Times New Roman" w:hAnsi="Times New Roman" w:cs="Times New Roman"/>
+            <w:tcW w:type="dxa" w:w="1862"/>
+            <w:tcMar>
+              <w:top w:w="80" w:type="dxa"/>
+              <w:bottom w:w="80" w:type="dxa"/>
+              <w:left w:w="120" w:type="dxa"/>
+              <w:right w:w="120" w:type="dxa"/>
+            </w:tcMar>
+          </w:tcPr>
+          <w:p>
+            <w:pPr>
+              <w:spacing w:line="276" w:lineRule="auto" w:after="40"/>
+              <w:jc w:val="left"/>
+            </w:pPr>
+            <w:r/>
+            <w:r>
+              <w:rPr>
+                <w:rFonts w:ascii="Times New Roman" w:hAnsi="Times New Roman" w:cs="Times New Roman" w:eastAsia="Times New Roman"/>
+                <w:b/>
+                <w:i w:val="0"/>
+                <w:sz w:val="26"/>
+              </w:rPr>
+              <w:t>Ôn tập Đánh giá định kỳ 2</w:t>
+            </w:r>
+          </w:p>
+        </w:tc>
+        <w:tc>
+          <w:tcPr>
+            <w:tcW w:type="dxa" w:w="1862"/>
+            <w:tcMar>
+              <w:top w:w="80" w:type="dxa"/>
+              <w:bottom w:w="80" w:type="dxa"/>
+              <w:left w:w="120" w:type="dxa"/>
+              <w:right w:w="120" w:type="dxa"/>
+            </w:tcMar>
+          </w:tcPr>
+          <w:p>
+            <w:pPr>
+              <w:spacing w:line="276" w:lineRule="auto" w:after="40"/>
+              <w:jc w:val="center"/>
+            </w:pPr>
+            <w:r/>
+            <w:r>
+              <w:rPr>
+                <w:rFonts w:ascii="Times New Roman" w:hAnsi="Times New Roman" w:cs="Times New Roman" w:eastAsia="Times New Roman"/>
+                <w:b w:val="0"/>
+                <w:i w:val="0"/>
+                <w:sz w:val="26"/>
               </w:rPr>
               <w:t>1</w:t>
             </w:r>
@@ -3290,19 +3906,26 @@
         </w:tc>
         <w:tc>
           <w:tcPr>
-            <w:tcW w:type="dxa" w:w="1247"/>
-            <w:vAlign w:val="center"/>
-          </w:tcPr>
-          <w:p>
-            <w:pPr>
-              <w:spacing w:before="40" w:after="40" w:line="276" w:lineRule="auto"/>
-              <w:jc w:val="center"/>
-            </w:pPr>
-            <w:r>
-              <w:rPr>
-                <w:rFonts w:ascii="Times New Roman" w:hAnsi="Times New Roman"/>
-                <w:sz w:val="26"/>
-                <w:rFonts w:ascii="Times New Roman" w:hAnsi="Times New Roman" w:cs="Times New Roman"/>
+            <w:tcW w:type="dxa" w:w="1862"/>
+            <w:tcMar>
+              <w:top w:w="80" w:type="dxa"/>
+              <w:bottom w:w="80" w:type="dxa"/>
+              <w:left w:w="120" w:type="dxa"/>
+              <w:right w:w="120" w:type="dxa"/>
+            </w:tcMar>
+          </w:tcPr>
+          <w:p>
+            <w:pPr>
+              <w:spacing w:line="276" w:lineRule="auto" w:after="40"/>
+              <w:jc w:val="center"/>
+            </w:pPr>
+            <w:r/>
+            <w:r>
+              <w:rPr>
+                <w:rFonts w:ascii="Times New Roman" w:hAnsi="Times New Roman" w:cs="Times New Roman" w:eastAsia="Times New Roman"/>
+                <w:b w:val="0"/>
+                <w:i w:val="0"/>
+                <w:sz w:val="26"/>
               </w:rPr>
               <w:t>18</w:t>
             </w:r>
@@ -3310,21 +3933,28 @@
         </w:tc>
         <w:tc>
           <w:tcPr>
-            <w:tcW w:type="dxa" w:w="3402"/>
-            <w:vAlign w:val="center"/>
-          </w:tcPr>
-          <w:p>
-            <w:pPr>
-              <w:spacing w:before="40" w:after="40" w:line="276" w:lineRule="auto"/>
-              <w:jc w:val="both"/>
-            </w:pPr>
-            <w:r>
-              <w:rPr>
-                <w:rFonts w:ascii="Times New Roman" w:hAnsi="Times New Roman"/>
-                <w:sz w:val="26"/>
-                <w:rFonts w:ascii="Times New Roman" w:hAnsi="Times New Roman" w:cs="Times New Roman"/>
-              </w:rPr>
-              <w:t>Tìm hiểu an toàn lao động và máy xúc; lắp robot máy xúc.</w:t>
+            <w:tcW w:type="dxa" w:w="1862"/>
+            <w:tcMar>
+              <w:top w:w="80" w:type="dxa"/>
+              <w:bottom w:w="80" w:type="dxa"/>
+              <w:left w:w="120" w:type="dxa"/>
+              <w:right w:w="120" w:type="dxa"/>
+            </w:tcMar>
+          </w:tcPr>
+          <w:p>
+            <w:pPr>
+              <w:spacing w:line="276" w:lineRule="auto" w:after="40"/>
+              <w:jc w:val="left"/>
+            </w:pPr>
+            <w:r/>
+            <w:r>
+              <w:rPr>
+                <w:rFonts w:ascii="Times New Roman" w:hAnsi="Times New Roman" w:cs="Times New Roman" w:eastAsia="Times New Roman"/>
+                <w:b w:val="0"/>
+                <w:i w:val="0"/>
+                <w:sz w:val="26"/>
+              </w:rPr>
+              <w:t>Hệ thống hóa kiến thức chuẩn bị Đánh giá định kỳ 2.</w:t>
             </w:r>
           </w:p>
         </w:tc>
@@ -3332,19 +3962,26 @@
       <w:tr>
         <w:tc>
           <w:tcPr>
-            <w:tcW w:type="dxa" w:w="680"/>
-            <w:vAlign w:val="center"/>
-          </w:tcPr>
-          <w:p>
-            <w:pPr>
-              <w:spacing w:before="40" w:after="40" w:line="276" w:lineRule="auto"/>
-              <w:jc w:val="center"/>
-            </w:pPr>
-            <w:r>
-              <w:rPr>
-                <w:rFonts w:ascii="Times New Roman" w:hAnsi="Times New Roman"/>
-                <w:sz w:val="26"/>
-                <w:rFonts w:ascii="Times New Roman" w:hAnsi="Times New Roman" w:cs="Times New Roman"/>
+            <w:tcW w:type="dxa" w:w="1862"/>
+            <w:tcMar>
+              <w:top w:w="80" w:type="dxa"/>
+              <w:bottom w:w="80" w:type="dxa"/>
+              <w:left w:w="120" w:type="dxa"/>
+              <w:right w:w="120" w:type="dxa"/>
+            </w:tcMar>
+          </w:tcPr>
+          <w:p>
+            <w:pPr>
+              <w:spacing w:line="276" w:lineRule="auto" w:after="40"/>
+              <w:jc w:val="center"/>
+            </w:pPr>
+            <w:r/>
+            <w:r>
+              <w:rPr>
+                <w:rFonts w:ascii="Times New Roman" w:hAnsi="Times New Roman" w:cs="Times New Roman" w:eastAsia="Times New Roman"/>
+                <w:b w:val="0"/>
+                <w:i w:val="0"/>
+                <w:sz w:val="26"/>
               </w:rPr>
               <w:t>19</w:t>
             </w:r>
@@ -3352,39 +3989,53 @@
         </w:tc>
         <w:tc>
           <w:tcPr>
-            <w:tcW w:type="dxa" w:w="3118"/>
-            <w:vAlign w:val="center"/>
-          </w:tcPr>
-          <w:p>
-            <w:pPr>
-              <w:spacing w:before="40" w:after="40" w:line="276" w:lineRule="auto"/>
-              <w:jc w:val="both"/>
-            </w:pPr>
-            <w:r>
-              <w:rPr>
-                <w:rFonts w:ascii="Times New Roman" w:hAnsi="Times New Roman"/>
-                <w:sz w:val="26"/>
-                <w:rFonts w:ascii="Times New Roman" w:hAnsi="Times New Roman" w:cs="Times New Roman"/>
-              </w:rPr>
-              <w:t>Ôn tập Đánh giá định kỳ 2</w:t>
-            </w:r>
-          </w:p>
-        </w:tc>
-        <w:tc>
-          <w:tcPr>
-            <w:tcW w:type="dxa" w:w="850"/>
-            <w:vAlign w:val="center"/>
-          </w:tcPr>
-          <w:p>
-            <w:pPr>
-              <w:spacing w:before="40" w:after="40" w:line="276" w:lineRule="auto"/>
-              <w:jc w:val="center"/>
-            </w:pPr>
-            <w:r>
-              <w:rPr>
-                <w:rFonts w:ascii="Times New Roman" w:hAnsi="Times New Roman"/>
-                <w:sz w:val="26"/>
-                <w:rFonts w:ascii="Times New Roman" w:hAnsi="Times New Roman" w:cs="Times New Roman"/>
+            <w:tcW w:type="dxa" w:w="1862"/>
+            <w:tcMar>
+              <w:top w:w="80" w:type="dxa"/>
+              <w:bottom w:w="80" w:type="dxa"/>
+              <w:left w:w="120" w:type="dxa"/>
+              <w:right w:w="120" w:type="dxa"/>
+            </w:tcMar>
+          </w:tcPr>
+          <w:p>
+            <w:pPr>
+              <w:spacing w:line="276" w:lineRule="auto" w:after="40"/>
+              <w:jc w:val="left"/>
+            </w:pPr>
+            <w:r/>
+            <w:r>
+              <w:rPr>
+                <w:rFonts w:ascii="Times New Roman" w:hAnsi="Times New Roman" w:cs="Times New Roman" w:eastAsia="Times New Roman"/>
+                <w:b/>
+                <w:i w:val="0"/>
+                <w:sz w:val="26"/>
+              </w:rPr>
+              <w:t>Đánh giá định kỳ 2</w:t>
+            </w:r>
+          </w:p>
+        </w:tc>
+        <w:tc>
+          <w:tcPr>
+            <w:tcW w:type="dxa" w:w="1862"/>
+            <w:tcMar>
+              <w:top w:w="80" w:type="dxa"/>
+              <w:bottom w:w="80" w:type="dxa"/>
+              <w:left w:w="120" w:type="dxa"/>
+              <w:right w:w="120" w:type="dxa"/>
+            </w:tcMar>
+          </w:tcPr>
+          <w:p>
+            <w:pPr>
+              <w:spacing w:line="276" w:lineRule="auto" w:after="40"/>
+              <w:jc w:val="center"/>
+            </w:pPr>
+            <w:r/>
+            <w:r>
+              <w:rPr>
+                <w:rFonts w:ascii="Times New Roman" w:hAnsi="Times New Roman" w:cs="Times New Roman" w:eastAsia="Times New Roman"/>
+                <w:b w:val="0"/>
+                <w:i w:val="0"/>
+                <w:sz w:val="26"/>
               </w:rPr>
               <w:t>1</w:t>
             </w:r>
@@ -3392,19 +4043,26 @@
         </w:tc>
         <w:tc>
           <w:tcPr>
-            <w:tcW w:type="dxa" w:w="1247"/>
-            <w:vAlign w:val="center"/>
-          </w:tcPr>
-          <w:p>
-            <w:pPr>
-              <w:spacing w:before="40" w:after="40" w:line="276" w:lineRule="auto"/>
-              <w:jc w:val="center"/>
-            </w:pPr>
-            <w:r>
-              <w:rPr>
-                <w:rFonts w:ascii="Times New Roman" w:hAnsi="Times New Roman"/>
-                <w:sz w:val="26"/>
-                <w:rFonts w:ascii="Times New Roman" w:hAnsi="Times New Roman" w:cs="Times New Roman"/>
+            <w:tcW w:type="dxa" w:w="1862"/>
+            <w:tcMar>
+              <w:top w:w="80" w:type="dxa"/>
+              <w:bottom w:w="80" w:type="dxa"/>
+              <w:left w:w="120" w:type="dxa"/>
+              <w:right w:w="120" w:type="dxa"/>
+            </w:tcMar>
+          </w:tcPr>
+          <w:p>
+            <w:pPr>
+              <w:spacing w:line="276" w:lineRule="auto" w:after="40"/>
+              <w:jc w:val="center"/>
+            </w:pPr>
+            <w:r/>
+            <w:r>
+              <w:rPr>
+                <w:rFonts w:ascii="Times New Roman" w:hAnsi="Times New Roman" w:cs="Times New Roman" w:eastAsia="Times New Roman"/>
+                <w:b w:val="0"/>
+                <w:i w:val="0"/>
+                <w:sz w:val="26"/>
               </w:rPr>
               <w:t>19</w:t>
             </w:r>
@@ -3412,21 +4070,28 @@
         </w:tc>
         <w:tc>
           <w:tcPr>
-            <w:tcW w:type="dxa" w:w="3402"/>
-            <w:vAlign w:val="center"/>
-          </w:tcPr>
-          <w:p>
-            <w:pPr>
-              <w:spacing w:before="40" w:after="40" w:line="276" w:lineRule="auto"/>
-              <w:jc w:val="both"/>
-            </w:pPr>
-            <w:r>
-              <w:rPr>
-                <w:rFonts w:ascii="Times New Roman" w:hAnsi="Times New Roman"/>
-                <w:sz w:val="26"/>
-                <w:rFonts w:ascii="Times New Roman" w:hAnsi="Times New Roman" w:cs="Times New Roman"/>
-              </w:rPr>
-              <w:t>Hệ thống hóa kiến thức chuẩn bị Đánh giá định kỳ 2.</w:t>
+            <w:tcW w:type="dxa" w:w="1862"/>
+            <w:tcMar>
+              <w:top w:w="80" w:type="dxa"/>
+              <w:bottom w:w="80" w:type="dxa"/>
+              <w:left w:w="120" w:type="dxa"/>
+              <w:right w:w="120" w:type="dxa"/>
+            </w:tcMar>
+          </w:tcPr>
+          <w:p>
+            <w:pPr>
+              <w:spacing w:line="276" w:lineRule="auto" w:after="40"/>
+              <w:jc w:val="left"/>
+            </w:pPr>
+            <w:r/>
+            <w:r>
+              <w:rPr>
+                <w:rFonts w:ascii="Times New Roman" w:hAnsi="Times New Roman" w:cs="Times New Roman" w:eastAsia="Times New Roman"/>
+                <w:b w:val="0"/>
+                <w:i w:val="0"/>
+                <w:sz w:val="26"/>
+              </w:rPr>
+              <w:t>Kiểm tra đánh giá kết quả học tập thực hành Robotics định kỳ 2.</w:t>
             </w:r>
           </w:p>
         </w:tc>
@@ -3434,19 +4099,26 @@
       <w:tr>
         <w:tc>
           <w:tcPr>
-            <w:tcW w:type="dxa" w:w="680"/>
-            <w:vAlign w:val="center"/>
-          </w:tcPr>
-          <w:p>
-            <w:pPr>
-              <w:spacing w:before="40" w:after="40" w:line="276" w:lineRule="auto"/>
-              <w:jc w:val="center"/>
-            </w:pPr>
-            <w:r>
-              <w:rPr>
-                <w:rFonts w:ascii="Times New Roman" w:hAnsi="Times New Roman"/>
-                <w:sz w:val="26"/>
-                <w:rFonts w:ascii="Times New Roman" w:hAnsi="Times New Roman" w:cs="Times New Roman"/>
+            <w:tcW w:type="dxa" w:w="1862"/>
+            <w:tcMar>
+              <w:top w:w="80" w:type="dxa"/>
+              <w:bottom w:w="80" w:type="dxa"/>
+              <w:left w:w="120" w:type="dxa"/>
+              <w:right w:w="120" w:type="dxa"/>
+            </w:tcMar>
+          </w:tcPr>
+          <w:p>
+            <w:pPr>
+              <w:spacing w:line="276" w:lineRule="auto" w:after="40"/>
+              <w:jc w:val="center"/>
+            </w:pPr>
+            <w:r/>
+            <w:r>
+              <w:rPr>
+                <w:rFonts w:ascii="Times New Roman" w:hAnsi="Times New Roman" w:cs="Times New Roman" w:eastAsia="Times New Roman"/>
+                <w:b w:val="0"/>
+                <w:i w:val="0"/>
+                <w:sz w:val="26"/>
               </w:rPr>
               <w:t>20</w:t>
             </w:r>
@@ -3454,39 +4126,53 @@
         </w:tc>
         <w:tc>
           <w:tcPr>
-            <w:tcW w:type="dxa" w:w="3118"/>
-            <w:vAlign w:val="center"/>
-          </w:tcPr>
-          <w:p>
-            <w:pPr>
-              <w:spacing w:before="40" w:after="40" w:line="276" w:lineRule="auto"/>
-              <w:jc w:val="both"/>
-            </w:pPr>
-            <w:r>
-              <w:rPr>
-                <w:rFonts w:ascii="Times New Roman" w:hAnsi="Times New Roman"/>
-                <w:sz w:val="26"/>
-                <w:rFonts w:ascii="Times New Roman" w:hAnsi="Times New Roman" w:cs="Times New Roman"/>
-              </w:rPr>
-              <w:t>Đánh giá định kỳ 2</w:t>
-            </w:r>
-          </w:p>
-        </w:tc>
-        <w:tc>
-          <w:tcPr>
-            <w:tcW w:type="dxa" w:w="850"/>
-            <w:vAlign w:val="center"/>
-          </w:tcPr>
-          <w:p>
-            <w:pPr>
-              <w:spacing w:before="40" w:after="40" w:line="276" w:lineRule="auto"/>
-              <w:jc w:val="center"/>
-            </w:pPr>
-            <w:r>
-              <w:rPr>
-                <w:rFonts w:ascii="Times New Roman" w:hAnsi="Times New Roman"/>
-                <w:sz w:val="26"/>
-                <w:rFonts w:ascii="Times New Roman" w:hAnsi="Times New Roman" w:cs="Times New Roman"/>
+            <w:tcW w:type="dxa" w:w="1862"/>
+            <w:tcMar>
+              <w:top w:w="80" w:type="dxa"/>
+              <w:bottom w:w="80" w:type="dxa"/>
+              <w:left w:w="120" w:type="dxa"/>
+              <w:right w:w="120" w:type="dxa"/>
+            </w:tcMar>
+          </w:tcPr>
+          <w:p>
+            <w:pPr>
+              <w:spacing w:line="276" w:lineRule="auto" w:after="40"/>
+              <w:jc w:val="left"/>
+            </w:pPr>
+            <w:r/>
+            <w:r>
+              <w:rPr>
+                <w:rFonts w:ascii="Times New Roman" w:hAnsi="Times New Roman" w:cs="Times New Roman" w:eastAsia="Times New Roman"/>
+                <w:b w:val="0"/>
+                <w:i w:val="0"/>
+                <w:sz w:val="26"/>
+              </w:rPr>
+              <w:t>Bài 15. Máy xúc</w:t>
+            </w:r>
+          </w:p>
+        </w:tc>
+        <w:tc>
+          <w:tcPr>
+            <w:tcW w:type="dxa" w:w="1862"/>
+            <w:tcMar>
+              <w:top w:w="80" w:type="dxa"/>
+              <w:bottom w:w="80" w:type="dxa"/>
+              <w:left w:w="120" w:type="dxa"/>
+              <w:right w:w="120" w:type="dxa"/>
+            </w:tcMar>
+          </w:tcPr>
+          <w:p>
+            <w:pPr>
+              <w:spacing w:line="276" w:lineRule="auto" w:after="40"/>
+              <w:jc w:val="center"/>
+            </w:pPr>
+            <w:r/>
+            <w:r>
+              <w:rPr>
+                <w:rFonts w:ascii="Times New Roman" w:hAnsi="Times New Roman" w:cs="Times New Roman" w:eastAsia="Times New Roman"/>
+                <w:b w:val="0"/>
+                <w:i w:val="0"/>
+                <w:sz w:val="26"/>
               </w:rPr>
               <w:t>1</w:t>
             </w:r>
@@ -3494,19 +4180,26 @@
         </w:tc>
         <w:tc>
           <w:tcPr>
-            <w:tcW w:type="dxa" w:w="1247"/>
-            <w:vAlign w:val="center"/>
-          </w:tcPr>
-          <w:p>
-            <w:pPr>
-              <w:spacing w:before="40" w:after="40" w:line="276" w:lineRule="auto"/>
-              <w:jc w:val="center"/>
-            </w:pPr>
-            <w:r>
-              <w:rPr>
-                <w:rFonts w:ascii="Times New Roman" w:hAnsi="Times New Roman"/>
-                <w:sz w:val="26"/>
-                <w:rFonts w:ascii="Times New Roman" w:hAnsi="Times New Roman" w:cs="Times New Roman"/>
+            <w:tcW w:type="dxa" w:w="1862"/>
+            <w:tcMar>
+              <w:top w:w="80" w:type="dxa"/>
+              <w:bottom w:w="80" w:type="dxa"/>
+              <w:left w:w="120" w:type="dxa"/>
+              <w:right w:w="120" w:type="dxa"/>
+            </w:tcMar>
+          </w:tcPr>
+          <w:p>
+            <w:pPr>
+              <w:spacing w:line="276" w:lineRule="auto" w:after="40"/>
+              <w:jc w:val="center"/>
+            </w:pPr>
+            <w:r/>
+            <w:r>
+              <w:rPr>
+                <w:rFonts w:ascii="Times New Roman" w:hAnsi="Times New Roman" w:cs="Times New Roman" w:eastAsia="Times New Roman"/>
+                <w:b w:val="0"/>
+                <w:i w:val="0"/>
+                <w:sz w:val="26"/>
               </w:rPr>
               <w:t>20</w:t>
             </w:r>
@@ -3514,21 +4207,28 @@
         </w:tc>
         <w:tc>
           <w:tcPr>
-            <w:tcW w:type="dxa" w:w="3402"/>
-            <w:vAlign w:val="center"/>
-          </w:tcPr>
-          <w:p>
-            <w:pPr>
-              <w:spacing w:before="40" w:after="40" w:line="276" w:lineRule="auto"/>
-              <w:jc w:val="both"/>
-            </w:pPr>
-            <w:r>
-              <w:rPr>
-                <w:rFonts w:ascii="Times New Roman" w:hAnsi="Times New Roman"/>
-                <w:sz w:val="26"/>
-                <w:rFonts w:ascii="Times New Roman" w:hAnsi="Times New Roman" w:cs="Times New Roman"/>
-              </w:rPr>
-              <w:t>Kiểm tra đánh giá kết quả học tập thực hành Robotics.</w:t>
+            <w:tcW w:type="dxa" w:w="1862"/>
+            <w:tcMar>
+              <w:top w:w="80" w:type="dxa"/>
+              <w:bottom w:w="80" w:type="dxa"/>
+              <w:left w:w="120" w:type="dxa"/>
+              <w:right w:w="120" w:type="dxa"/>
+            </w:tcMar>
+          </w:tcPr>
+          <w:p>
+            <w:pPr>
+              <w:spacing w:line="276" w:lineRule="auto" w:after="40"/>
+              <w:jc w:val="left"/>
+            </w:pPr>
+            <w:r/>
+            <w:r>
+              <w:rPr>
+                <w:rFonts w:ascii="Times New Roman" w:hAnsi="Times New Roman" w:cs="Times New Roman" w:eastAsia="Times New Roman"/>
+                <w:b w:val="0"/>
+                <w:i w:val="0"/>
+                <w:sz w:val="26"/>
+              </w:rPr>
+              <w:t>Tìm hiểu cơ cấu tay đòn thủy lực máy xúc; lắp mô hình máy xúc đào đất.</w:t>
             </w:r>
           </w:p>
         </w:tc>
@@ -3536,19 +4236,26 @@
       <w:tr>
         <w:tc>
           <w:tcPr>
-            <w:tcW w:type="dxa" w:w="680"/>
-            <w:vAlign w:val="center"/>
-          </w:tcPr>
-          <w:p>
-            <w:pPr>
-              <w:spacing w:before="40" w:after="40" w:line="276" w:lineRule="auto"/>
-              <w:jc w:val="center"/>
-            </w:pPr>
-            <w:r>
-              <w:rPr>
-                <w:rFonts w:ascii="Times New Roman" w:hAnsi="Times New Roman"/>
-                <w:sz w:val="26"/>
-                <w:rFonts w:ascii="Times New Roman" w:hAnsi="Times New Roman" w:cs="Times New Roman"/>
+            <w:tcW w:type="dxa" w:w="1862"/>
+            <w:tcMar>
+              <w:top w:w="80" w:type="dxa"/>
+              <w:bottom w:w="80" w:type="dxa"/>
+              <w:left w:w="120" w:type="dxa"/>
+              <w:right w:w="120" w:type="dxa"/>
+            </w:tcMar>
+          </w:tcPr>
+          <w:p>
+            <w:pPr>
+              <w:spacing w:line="276" w:lineRule="auto" w:after="40"/>
+              <w:jc w:val="center"/>
+            </w:pPr>
+            <w:r/>
+            <w:r>
+              <w:rPr>
+                <w:rFonts w:ascii="Times New Roman" w:hAnsi="Times New Roman" w:cs="Times New Roman" w:eastAsia="Times New Roman"/>
+                <w:b w:val="0"/>
+                <w:i w:val="0"/>
+                <w:sz w:val="26"/>
               </w:rPr>
               <w:t>21</w:t>
             </w:r>
@@ -3556,19 +4263,26 @@
         </w:tc>
         <w:tc>
           <w:tcPr>
-            <w:tcW w:type="dxa" w:w="3118"/>
-            <w:vAlign w:val="center"/>
-          </w:tcPr>
-          <w:p>
-            <w:pPr>
-              <w:spacing w:before="40" w:after="40" w:line="276" w:lineRule="auto"/>
-              <w:jc w:val="both"/>
-            </w:pPr>
-            <w:r>
-              <w:rPr>
-                <w:rFonts w:ascii="Times New Roman" w:hAnsi="Times New Roman"/>
-                <w:sz w:val="26"/>
-                <w:rFonts w:ascii="Times New Roman" w:hAnsi="Times New Roman" w:cs="Times New Roman"/>
+            <w:tcW w:type="dxa" w:w="1862"/>
+            <w:tcMar>
+              <w:top w:w="80" w:type="dxa"/>
+              <w:bottom w:w="80" w:type="dxa"/>
+              <w:left w:w="120" w:type="dxa"/>
+              <w:right w:w="120" w:type="dxa"/>
+            </w:tcMar>
+          </w:tcPr>
+          <w:p>
+            <w:pPr>
+              <w:spacing w:line="276" w:lineRule="auto" w:after="40"/>
+              <w:jc w:val="left"/>
+            </w:pPr>
+            <w:r/>
+            <w:r>
+              <w:rPr>
+                <w:rFonts w:ascii="Times New Roman" w:hAnsi="Times New Roman" w:cs="Times New Roman" w:eastAsia="Times New Roman"/>
+                <w:b w:val="0"/>
+                <w:i w:val="0"/>
+                <w:sz w:val="26"/>
               </w:rPr>
               <w:t>Bài 16. Cùng nhau đi khắp thế giới</w:t>
             </w:r>
@@ -3576,19 +4290,26 @@
         </w:tc>
         <w:tc>
           <w:tcPr>
-            <w:tcW w:type="dxa" w:w="850"/>
-            <w:vAlign w:val="center"/>
-          </w:tcPr>
-          <w:p>
-            <w:pPr>
-              <w:spacing w:before="40" w:after="40" w:line="276" w:lineRule="auto"/>
-              <w:jc w:val="center"/>
-            </w:pPr>
-            <w:r>
-              <w:rPr>
-                <w:rFonts w:ascii="Times New Roman" w:hAnsi="Times New Roman"/>
-                <w:sz w:val="26"/>
-                <w:rFonts w:ascii="Times New Roman" w:hAnsi="Times New Roman" w:cs="Times New Roman"/>
+            <w:tcW w:type="dxa" w:w="1862"/>
+            <w:tcMar>
+              <w:top w:w="80" w:type="dxa"/>
+              <w:bottom w:w="80" w:type="dxa"/>
+              <w:left w:w="120" w:type="dxa"/>
+              <w:right w:w="120" w:type="dxa"/>
+            </w:tcMar>
+          </w:tcPr>
+          <w:p>
+            <w:pPr>
+              <w:spacing w:line="276" w:lineRule="auto" w:after="40"/>
+              <w:jc w:val="center"/>
+            </w:pPr>
+            <w:r/>
+            <w:r>
+              <w:rPr>
+                <w:rFonts w:ascii="Times New Roman" w:hAnsi="Times New Roman" w:cs="Times New Roman" w:eastAsia="Times New Roman"/>
+                <w:b w:val="0"/>
+                <w:i w:val="0"/>
+                <w:sz w:val="26"/>
               </w:rPr>
               <w:t>1</w:t>
             </w:r>
@@ -3596,19 +4317,26 @@
         </w:tc>
         <w:tc>
           <w:tcPr>
-            <w:tcW w:type="dxa" w:w="1247"/>
-            <w:vAlign w:val="center"/>
-          </w:tcPr>
-          <w:p>
-            <w:pPr>
-              <w:spacing w:before="40" w:after="40" w:line="276" w:lineRule="auto"/>
-              <w:jc w:val="center"/>
-            </w:pPr>
-            <w:r>
-              <w:rPr>
-                <w:rFonts w:ascii="Times New Roman" w:hAnsi="Times New Roman"/>
-                <w:sz w:val="26"/>
-                <w:rFonts w:ascii="Times New Roman" w:hAnsi="Times New Roman" w:cs="Times New Roman"/>
+            <w:tcW w:type="dxa" w:w="1862"/>
+            <w:tcMar>
+              <w:top w:w="80" w:type="dxa"/>
+              <w:bottom w:w="80" w:type="dxa"/>
+              <w:left w:w="120" w:type="dxa"/>
+              <w:right w:w="120" w:type="dxa"/>
+            </w:tcMar>
+          </w:tcPr>
+          <w:p>
+            <w:pPr>
+              <w:spacing w:line="276" w:lineRule="auto" w:after="40"/>
+              <w:jc w:val="center"/>
+            </w:pPr>
+            <w:r/>
+            <w:r>
+              <w:rPr>
+                <w:rFonts w:ascii="Times New Roman" w:hAnsi="Times New Roman" w:cs="Times New Roman" w:eastAsia="Times New Roman"/>
+                <w:b w:val="0"/>
+                <w:i w:val="0"/>
+                <w:sz w:val="26"/>
               </w:rPr>
               <w:t>21</w:t>
             </w:r>
@@ -3616,21 +4344,28 @@
         </w:tc>
         <w:tc>
           <w:tcPr>
-            <w:tcW w:type="dxa" w:w="3402"/>
-            <w:vAlign w:val="center"/>
-          </w:tcPr>
-          <w:p>
-            <w:pPr>
-              <w:spacing w:before="40" w:after="40" w:line="276" w:lineRule="auto"/>
-              <w:jc w:val="both"/>
-            </w:pPr>
-            <w:r>
-              <w:rPr>
-                <w:rFonts w:ascii="Times New Roman" w:hAnsi="Times New Roman"/>
-                <w:sz w:val="26"/>
-                <w:rFonts w:ascii="Times New Roman" w:hAnsi="Times New Roman" w:cs="Times New Roman"/>
-              </w:rPr>
-              <w:t>Tìm hiểu nguyên lý trực thăng; lắp robot trực thăng.</w:t>
+            <w:tcW w:type="dxa" w:w="1862"/>
+            <w:tcMar>
+              <w:top w:w="80" w:type="dxa"/>
+              <w:bottom w:w="80" w:type="dxa"/>
+              <w:left w:w="120" w:type="dxa"/>
+              <w:right w:w="120" w:type="dxa"/>
+            </w:tcMar>
+          </w:tcPr>
+          <w:p>
+            <w:pPr>
+              <w:spacing w:line="276" w:lineRule="auto" w:after="40"/>
+              <w:jc w:val="left"/>
+            </w:pPr>
+            <w:r/>
+            <w:r>
+              <w:rPr>
+                <w:rFonts w:ascii="Times New Roman" w:hAnsi="Times New Roman" w:cs="Times New Roman" w:eastAsia="Times New Roman"/>
+                <w:b w:val="0"/>
+                <w:i w:val="0"/>
+                <w:sz w:val="26"/>
+              </w:rPr>
+              <w:t>Tìm hiểu các phương tiện vượt đại dương; lắp mô hình thuyền buồm hai thân.</w:t>
             </w:r>
           </w:p>
         </w:tc>
@@ -3638,19 +4373,26 @@
       <w:tr>
         <w:tc>
           <w:tcPr>
-            <w:tcW w:type="dxa" w:w="680"/>
-            <w:vAlign w:val="center"/>
-          </w:tcPr>
-          <w:p>
-            <w:pPr>
-              <w:spacing w:before="40" w:after="40" w:line="276" w:lineRule="auto"/>
-              <w:jc w:val="center"/>
-            </w:pPr>
-            <w:r>
-              <w:rPr>
-                <w:rFonts w:ascii="Times New Roman" w:hAnsi="Times New Roman"/>
-                <w:sz w:val="26"/>
-                <w:rFonts w:ascii="Times New Roman" w:hAnsi="Times New Roman" w:cs="Times New Roman"/>
+            <w:tcW w:type="dxa" w:w="1862"/>
+            <w:tcMar>
+              <w:top w:w="80" w:type="dxa"/>
+              <w:bottom w:w="80" w:type="dxa"/>
+              <w:left w:w="120" w:type="dxa"/>
+              <w:right w:w="120" w:type="dxa"/>
+            </w:tcMar>
+          </w:tcPr>
+          <w:p>
+            <w:pPr>
+              <w:spacing w:line="276" w:lineRule="auto" w:after="40"/>
+              <w:jc w:val="center"/>
+            </w:pPr>
+            <w:r/>
+            <w:r>
+              <w:rPr>
+                <w:rFonts w:ascii="Times New Roman" w:hAnsi="Times New Roman" w:cs="Times New Roman" w:eastAsia="Times New Roman"/>
+                <w:b w:val="0"/>
+                <w:i w:val="0"/>
+                <w:sz w:val="26"/>
               </w:rPr>
               <w:t>22</w:t>
             </w:r>
@@ -3658,19 +4400,26 @@
         </w:tc>
         <w:tc>
           <w:tcPr>
-            <w:tcW w:type="dxa" w:w="3118"/>
-            <w:vAlign w:val="center"/>
-          </w:tcPr>
-          <w:p>
-            <w:pPr>
-              <w:spacing w:before="40" w:after="40" w:line="276" w:lineRule="auto"/>
-              <w:jc w:val="both"/>
-            </w:pPr>
-            <w:r>
-              <w:rPr>
-                <w:rFonts w:ascii="Times New Roman" w:hAnsi="Times New Roman"/>
-                <w:sz w:val="26"/>
-                <w:rFonts w:ascii="Times New Roman" w:hAnsi="Times New Roman" w:cs="Times New Roman"/>
+            <w:tcW w:type="dxa" w:w="1862"/>
+            <w:tcMar>
+              <w:top w:w="80" w:type="dxa"/>
+              <w:bottom w:w="80" w:type="dxa"/>
+              <w:left w:w="120" w:type="dxa"/>
+              <w:right w:w="120" w:type="dxa"/>
+            </w:tcMar>
+          </w:tcPr>
+          <w:p>
+            <w:pPr>
+              <w:spacing w:line="276" w:lineRule="auto" w:after="40"/>
+              <w:jc w:val="left"/>
+            </w:pPr>
+            <w:r/>
+            <w:r>
+              <w:rPr>
+                <w:rFonts w:ascii="Times New Roman" w:hAnsi="Times New Roman" w:cs="Times New Roman" w:eastAsia="Times New Roman"/>
+                <w:b w:val="0"/>
+                <w:i w:val="0"/>
+                <w:sz w:val="26"/>
               </w:rPr>
               <w:t>Bài 17. Nhắm và bắn!</w:t>
             </w:r>
@@ -3678,19 +4427,26 @@
         </w:tc>
         <w:tc>
           <w:tcPr>
-            <w:tcW w:type="dxa" w:w="850"/>
-            <w:vAlign w:val="center"/>
-          </w:tcPr>
-          <w:p>
-            <w:pPr>
-              <w:spacing w:before="40" w:after="40" w:line="276" w:lineRule="auto"/>
-              <w:jc w:val="center"/>
-            </w:pPr>
-            <w:r>
-              <w:rPr>
-                <w:rFonts w:ascii="Times New Roman" w:hAnsi="Times New Roman"/>
-                <w:sz w:val="26"/>
-                <w:rFonts w:ascii="Times New Roman" w:hAnsi="Times New Roman" w:cs="Times New Roman"/>
+            <w:tcW w:type="dxa" w:w="1862"/>
+            <w:tcMar>
+              <w:top w:w="80" w:type="dxa"/>
+              <w:bottom w:w="80" w:type="dxa"/>
+              <w:left w:w="120" w:type="dxa"/>
+              <w:right w:w="120" w:type="dxa"/>
+            </w:tcMar>
+          </w:tcPr>
+          <w:p>
+            <w:pPr>
+              <w:spacing w:line="276" w:lineRule="auto" w:after="40"/>
+              <w:jc w:val="center"/>
+            </w:pPr>
+            <w:r/>
+            <w:r>
+              <w:rPr>
+                <w:rFonts w:ascii="Times New Roman" w:hAnsi="Times New Roman" w:cs="Times New Roman" w:eastAsia="Times New Roman"/>
+                <w:b w:val="0"/>
+                <w:i w:val="0"/>
+                <w:sz w:val="26"/>
               </w:rPr>
               <w:t>1</w:t>
             </w:r>
@@ -3698,19 +4454,26 @@
         </w:tc>
         <w:tc>
           <w:tcPr>
-            <w:tcW w:type="dxa" w:w="1247"/>
-            <w:vAlign w:val="center"/>
-          </w:tcPr>
-          <w:p>
-            <w:pPr>
-              <w:spacing w:before="40" w:after="40" w:line="276" w:lineRule="auto"/>
-              <w:jc w:val="center"/>
-            </w:pPr>
-            <w:r>
-              <w:rPr>
-                <w:rFonts w:ascii="Times New Roman" w:hAnsi="Times New Roman"/>
-                <w:sz w:val="26"/>
-                <w:rFonts w:ascii="Times New Roman" w:hAnsi="Times New Roman" w:cs="Times New Roman"/>
+            <w:tcW w:type="dxa" w:w="1862"/>
+            <w:tcMar>
+              <w:top w:w="80" w:type="dxa"/>
+              <w:bottom w:w="80" w:type="dxa"/>
+              <w:left w:w="120" w:type="dxa"/>
+              <w:right w:w="120" w:type="dxa"/>
+            </w:tcMar>
+          </w:tcPr>
+          <w:p>
+            <w:pPr>
+              <w:spacing w:line="276" w:lineRule="auto" w:after="40"/>
+              <w:jc w:val="center"/>
+            </w:pPr>
+            <w:r/>
+            <w:r>
+              <w:rPr>
+                <w:rFonts w:ascii="Times New Roman" w:hAnsi="Times New Roman" w:cs="Times New Roman" w:eastAsia="Times New Roman"/>
+                <w:b w:val="0"/>
+                <w:i w:val="0"/>
+                <w:sz w:val="26"/>
               </w:rPr>
               <w:t>22</w:t>
             </w:r>
@@ -3718,21 +4481,28 @@
         </w:tc>
         <w:tc>
           <w:tcPr>
-            <w:tcW w:type="dxa" w:w="3402"/>
-            <w:vAlign w:val="center"/>
-          </w:tcPr>
-          <w:p>
-            <w:pPr>
-              <w:spacing w:before="40" w:after="40" w:line="276" w:lineRule="auto"/>
-              <w:jc w:val="both"/>
-            </w:pPr>
-            <w:r>
-              <w:rPr>
-                <w:rFonts w:ascii="Times New Roman" w:hAnsi="Times New Roman"/>
-                <w:sz w:val="26"/>
-                <w:rFonts w:ascii="Times New Roman" w:hAnsi="Times New Roman" w:cs="Times New Roman"/>
-              </w:rPr>
-              <w:t>Tìm hiểu lực ném và cơ cấu máy bắn đá; lắp robot bắn đá.</w:t>
+            <w:tcW w:type="dxa" w:w="1862"/>
+            <w:tcMar>
+              <w:top w:w="80" w:type="dxa"/>
+              <w:bottom w:w="80" w:type="dxa"/>
+              <w:left w:w="120" w:type="dxa"/>
+              <w:right w:w="120" w:type="dxa"/>
+            </w:tcMar>
+          </w:tcPr>
+          <w:p>
+            <w:pPr>
+              <w:spacing w:line="276" w:lineRule="auto" w:after="40"/>
+              <w:jc w:val="left"/>
+            </w:pPr>
+            <w:r/>
+            <w:r>
+              <w:rPr>
+                <w:rFonts w:ascii="Times New Roman" w:hAnsi="Times New Roman" w:cs="Times New Roman" w:eastAsia="Times New Roman"/>
+                <w:b w:val="0"/>
+                <w:i w:val="0"/>
+                <w:sz w:val="26"/>
+              </w:rPr>
+              <w:t>Tìm hiểu nguyên lý bắn đạn cơ học; lắp mô hình máy bắn mục tiêu chuẩn xác.</w:t>
             </w:r>
           </w:p>
         </w:tc>
@@ -3740,19 +4510,26 @@
       <w:tr>
         <w:tc>
           <w:tcPr>
-            <w:tcW w:type="dxa" w:w="680"/>
-            <w:vAlign w:val="center"/>
-          </w:tcPr>
-          <w:p>
-            <w:pPr>
-              <w:spacing w:before="40" w:after="40" w:line="276" w:lineRule="auto"/>
-              <w:jc w:val="center"/>
-            </w:pPr>
-            <w:r>
-              <w:rPr>
-                <w:rFonts w:ascii="Times New Roman" w:hAnsi="Times New Roman"/>
-                <w:sz w:val="26"/>
-                <w:rFonts w:ascii="Times New Roman" w:hAnsi="Times New Roman" w:cs="Times New Roman"/>
+            <w:tcW w:type="dxa" w:w="1862"/>
+            <w:tcMar>
+              <w:top w:w="80" w:type="dxa"/>
+              <w:bottom w:w="80" w:type="dxa"/>
+              <w:left w:w="120" w:type="dxa"/>
+              <w:right w:w="120" w:type="dxa"/>
+            </w:tcMar>
+          </w:tcPr>
+          <w:p>
+            <w:pPr>
+              <w:spacing w:line="276" w:lineRule="auto" w:after="40"/>
+              <w:jc w:val="center"/>
+            </w:pPr>
+            <w:r/>
+            <w:r>
+              <w:rPr>
+                <w:rFonts w:ascii="Times New Roman" w:hAnsi="Times New Roman" w:cs="Times New Roman" w:eastAsia="Times New Roman"/>
+                <w:b w:val="0"/>
+                <w:i w:val="0"/>
+                <w:sz w:val="26"/>
               </w:rPr>
               <w:t>23</w:t>
             </w:r>
@@ -3760,19 +4537,26 @@
         </w:tc>
         <w:tc>
           <w:tcPr>
-            <w:tcW w:type="dxa" w:w="3118"/>
-            <w:vAlign w:val="center"/>
-          </w:tcPr>
-          <w:p>
-            <w:pPr>
-              <w:spacing w:before="40" w:after="40" w:line="276" w:lineRule="auto"/>
-              <w:jc w:val="both"/>
-            </w:pPr>
-            <w:r>
-              <w:rPr>
-                <w:rFonts w:ascii="Times New Roman" w:hAnsi="Times New Roman"/>
-                <w:sz w:val="26"/>
-                <w:rFonts w:ascii="Times New Roman" w:hAnsi="Times New Roman" w:cs="Times New Roman"/>
+            <w:tcW w:type="dxa" w:w="1862"/>
+            <w:tcMar>
+              <w:top w:w="80" w:type="dxa"/>
+              <w:bottom w:w="80" w:type="dxa"/>
+              <w:left w:w="120" w:type="dxa"/>
+              <w:right w:w="120" w:type="dxa"/>
+            </w:tcMar>
+          </w:tcPr>
+          <w:p>
+            <w:pPr>
+              <w:spacing w:line="276" w:lineRule="auto" w:after="40"/>
+              <w:jc w:val="left"/>
+            </w:pPr>
+            <w:r/>
+            <w:r>
+              <w:rPr>
+                <w:rFonts w:ascii="Times New Roman" w:hAnsi="Times New Roman" w:cs="Times New Roman" w:eastAsia="Times New Roman"/>
+                <w:b w:val="0"/>
+                <w:i w:val="0"/>
+                <w:sz w:val="26"/>
               </w:rPr>
               <w:t>Bài 18. Độ đàn hồi, lực đẩy của cung tên</w:t>
             </w:r>
@@ -3780,19 +4564,26 @@
         </w:tc>
         <w:tc>
           <w:tcPr>
-            <w:tcW w:type="dxa" w:w="850"/>
-            <w:vAlign w:val="center"/>
-          </w:tcPr>
-          <w:p>
-            <w:pPr>
-              <w:spacing w:before="40" w:after="40" w:line="276" w:lineRule="auto"/>
-              <w:jc w:val="center"/>
-            </w:pPr>
-            <w:r>
-              <w:rPr>
-                <w:rFonts w:ascii="Times New Roman" w:hAnsi="Times New Roman"/>
-                <w:sz w:val="26"/>
-                <w:rFonts w:ascii="Times New Roman" w:hAnsi="Times New Roman" w:cs="Times New Roman"/>
+            <w:tcW w:type="dxa" w:w="1862"/>
+            <w:tcMar>
+              <w:top w:w="80" w:type="dxa"/>
+              <w:bottom w:w="80" w:type="dxa"/>
+              <w:left w:w="120" w:type="dxa"/>
+              <w:right w:w="120" w:type="dxa"/>
+            </w:tcMar>
+          </w:tcPr>
+          <w:p>
+            <w:pPr>
+              <w:spacing w:line="276" w:lineRule="auto" w:after="40"/>
+              <w:jc w:val="center"/>
+            </w:pPr>
+            <w:r/>
+            <w:r>
+              <w:rPr>
+                <w:rFonts w:ascii="Times New Roman" w:hAnsi="Times New Roman" w:cs="Times New Roman" w:eastAsia="Times New Roman"/>
+                <w:b w:val="0"/>
+                <w:i w:val="0"/>
+                <w:sz w:val="26"/>
               </w:rPr>
               <w:t>1</w:t>
             </w:r>
@@ -3800,19 +4591,26 @@
         </w:tc>
         <w:tc>
           <w:tcPr>
-            <w:tcW w:type="dxa" w:w="1247"/>
-            <w:vAlign w:val="center"/>
-          </w:tcPr>
-          <w:p>
-            <w:pPr>
-              <w:spacing w:before="40" w:after="40" w:line="276" w:lineRule="auto"/>
-              <w:jc w:val="center"/>
-            </w:pPr>
-            <w:r>
-              <w:rPr>
-                <w:rFonts w:ascii="Times New Roman" w:hAnsi="Times New Roman"/>
-                <w:sz w:val="26"/>
-                <w:rFonts w:ascii="Times New Roman" w:hAnsi="Times New Roman" w:cs="Times New Roman"/>
+            <w:tcW w:type="dxa" w:w="1862"/>
+            <w:tcMar>
+              <w:top w:w="80" w:type="dxa"/>
+              <w:bottom w:w="80" w:type="dxa"/>
+              <w:left w:w="120" w:type="dxa"/>
+              <w:right w:w="120" w:type="dxa"/>
+            </w:tcMar>
+          </w:tcPr>
+          <w:p>
+            <w:pPr>
+              <w:spacing w:line="276" w:lineRule="auto" w:after="40"/>
+              <w:jc w:val="center"/>
+            </w:pPr>
+            <w:r/>
+            <w:r>
+              <w:rPr>
+                <w:rFonts w:ascii="Times New Roman" w:hAnsi="Times New Roman" w:cs="Times New Roman" w:eastAsia="Times New Roman"/>
+                <w:b w:val="0"/>
+                <w:i w:val="0"/>
+                <w:sz w:val="26"/>
               </w:rPr>
               <w:t>23</w:t>
             </w:r>
@@ -3820,21 +4618,28 @@
         </w:tc>
         <w:tc>
           <w:tcPr>
-            <w:tcW w:type="dxa" w:w="3402"/>
-            <w:vAlign w:val="center"/>
-          </w:tcPr>
-          <w:p>
-            <w:pPr>
-              <w:spacing w:before="40" w:after="40" w:line="276" w:lineRule="auto"/>
-              <w:jc w:val="both"/>
-            </w:pPr>
-            <w:r>
-              <w:rPr>
-                <w:rFonts w:ascii="Times New Roman" w:hAnsi="Times New Roman"/>
-                <w:sz w:val="26"/>
-                <w:rFonts w:ascii="Times New Roman" w:hAnsi="Times New Roman" w:cs="Times New Roman"/>
-              </w:rPr>
-              <w:t>Tìm hiểu lực đàn hồi và cơ cấu cung tên; lắp robot bắn cung.</w:t>
+            <w:tcW w:type="dxa" w:w="1862"/>
+            <w:tcMar>
+              <w:top w:w="80" w:type="dxa"/>
+              <w:bottom w:w="80" w:type="dxa"/>
+              <w:left w:w="120" w:type="dxa"/>
+              <w:right w:w="120" w:type="dxa"/>
+            </w:tcMar>
+          </w:tcPr>
+          <w:p>
+            <w:pPr>
+              <w:spacing w:line="276" w:lineRule="auto" w:after="40"/>
+              <w:jc w:val="left"/>
+            </w:pPr>
+            <w:r/>
+            <w:r>
+              <w:rPr>
+                <w:rFonts w:ascii="Times New Roman" w:hAnsi="Times New Roman" w:cs="Times New Roman" w:eastAsia="Times New Roman"/>
+                <w:b w:val="0"/>
+                <w:i w:val="0"/>
+                <w:sz w:val="26"/>
+              </w:rPr>
+              <w:t>Tìm hiểu thế năng đàn hồi; lắp mô hình cung nỏ cơ khí bắn tên.</w:t>
             </w:r>
           </w:p>
         </w:tc>
@@ -3842,19 +4647,26 @@
       <w:tr>
         <w:tc>
           <w:tcPr>
-            <w:tcW w:type="dxa" w:w="680"/>
-            <w:vAlign w:val="center"/>
-          </w:tcPr>
-          <w:p>
-            <w:pPr>
-              <w:spacing w:before="40" w:after="40" w:line="276" w:lineRule="auto"/>
-              <w:jc w:val="center"/>
-            </w:pPr>
-            <w:r>
-              <w:rPr>
-                <w:rFonts w:ascii="Times New Roman" w:hAnsi="Times New Roman"/>
-                <w:sz w:val="26"/>
-                <w:rFonts w:ascii="Times New Roman" w:hAnsi="Times New Roman" w:cs="Times New Roman"/>
+            <w:tcW w:type="dxa" w:w="1862"/>
+            <w:tcMar>
+              <w:top w:w="80" w:type="dxa"/>
+              <w:bottom w:w="80" w:type="dxa"/>
+              <w:left w:w="120" w:type="dxa"/>
+              <w:right w:w="120" w:type="dxa"/>
+            </w:tcMar>
+          </w:tcPr>
+          <w:p>
+            <w:pPr>
+              <w:spacing w:line="276" w:lineRule="auto" w:after="40"/>
+              <w:jc w:val="center"/>
+            </w:pPr>
+            <w:r/>
+            <w:r>
+              <w:rPr>
+                <w:rFonts w:ascii="Times New Roman" w:hAnsi="Times New Roman" w:cs="Times New Roman" w:eastAsia="Times New Roman"/>
+                <w:b w:val="0"/>
+                <w:i w:val="0"/>
+                <w:sz w:val="26"/>
               </w:rPr>
               <w:t>24</w:t>
             </w:r>
@@ -3862,19 +4674,26 @@
         </w:tc>
         <w:tc>
           <w:tcPr>
-            <w:tcW w:type="dxa" w:w="3118"/>
-            <w:vAlign w:val="center"/>
-          </w:tcPr>
-          <w:p>
-            <w:pPr>
-              <w:spacing w:before="40" w:after="40" w:line="276" w:lineRule="auto"/>
-              <w:jc w:val="both"/>
-            </w:pPr>
-            <w:r>
-              <w:rPr>
-                <w:rFonts w:ascii="Times New Roman" w:hAnsi="Times New Roman"/>
-                <w:sz w:val="26"/>
-                <w:rFonts w:ascii="Times New Roman" w:hAnsi="Times New Roman" w:cs="Times New Roman"/>
+            <w:tcW w:type="dxa" w:w="1862"/>
+            <w:tcMar>
+              <w:top w:w="80" w:type="dxa"/>
+              <w:bottom w:w="80" w:type="dxa"/>
+              <w:left w:w="120" w:type="dxa"/>
+              <w:right w:w="120" w:type="dxa"/>
+            </w:tcMar>
+          </w:tcPr>
+          <w:p>
+            <w:pPr>
+              <w:spacing w:line="276" w:lineRule="auto" w:after="40"/>
+              <w:jc w:val="left"/>
+            </w:pPr>
+            <w:r/>
+            <w:r>
+              <w:rPr>
+                <w:rFonts w:ascii="Times New Roman" w:hAnsi="Times New Roman" w:cs="Times New Roman" w:eastAsia="Times New Roman"/>
+                <w:b w:val="0"/>
+                <w:i w:val="0"/>
+                <w:sz w:val="26"/>
               </w:rPr>
               <w:t>Bài 19. Ba! Hai! Một! Bắn!!!</w:t>
             </w:r>
@@ -3882,19 +4701,26 @@
         </w:tc>
         <w:tc>
           <w:tcPr>
-            <w:tcW w:type="dxa" w:w="850"/>
-            <w:vAlign w:val="center"/>
-          </w:tcPr>
-          <w:p>
-            <w:pPr>
-              <w:spacing w:before="40" w:after="40" w:line="276" w:lineRule="auto"/>
-              <w:jc w:val="center"/>
-            </w:pPr>
-            <w:r>
-              <w:rPr>
-                <w:rFonts w:ascii="Times New Roman" w:hAnsi="Times New Roman"/>
-                <w:sz w:val="26"/>
-                <w:rFonts w:ascii="Times New Roman" w:hAnsi="Times New Roman" w:cs="Times New Roman"/>
+            <w:tcW w:type="dxa" w:w="1862"/>
+            <w:tcMar>
+              <w:top w:w="80" w:type="dxa"/>
+              <w:bottom w:w="80" w:type="dxa"/>
+              <w:left w:w="120" w:type="dxa"/>
+              <w:right w:w="120" w:type="dxa"/>
+            </w:tcMar>
+          </w:tcPr>
+          <w:p>
+            <w:pPr>
+              <w:spacing w:line="276" w:lineRule="auto" w:after="40"/>
+              <w:jc w:val="center"/>
+            </w:pPr>
+            <w:r/>
+            <w:r>
+              <w:rPr>
+                <w:rFonts w:ascii="Times New Roman" w:hAnsi="Times New Roman" w:cs="Times New Roman" w:eastAsia="Times New Roman"/>
+                <w:b w:val="0"/>
+                <w:i w:val="0"/>
+                <w:sz w:val="26"/>
               </w:rPr>
               <w:t>1</w:t>
             </w:r>
@@ -3902,19 +4728,26 @@
         </w:tc>
         <w:tc>
           <w:tcPr>
-            <w:tcW w:type="dxa" w:w="1247"/>
-            <w:vAlign w:val="center"/>
-          </w:tcPr>
-          <w:p>
-            <w:pPr>
-              <w:spacing w:before="40" w:after="40" w:line="276" w:lineRule="auto"/>
-              <w:jc w:val="center"/>
-            </w:pPr>
-            <w:r>
-              <w:rPr>
-                <w:rFonts w:ascii="Times New Roman" w:hAnsi="Times New Roman"/>
-                <w:sz w:val="26"/>
-                <w:rFonts w:ascii="Times New Roman" w:hAnsi="Times New Roman" w:cs="Times New Roman"/>
+            <w:tcW w:type="dxa" w:w="1862"/>
+            <w:tcMar>
+              <w:top w:w="80" w:type="dxa"/>
+              <w:bottom w:w="80" w:type="dxa"/>
+              <w:left w:w="120" w:type="dxa"/>
+              <w:right w:w="120" w:type="dxa"/>
+            </w:tcMar>
+          </w:tcPr>
+          <w:p>
+            <w:pPr>
+              <w:spacing w:line="276" w:lineRule="auto" w:after="40"/>
+              <w:jc w:val="center"/>
+            </w:pPr>
+            <w:r/>
+            <w:r>
+              <w:rPr>
+                <w:rFonts w:ascii="Times New Roman" w:hAnsi="Times New Roman" w:cs="Times New Roman" w:eastAsia="Times New Roman"/>
+                <w:b w:val="0"/>
+                <w:i w:val="0"/>
+                <w:sz w:val="26"/>
               </w:rPr>
               <w:t>24</w:t>
             </w:r>
@@ -3922,21 +4755,28 @@
         </w:tc>
         <w:tc>
           <w:tcPr>
-            <w:tcW w:type="dxa" w:w="3402"/>
-            <w:vAlign w:val="center"/>
-          </w:tcPr>
-          <w:p>
-            <w:pPr>
-              <w:spacing w:before="40" w:after="40" w:line="276" w:lineRule="auto"/>
-              <w:jc w:val="both"/>
-            </w:pPr>
-            <w:r>
-              <w:rPr>
-                <w:rFonts w:ascii="Times New Roman" w:hAnsi="Times New Roman"/>
-                <w:sz w:val="26"/>
-                <w:rFonts w:ascii="Times New Roman" w:hAnsi="Times New Roman" w:cs="Times New Roman"/>
-              </w:rPr>
-              <w:t>Tìm hiểu quỹ đạo bắn đại bác; lắp robot súng đại bác.</w:t>
+            <w:tcW w:type="dxa" w:w="1862"/>
+            <w:tcMar>
+              <w:top w:w="80" w:type="dxa"/>
+              <w:bottom w:w="80" w:type="dxa"/>
+              <w:left w:w="120" w:type="dxa"/>
+              <w:right w:w="120" w:type="dxa"/>
+            </w:tcMar>
+          </w:tcPr>
+          <w:p>
+            <w:pPr>
+              <w:spacing w:line="276" w:lineRule="auto" w:after="40"/>
+              <w:jc w:val="left"/>
+            </w:pPr>
+            <w:r/>
+            <w:r>
+              <w:rPr>
+                <w:rFonts w:ascii="Times New Roman" w:hAnsi="Times New Roman" w:cs="Times New Roman" w:eastAsia="Times New Roman"/>
+                <w:b w:val="0"/>
+                <w:i w:val="0"/>
+                <w:sz w:val="26"/>
+              </w:rPr>
+              <w:t>Tìm hiểu cơ chế bệ phóng tên lửa; lắp mô hình bệ phóng tên lửa tự động.</w:t>
             </w:r>
           </w:p>
         </w:tc>
@@ -3944,19 +4784,26 @@
       <w:tr>
         <w:tc>
           <w:tcPr>
-            <w:tcW w:type="dxa" w:w="680"/>
-            <w:vAlign w:val="center"/>
-          </w:tcPr>
-          <w:p>
-            <w:pPr>
-              <w:spacing w:before="40" w:after="40" w:line="276" w:lineRule="auto"/>
-              <w:jc w:val="center"/>
-            </w:pPr>
-            <w:r>
-              <w:rPr>
-                <w:rFonts w:ascii="Times New Roman" w:hAnsi="Times New Roman"/>
-                <w:sz w:val="26"/>
-                <w:rFonts w:ascii="Times New Roman" w:hAnsi="Times New Roman" w:cs="Times New Roman"/>
+            <w:tcW w:type="dxa" w:w="1862"/>
+            <w:tcMar>
+              <w:top w:w="80" w:type="dxa"/>
+              <w:bottom w:w="80" w:type="dxa"/>
+              <w:left w:w="120" w:type="dxa"/>
+              <w:right w:w="120" w:type="dxa"/>
+            </w:tcMar>
+          </w:tcPr>
+          <w:p>
+            <w:pPr>
+              <w:spacing w:line="276" w:lineRule="auto" w:after="40"/>
+              <w:jc w:val="center"/>
+            </w:pPr>
+            <w:r/>
+            <w:r>
+              <w:rPr>
+                <w:rFonts w:ascii="Times New Roman" w:hAnsi="Times New Roman" w:cs="Times New Roman" w:eastAsia="Times New Roman"/>
+                <w:b w:val="0"/>
+                <w:i w:val="0"/>
+                <w:sz w:val="26"/>
               </w:rPr>
               <w:t>25</w:t>
             </w:r>
@@ -3964,19 +4811,26 @@
         </w:tc>
         <w:tc>
           <w:tcPr>
-            <w:tcW w:type="dxa" w:w="3118"/>
-            <w:vAlign w:val="center"/>
-          </w:tcPr>
-          <w:p>
-            <w:pPr>
-              <w:spacing w:before="40" w:after="40" w:line="276" w:lineRule="auto"/>
-              <w:jc w:val="both"/>
-            </w:pPr>
-            <w:r>
-              <w:rPr>
-                <w:rFonts w:ascii="Times New Roman" w:hAnsi="Times New Roman"/>
-                <w:sz w:val="26"/>
-                <w:rFonts w:ascii="Times New Roman" w:hAnsi="Times New Roman" w:cs="Times New Roman"/>
+            <w:tcW w:type="dxa" w:w="1862"/>
+            <w:tcMar>
+              <w:top w:w="80" w:type="dxa"/>
+              <w:bottom w:w="80" w:type="dxa"/>
+              <w:left w:w="120" w:type="dxa"/>
+              <w:right w:w="120" w:type="dxa"/>
+            </w:tcMar>
+          </w:tcPr>
+          <w:p>
+            <w:pPr>
+              <w:spacing w:line="276" w:lineRule="auto" w:after="40"/>
+              <w:jc w:val="left"/>
+            </w:pPr>
+            <w:r/>
+            <w:r>
+              <w:rPr>
+                <w:rFonts w:ascii="Times New Roman" w:hAnsi="Times New Roman" w:cs="Times New Roman" w:eastAsia="Times New Roman"/>
+                <w:b w:val="0"/>
+                <w:i w:val="0"/>
+                <w:sz w:val="26"/>
               </w:rPr>
               <w:t>Bài 20. Cùng nhau tham quan thành phố</w:t>
             </w:r>
@@ -3984,19 +4838,26 @@
         </w:tc>
         <w:tc>
           <w:tcPr>
-            <w:tcW w:type="dxa" w:w="850"/>
-            <w:vAlign w:val="center"/>
-          </w:tcPr>
-          <w:p>
-            <w:pPr>
-              <w:spacing w:before="40" w:after="40" w:line="276" w:lineRule="auto"/>
-              <w:jc w:val="center"/>
-            </w:pPr>
-            <w:r>
-              <w:rPr>
-                <w:rFonts w:ascii="Times New Roman" w:hAnsi="Times New Roman"/>
-                <w:sz w:val="26"/>
-                <w:rFonts w:ascii="Times New Roman" w:hAnsi="Times New Roman" w:cs="Times New Roman"/>
+            <w:tcW w:type="dxa" w:w="1862"/>
+            <w:tcMar>
+              <w:top w:w="80" w:type="dxa"/>
+              <w:bottom w:w="80" w:type="dxa"/>
+              <w:left w:w="120" w:type="dxa"/>
+              <w:right w:w="120" w:type="dxa"/>
+            </w:tcMar>
+          </w:tcPr>
+          <w:p>
+            <w:pPr>
+              <w:spacing w:line="276" w:lineRule="auto" w:after="40"/>
+              <w:jc w:val="center"/>
+            </w:pPr>
+            <w:r/>
+            <w:r>
+              <w:rPr>
+                <w:rFonts w:ascii="Times New Roman" w:hAnsi="Times New Roman" w:cs="Times New Roman" w:eastAsia="Times New Roman"/>
+                <w:b w:val="0"/>
+                <w:i w:val="0"/>
+                <w:sz w:val="26"/>
               </w:rPr>
               <w:t>1</w:t>
             </w:r>
@@ -4004,19 +4865,26 @@
         </w:tc>
         <w:tc>
           <w:tcPr>
-            <w:tcW w:type="dxa" w:w="1247"/>
-            <w:vAlign w:val="center"/>
-          </w:tcPr>
-          <w:p>
-            <w:pPr>
-              <w:spacing w:before="40" w:after="40" w:line="276" w:lineRule="auto"/>
-              <w:jc w:val="center"/>
-            </w:pPr>
-            <w:r>
-              <w:rPr>
-                <w:rFonts w:ascii="Times New Roman" w:hAnsi="Times New Roman"/>
-                <w:sz w:val="26"/>
-                <w:rFonts w:ascii="Times New Roman" w:hAnsi="Times New Roman" w:cs="Times New Roman"/>
+            <w:tcW w:type="dxa" w:w="1862"/>
+            <w:tcMar>
+              <w:top w:w="80" w:type="dxa"/>
+              <w:bottom w:w="80" w:type="dxa"/>
+              <w:left w:w="120" w:type="dxa"/>
+              <w:right w:w="120" w:type="dxa"/>
+            </w:tcMar>
+          </w:tcPr>
+          <w:p>
+            <w:pPr>
+              <w:spacing w:line="276" w:lineRule="auto" w:after="40"/>
+              <w:jc w:val="center"/>
+            </w:pPr>
+            <w:r/>
+            <w:r>
+              <w:rPr>
+                <w:rFonts w:ascii="Times New Roman" w:hAnsi="Times New Roman" w:cs="Times New Roman" w:eastAsia="Times New Roman"/>
+                <w:b w:val="0"/>
+                <w:i w:val="0"/>
+                <w:sz w:val="26"/>
               </w:rPr>
               <w:t>25</w:t>
             </w:r>
@@ -4024,21 +4892,28 @@
         </w:tc>
         <w:tc>
           <w:tcPr>
-            <w:tcW w:type="dxa" w:w="3402"/>
-            <w:vAlign w:val="center"/>
-          </w:tcPr>
-          <w:p>
-            <w:pPr>
-              <w:spacing w:before="40" w:after="40" w:line="276" w:lineRule="auto"/>
-              <w:jc w:val="both"/>
-            </w:pPr>
-            <w:r>
-              <w:rPr>
-                <w:rFonts w:ascii="Times New Roman" w:hAnsi="Times New Roman"/>
-                <w:sz w:val="26"/>
-                <w:rFonts w:ascii="Times New Roman" w:hAnsi="Times New Roman" w:cs="Times New Roman"/>
-              </w:rPr>
-              <w:t>Tìm hiểu phương tiện giao thông công cộng; lắp robot xe buýt.</w:t>
+            <w:tcW w:type="dxa" w:w="1862"/>
+            <w:tcMar>
+              <w:top w:w="80" w:type="dxa"/>
+              <w:bottom w:w="80" w:type="dxa"/>
+              <w:left w:w="120" w:type="dxa"/>
+              <w:right w:w="120" w:type="dxa"/>
+            </w:tcMar>
+          </w:tcPr>
+          <w:p>
+            <w:pPr>
+              <w:spacing w:line="276" w:lineRule="auto" w:after="40"/>
+              <w:jc w:val="left"/>
+            </w:pPr>
+            <w:r/>
+            <w:r>
+              <w:rPr>
+                <w:rFonts w:ascii="Times New Roman" w:hAnsi="Times New Roman" w:cs="Times New Roman" w:eastAsia="Times New Roman"/>
+                <w:b w:val="0"/>
+                <w:i w:val="0"/>
+                <w:sz w:val="26"/>
+              </w:rPr>
+              <w:t>Tìm hiểu phương tiện giao thông công cộng; lắp mô hình xe buýt 2 tầng chở khách.</w:t>
             </w:r>
           </w:p>
         </w:tc>
@@ -4046,19 +4921,26 @@
       <w:tr>
         <w:tc>
           <w:tcPr>
-            <w:tcW w:type="dxa" w:w="680"/>
-            <w:vAlign w:val="center"/>
-          </w:tcPr>
-          <w:p>
-            <w:pPr>
-              <w:spacing w:before="40" w:after="40" w:line="276" w:lineRule="auto"/>
-              <w:jc w:val="center"/>
-            </w:pPr>
-            <w:r>
-              <w:rPr>
-                <w:rFonts w:ascii="Times New Roman" w:hAnsi="Times New Roman"/>
-                <w:sz w:val="26"/>
-                <w:rFonts w:ascii="Times New Roman" w:hAnsi="Times New Roman" w:cs="Times New Roman"/>
+            <w:tcW w:type="dxa" w:w="1862"/>
+            <w:tcMar>
+              <w:top w:w="80" w:type="dxa"/>
+              <w:bottom w:w="80" w:type="dxa"/>
+              <w:left w:w="120" w:type="dxa"/>
+              <w:right w:w="120" w:type="dxa"/>
+            </w:tcMar>
+          </w:tcPr>
+          <w:p>
+            <w:pPr>
+              <w:spacing w:line="276" w:lineRule="auto" w:after="40"/>
+              <w:jc w:val="center"/>
+            </w:pPr>
+            <w:r/>
+            <w:r>
+              <w:rPr>
+                <w:rFonts w:ascii="Times New Roman" w:hAnsi="Times New Roman" w:cs="Times New Roman" w:eastAsia="Times New Roman"/>
+                <w:b w:val="0"/>
+                <w:i w:val="0"/>
+                <w:sz w:val="26"/>
               </w:rPr>
               <w:t>26</w:t>
             </w:r>
@@ -4066,19 +4948,26 @@
         </w:tc>
         <w:tc>
           <w:tcPr>
-            <w:tcW w:type="dxa" w:w="3118"/>
-            <w:vAlign w:val="center"/>
-          </w:tcPr>
-          <w:p>
-            <w:pPr>
-              <w:spacing w:before="40" w:after="40" w:line="276" w:lineRule="auto"/>
-              <w:jc w:val="both"/>
-            </w:pPr>
-            <w:r>
-              <w:rPr>
-                <w:rFonts w:ascii="Times New Roman" w:hAnsi="Times New Roman"/>
-                <w:sz w:val="26"/>
-                <w:rFonts w:ascii="Times New Roman" w:hAnsi="Times New Roman" w:cs="Times New Roman"/>
+            <w:tcW w:type="dxa" w:w="1862"/>
+            <w:tcMar>
+              <w:top w:w="80" w:type="dxa"/>
+              <w:bottom w:w="80" w:type="dxa"/>
+              <w:left w:w="120" w:type="dxa"/>
+              <w:right w:w="120" w:type="dxa"/>
+            </w:tcMar>
+          </w:tcPr>
+          <w:p>
+            <w:pPr>
+              <w:spacing w:line="276" w:lineRule="auto" w:after="40"/>
+              <w:jc w:val="left"/>
+            </w:pPr>
+            <w:r/>
+            <w:r>
+              <w:rPr>
+                <w:rFonts w:ascii="Times New Roman" w:hAnsi="Times New Roman" w:cs="Times New Roman" w:eastAsia="Times New Roman"/>
+                <w:b w:val="0"/>
+                <w:i w:val="0"/>
+                <w:sz w:val="26"/>
               </w:rPr>
               <w:t>Bài 21. Khám phá trang phục người da đỏ</w:t>
             </w:r>
@@ -4086,19 +4975,26 @@
         </w:tc>
         <w:tc>
           <w:tcPr>
-            <w:tcW w:type="dxa" w:w="850"/>
-            <w:vAlign w:val="center"/>
-          </w:tcPr>
-          <w:p>
-            <w:pPr>
-              <w:spacing w:before="40" w:after="40" w:line="276" w:lineRule="auto"/>
-              <w:jc w:val="center"/>
-            </w:pPr>
-            <w:r>
-              <w:rPr>
-                <w:rFonts w:ascii="Times New Roman" w:hAnsi="Times New Roman"/>
-                <w:sz w:val="26"/>
-                <w:rFonts w:ascii="Times New Roman" w:hAnsi="Times New Roman" w:cs="Times New Roman"/>
+            <w:tcW w:type="dxa" w:w="1862"/>
+            <w:tcMar>
+              <w:top w:w="80" w:type="dxa"/>
+              <w:bottom w:w="80" w:type="dxa"/>
+              <w:left w:w="120" w:type="dxa"/>
+              <w:right w:w="120" w:type="dxa"/>
+            </w:tcMar>
+          </w:tcPr>
+          <w:p>
+            <w:pPr>
+              <w:spacing w:line="276" w:lineRule="auto" w:after="40"/>
+              <w:jc w:val="center"/>
+            </w:pPr>
+            <w:r/>
+            <w:r>
+              <w:rPr>
+                <w:rFonts w:ascii="Times New Roman" w:hAnsi="Times New Roman" w:cs="Times New Roman" w:eastAsia="Times New Roman"/>
+                <w:b w:val="0"/>
+                <w:i w:val="0"/>
+                <w:sz w:val="26"/>
               </w:rPr>
               <w:t>1</w:t>
             </w:r>
@@ -4106,19 +5002,26 @@
         </w:tc>
         <w:tc>
           <w:tcPr>
-            <w:tcW w:type="dxa" w:w="1247"/>
-            <w:vAlign w:val="center"/>
-          </w:tcPr>
-          <w:p>
-            <w:pPr>
-              <w:spacing w:before="40" w:after="40" w:line="276" w:lineRule="auto"/>
-              <w:jc w:val="center"/>
-            </w:pPr>
-            <w:r>
-              <w:rPr>
-                <w:rFonts w:ascii="Times New Roman" w:hAnsi="Times New Roman"/>
-                <w:sz w:val="26"/>
-                <w:rFonts w:ascii="Times New Roman" w:hAnsi="Times New Roman" w:cs="Times New Roman"/>
+            <w:tcW w:type="dxa" w:w="1862"/>
+            <w:tcMar>
+              <w:top w:w="80" w:type="dxa"/>
+              <w:bottom w:w="80" w:type="dxa"/>
+              <w:left w:w="120" w:type="dxa"/>
+              <w:right w:w="120" w:type="dxa"/>
+            </w:tcMar>
+          </w:tcPr>
+          <w:p>
+            <w:pPr>
+              <w:spacing w:line="276" w:lineRule="auto" w:after="40"/>
+              <w:jc w:val="center"/>
+            </w:pPr>
+            <w:r/>
+            <w:r>
+              <w:rPr>
+                <w:rFonts w:ascii="Times New Roman" w:hAnsi="Times New Roman" w:cs="Times New Roman" w:eastAsia="Times New Roman"/>
+                <w:b w:val="0"/>
+                <w:i w:val="0"/>
+                <w:sz w:val="26"/>
               </w:rPr>
               <w:t>26</w:t>
             </w:r>
@@ -4126,21 +5029,28 @@
         </w:tc>
         <w:tc>
           <w:tcPr>
-            <w:tcW w:type="dxa" w:w="3402"/>
-            <w:vAlign w:val="center"/>
-          </w:tcPr>
-          <w:p>
-            <w:pPr>
-              <w:spacing w:before="40" w:after="40" w:line="276" w:lineRule="auto"/>
-              <w:jc w:val="both"/>
-            </w:pPr>
-            <w:r>
-              <w:rPr>
-                <w:rFonts w:ascii="Times New Roman" w:hAnsi="Times New Roman"/>
-                <w:sz w:val="26"/>
-                <w:rFonts w:ascii="Times New Roman" w:hAnsi="Times New Roman" w:cs="Times New Roman"/>
-              </w:rPr>
-              <w:t>Tìm hiểu văn hóa và điệu nhảy truyền thống; lắp robot nhảy múa.</w:t>
+            <w:tcW w:type="dxa" w:w="1862"/>
+            <w:tcMar>
+              <w:top w:w="80" w:type="dxa"/>
+              <w:bottom w:w="80" w:type="dxa"/>
+              <w:left w:w="120" w:type="dxa"/>
+              <w:right w:w="120" w:type="dxa"/>
+            </w:tcMar>
+          </w:tcPr>
+          <w:p>
+            <w:pPr>
+              <w:spacing w:line="276" w:lineRule="auto" w:after="40"/>
+              <w:jc w:val="left"/>
+            </w:pPr>
+            <w:r/>
+            <w:r>
+              <w:rPr>
+                <w:rFonts w:ascii="Times New Roman" w:hAnsi="Times New Roman" w:cs="Times New Roman" w:eastAsia="Times New Roman"/>
+                <w:b w:val="0"/>
+                <w:i w:val="0"/>
+                <w:sz w:val="26"/>
+              </w:rPr>
+              <w:t>Tìm hiểu văn hóa thổ dân; lắp mô hình vũ công múa lễ hội truyền thống.</w:t>
             </w:r>
           </w:p>
         </w:tc>
@@ -4148,19 +5058,26 @@
       <w:tr>
         <w:tc>
           <w:tcPr>
-            <w:tcW w:type="dxa" w:w="680"/>
-            <w:vAlign w:val="center"/>
-          </w:tcPr>
-          <w:p>
-            <w:pPr>
-              <w:spacing w:before="40" w:after="40" w:line="276" w:lineRule="auto"/>
-              <w:jc w:val="center"/>
-            </w:pPr>
-            <w:r>
-              <w:rPr>
-                <w:rFonts w:ascii="Times New Roman" w:hAnsi="Times New Roman"/>
-                <w:sz w:val="26"/>
-                <w:rFonts w:ascii="Times New Roman" w:hAnsi="Times New Roman" w:cs="Times New Roman"/>
+            <w:tcW w:type="dxa" w:w="1862"/>
+            <w:tcMar>
+              <w:top w:w="80" w:type="dxa"/>
+              <w:bottom w:w="80" w:type="dxa"/>
+              <w:left w:w="120" w:type="dxa"/>
+              <w:right w:w="120" w:type="dxa"/>
+            </w:tcMar>
+          </w:tcPr>
+          <w:p>
+            <w:pPr>
+              <w:spacing w:line="276" w:lineRule="auto" w:after="40"/>
+              <w:jc w:val="center"/>
+            </w:pPr>
+            <w:r/>
+            <w:r>
+              <w:rPr>
+                <w:rFonts w:ascii="Times New Roman" w:hAnsi="Times New Roman" w:cs="Times New Roman" w:eastAsia="Times New Roman"/>
+                <w:b w:val="0"/>
+                <w:i w:val="0"/>
+                <w:sz w:val="26"/>
               </w:rPr>
               <w:t>27</w:t>
             </w:r>
@@ -4168,39 +5085,53 @@
         </w:tc>
         <w:tc>
           <w:tcPr>
-            <w:tcW w:type="dxa" w:w="3118"/>
-            <w:vAlign w:val="center"/>
-          </w:tcPr>
-          <w:p>
-            <w:pPr>
-              <w:spacing w:before="40" w:after="40" w:line="276" w:lineRule="auto"/>
-              <w:jc w:val="both"/>
-            </w:pPr>
-            <w:r>
-              <w:rPr>
-                <w:rFonts w:ascii="Times New Roman" w:hAnsi="Times New Roman"/>
-                <w:sz w:val="26"/>
-                <w:rFonts w:ascii="Times New Roman" w:hAnsi="Times New Roman" w:cs="Times New Roman"/>
-              </w:rPr>
-              <w:t>Bài 22. Cá sấu thật ngầu!</w:t>
-            </w:r>
-          </w:p>
-        </w:tc>
-        <w:tc>
-          <w:tcPr>
-            <w:tcW w:type="dxa" w:w="850"/>
-            <w:vAlign w:val="center"/>
-          </w:tcPr>
-          <w:p>
-            <w:pPr>
-              <w:spacing w:before="40" w:after="40" w:line="276" w:lineRule="auto"/>
-              <w:jc w:val="center"/>
-            </w:pPr>
-            <w:r>
-              <w:rPr>
-                <w:rFonts w:ascii="Times New Roman" w:hAnsi="Times New Roman"/>
-                <w:sz w:val="26"/>
-                <w:rFonts w:ascii="Times New Roman" w:hAnsi="Times New Roman" w:cs="Times New Roman"/>
+            <w:tcW w:type="dxa" w:w="1862"/>
+            <w:tcMar>
+              <w:top w:w="80" w:type="dxa"/>
+              <w:bottom w:w="80" w:type="dxa"/>
+              <w:left w:w="120" w:type="dxa"/>
+              <w:right w:w="120" w:type="dxa"/>
+            </w:tcMar>
+          </w:tcPr>
+          <w:p>
+            <w:pPr>
+              <w:spacing w:line="276" w:lineRule="auto" w:after="40"/>
+              <w:jc w:val="left"/>
+            </w:pPr>
+            <w:r/>
+            <w:r>
+              <w:rPr>
+                <w:rFonts w:ascii="Times New Roman" w:hAnsi="Times New Roman" w:cs="Times New Roman" w:eastAsia="Times New Roman"/>
+                <w:b/>
+                <w:i w:val="0"/>
+                <w:sz w:val="26"/>
+              </w:rPr>
+              <w:t>Ôn tập Đánh giá định kỳ 3</w:t>
+            </w:r>
+          </w:p>
+        </w:tc>
+        <w:tc>
+          <w:tcPr>
+            <w:tcW w:type="dxa" w:w="1862"/>
+            <w:tcMar>
+              <w:top w:w="80" w:type="dxa"/>
+              <w:bottom w:w="80" w:type="dxa"/>
+              <w:left w:w="120" w:type="dxa"/>
+              <w:right w:w="120" w:type="dxa"/>
+            </w:tcMar>
+          </w:tcPr>
+          <w:p>
+            <w:pPr>
+              <w:spacing w:line="276" w:lineRule="auto" w:after="40"/>
+              <w:jc w:val="center"/>
+            </w:pPr>
+            <w:r/>
+            <w:r>
+              <w:rPr>
+                <w:rFonts w:ascii="Times New Roman" w:hAnsi="Times New Roman" w:cs="Times New Roman" w:eastAsia="Times New Roman"/>
+                <w:b w:val="0"/>
+                <w:i w:val="0"/>
+                <w:sz w:val="26"/>
               </w:rPr>
               <w:t>1</w:t>
             </w:r>
@@ -4208,19 +5139,26 @@
         </w:tc>
         <w:tc>
           <w:tcPr>
-            <w:tcW w:type="dxa" w:w="1247"/>
-            <w:vAlign w:val="center"/>
-          </w:tcPr>
-          <w:p>
-            <w:pPr>
-              <w:spacing w:before="40" w:after="40" w:line="276" w:lineRule="auto"/>
-              <w:jc w:val="center"/>
-            </w:pPr>
-            <w:r>
-              <w:rPr>
-                <w:rFonts w:ascii="Times New Roman" w:hAnsi="Times New Roman"/>
-                <w:sz w:val="26"/>
-                <w:rFonts w:ascii="Times New Roman" w:hAnsi="Times New Roman" w:cs="Times New Roman"/>
+            <w:tcW w:type="dxa" w:w="1862"/>
+            <w:tcMar>
+              <w:top w:w="80" w:type="dxa"/>
+              <w:bottom w:w="80" w:type="dxa"/>
+              <w:left w:w="120" w:type="dxa"/>
+              <w:right w:w="120" w:type="dxa"/>
+            </w:tcMar>
+          </w:tcPr>
+          <w:p>
+            <w:pPr>
+              <w:spacing w:line="276" w:lineRule="auto" w:after="40"/>
+              <w:jc w:val="center"/>
+            </w:pPr>
+            <w:r/>
+            <w:r>
+              <w:rPr>
+                <w:rFonts w:ascii="Times New Roman" w:hAnsi="Times New Roman" w:cs="Times New Roman" w:eastAsia="Times New Roman"/>
+                <w:b w:val="0"/>
+                <w:i w:val="0"/>
+                <w:sz w:val="26"/>
               </w:rPr>
               <w:t>27</w:t>
             </w:r>
@@ -4228,21 +5166,28 @@
         </w:tc>
         <w:tc>
           <w:tcPr>
-            <w:tcW w:type="dxa" w:w="3402"/>
-            <w:vAlign w:val="center"/>
-          </w:tcPr>
-          <w:p>
-            <w:pPr>
-              <w:spacing w:before="40" w:after="40" w:line="276" w:lineRule="auto"/>
-              <w:jc w:val="both"/>
-            </w:pPr>
-            <w:r>
-              <w:rPr>
-                <w:rFonts w:ascii="Times New Roman" w:hAnsi="Times New Roman"/>
-                <w:sz w:val="26"/>
-                <w:rFonts w:ascii="Times New Roman" w:hAnsi="Times New Roman" w:cs="Times New Roman"/>
-              </w:rPr>
-              <w:t>Tìm hiểu tập tính cá sấu; lắp robot cá sấu đớp mồi.</w:t>
+            <w:tcW w:type="dxa" w:w="1862"/>
+            <w:tcMar>
+              <w:top w:w="80" w:type="dxa"/>
+              <w:bottom w:w="80" w:type="dxa"/>
+              <w:left w:w="120" w:type="dxa"/>
+              <w:right w:w="120" w:type="dxa"/>
+            </w:tcMar>
+          </w:tcPr>
+          <w:p>
+            <w:pPr>
+              <w:spacing w:line="276" w:lineRule="auto" w:after="40"/>
+              <w:jc w:val="left"/>
+            </w:pPr>
+            <w:r/>
+            <w:r>
+              <w:rPr>
+                <w:rFonts w:ascii="Times New Roman" w:hAnsi="Times New Roman" w:cs="Times New Roman" w:eastAsia="Times New Roman"/>
+                <w:b w:val="0"/>
+                <w:i w:val="0"/>
+                <w:sz w:val="26"/>
+              </w:rPr>
+              <w:t>Hệ thống hóa kiến thức chuẩn bị Đánh giá định kỳ 3.</w:t>
             </w:r>
           </w:p>
         </w:tc>
@@ -4250,19 +5195,26 @@
       <w:tr>
         <w:tc>
           <w:tcPr>
-            <w:tcW w:type="dxa" w:w="680"/>
-            <w:vAlign w:val="center"/>
-          </w:tcPr>
-          <w:p>
-            <w:pPr>
-              <w:spacing w:before="40" w:after="40" w:line="276" w:lineRule="auto"/>
-              <w:jc w:val="center"/>
-            </w:pPr>
-            <w:r>
-              <w:rPr>
-                <w:rFonts w:ascii="Times New Roman" w:hAnsi="Times New Roman"/>
-                <w:sz w:val="26"/>
-                <w:rFonts w:ascii="Times New Roman" w:hAnsi="Times New Roman" w:cs="Times New Roman"/>
+            <w:tcW w:type="dxa" w:w="1862"/>
+            <w:tcMar>
+              <w:top w:w="80" w:type="dxa"/>
+              <w:bottom w:w="80" w:type="dxa"/>
+              <w:left w:w="120" w:type="dxa"/>
+              <w:right w:w="120" w:type="dxa"/>
+            </w:tcMar>
+          </w:tcPr>
+          <w:p>
+            <w:pPr>
+              <w:spacing w:line="276" w:lineRule="auto" w:after="40"/>
+              <w:jc w:val="center"/>
+            </w:pPr>
+            <w:r/>
+            <w:r>
+              <w:rPr>
+                <w:rFonts w:ascii="Times New Roman" w:hAnsi="Times New Roman" w:cs="Times New Roman" w:eastAsia="Times New Roman"/>
+                <w:b w:val="0"/>
+                <w:i w:val="0"/>
+                <w:sz w:val="26"/>
               </w:rPr>
               <w:t>28</w:t>
             </w:r>
@@ -4270,39 +5222,53 @@
         </w:tc>
         <w:tc>
           <w:tcPr>
-            <w:tcW w:type="dxa" w:w="3118"/>
-            <w:vAlign w:val="center"/>
-          </w:tcPr>
-          <w:p>
-            <w:pPr>
-              <w:spacing w:before="40" w:after="40" w:line="276" w:lineRule="auto"/>
-              <w:jc w:val="both"/>
-            </w:pPr>
-            <w:r>
-              <w:rPr>
-                <w:rFonts w:ascii="Times New Roman" w:hAnsi="Times New Roman"/>
-                <w:sz w:val="26"/>
-                <w:rFonts w:ascii="Times New Roman" w:hAnsi="Times New Roman" w:cs="Times New Roman"/>
-              </w:rPr>
-              <w:t>Ôn tập Đánh giá định kỳ 3</w:t>
-            </w:r>
-          </w:p>
-        </w:tc>
-        <w:tc>
-          <w:tcPr>
-            <w:tcW w:type="dxa" w:w="850"/>
-            <w:vAlign w:val="center"/>
-          </w:tcPr>
-          <w:p>
-            <w:pPr>
-              <w:spacing w:before="40" w:after="40" w:line="276" w:lineRule="auto"/>
-              <w:jc w:val="center"/>
-            </w:pPr>
-            <w:r>
-              <w:rPr>
-                <w:rFonts w:ascii="Times New Roman" w:hAnsi="Times New Roman"/>
-                <w:sz w:val="26"/>
-                <w:rFonts w:ascii="Times New Roman" w:hAnsi="Times New Roman" w:cs="Times New Roman"/>
+            <w:tcW w:type="dxa" w:w="1862"/>
+            <w:tcMar>
+              <w:top w:w="80" w:type="dxa"/>
+              <w:bottom w:w="80" w:type="dxa"/>
+              <w:left w:w="120" w:type="dxa"/>
+              <w:right w:w="120" w:type="dxa"/>
+            </w:tcMar>
+          </w:tcPr>
+          <w:p>
+            <w:pPr>
+              <w:spacing w:line="276" w:lineRule="auto" w:after="40"/>
+              <w:jc w:val="left"/>
+            </w:pPr>
+            <w:r/>
+            <w:r>
+              <w:rPr>
+                <w:rFonts w:ascii="Times New Roman" w:hAnsi="Times New Roman" w:cs="Times New Roman" w:eastAsia="Times New Roman"/>
+                <w:b/>
+                <w:i w:val="0"/>
+                <w:sz w:val="26"/>
+              </w:rPr>
+              <w:t>Đánh giá định kỳ 3</w:t>
+            </w:r>
+          </w:p>
+        </w:tc>
+        <w:tc>
+          <w:tcPr>
+            <w:tcW w:type="dxa" w:w="1862"/>
+            <w:tcMar>
+              <w:top w:w="80" w:type="dxa"/>
+              <w:bottom w:w="80" w:type="dxa"/>
+              <w:left w:w="120" w:type="dxa"/>
+              <w:right w:w="120" w:type="dxa"/>
+            </w:tcMar>
+          </w:tcPr>
+          <w:p>
+            <w:pPr>
+              <w:spacing w:line="276" w:lineRule="auto" w:after="40"/>
+              <w:jc w:val="center"/>
+            </w:pPr>
+            <w:r/>
+            <w:r>
+              <w:rPr>
+                <w:rFonts w:ascii="Times New Roman" w:hAnsi="Times New Roman" w:cs="Times New Roman" w:eastAsia="Times New Roman"/>
+                <w:b w:val="0"/>
+                <w:i w:val="0"/>
+                <w:sz w:val="26"/>
               </w:rPr>
               <w:t>1</w:t>
             </w:r>
@@ -4310,19 +5276,26 @@
         </w:tc>
         <w:tc>
           <w:tcPr>
-            <w:tcW w:type="dxa" w:w="1247"/>
-            <w:vAlign w:val="center"/>
-          </w:tcPr>
-          <w:p>
-            <w:pPr>
-              <w:spacing w:before="40" w:after="40" w:line="276" w:lineRule="auto"/>
-              <w:jc w:val="center"/>
-            </w:pPr>
-            <w:r>
-              <w:rPr>
-                <w:rFonts w:ascii="Times New Roman" w:hAnsi="Times New Roman"/>
-                <w:sz w:val="26"/>
-                <w:rFonts w:ascii="Times New Roman" w:hAnsi="Times New Roman" w:cs="Times New Roman"/>
+            <w:tcW w:type="dxa" w:w="1862"/>
+            <w:tcMar>
+              <w:top w:w="80" w:type="dxa"/>
+              <w:bottom w:w="80" w:type="dxa"/>
+              <w:left w:w="120" w:type="dxa"/>
+              <w:right w:w="120" w:type="dxa"/>
+            </w:tcMar>
+          </w:tcPr>
+          <w:p>
+            <w:pPr>
+              <w:spacing w:line="276" w:lineRule="auto" w:after="40"/>
+              <w:jc w:val="center"/>
+            </w:pPr>
+            <w:r/>
+            <w:r>
+              <w:rPr>
+                <w:rFonts w:ascii="Times New Roman" w:hAnsi="Times New Roman" w:cs="Times New Roman" w:eastAsia="Times New Roman"/>
+                <w:b w:val="0"/>
+                <w:i w:val="0"/>
+                <w:sz w:val="26"/>
               </w:rPr>
               <w:t>28</w:t>
             </w:r>
@@ -4330,21 +5303,28 @@
         </w:tc>
         <w:tc>
           <w:tcPr>
-            <w:tcW w:type="dxa" w:w="3402"/>
-            <w:vAlign w:val="center"/>
-          </w:tcPr>
-          <w:p>
-            <w:pPr>
-              <w:spacing w:before="40" w:after="40" w:line="276" w:lineRule="auto"/>
-              <w:jc w:val="both"/>
-            </w:pPr>
-            <w:r>
-              <w:rPr>
-                <w:rFonts w:ascii="Times New Roman" w:hAnsi="Times New Roman"/>
-                <w:sz w:val="26"/>
-                <w:rFonts w:ascii="Times New Roman" w:hAnsi="Times New Roman" w:cs="Times New Roman"/>
-              </w:rPr>
-              <w:t>Hệ thống hóa kiến thức chuẩn bị Đánh giá định kỳ 3.</w:t>
+            <w:tcW w:type="dxa" w:w="1862"/>
+            <w:tcMar>
+              <w:top w:w="80" w:type="dxa"/>
+              <w:bottom w:w="80" w:type="dxa"/>
+              <w:left w:w="120" w:type="dxa"/>
+              <w:right w:w="120" w:type="dxa"/>
+            </w:tcMar>
+          </w:tcPr>
+          <w:p>
+            <w:pPr>
+              <w:spacing w:line="276" w:lineRule="auto" w:after="40"/>
+              <w:jc w:val="left"/>
+            </w:pPr>
+            <w:r/>
+            <w:r>
+              <w:rPr>
+                <w:rFonts w:ascii="Times New Roman" w:hAnsi="Times New Roman" w:cs="Times New Roman" w:eastAsia="Times New Roman"/>
+                <w:b w:val="0"/>
+                <w:i w:val="0"/>
+                <w:sz w:val="26"/>
+              </w:rPr>
+              <w:t>Kiểm tra đánh giá kết quả học tập thực hành Robotics định kỳ 3.</w:t>
             </w:r>
           </w:p>
         </w:tc>
@@ -4352,19 +5332,26 @@
       <w:tr>
         <w:tc>
           <w:tcPr>
-            <w:tcW w:type="dxa" w:w="680"/>
-            <w:vAlign w:val="center"/>
-          </w:tcPr>
-          <w:p>
-            <w:pPr>
-              <w:spacing w:before="40" w:after="40" w:line="276" w:lineRule="auto"/>
-              <w:jc w:val="center"/>
-            </w:pPr>
-            <w:r>
-              <w:rPr>
-                <w:rFonts w:ascii="Times New Roman" w:hAnsi="Times New Roman"/>
-                <w:sz w:val="26"/>
-                <w:rFonts w:ascii="Times New Roman" w:hAnsi="Times New Roman" w:cs="Times New Roman"/>
+            <w:tcW w:type="dxa" w:w="1862"/>
+            <w:tcMar>
+              <w:top w:w="80" w:type="dxa"/>
+              <w:bottom w:w="80" w:type="dxa"/>
+              <w:left w:w="120" w:type="dxa"/>
+              <w:right w:w="120" w:type="dxa"/>
+            </w:tcMar>
+          </w:tcPr>
+          <w:p>
+            <w:pPr>
+              <w:spacing w:line="276" w:lineRule="auto" w:after="40"/>
+              <w:jc w:val="center"/>
+            </w:pPr>
+            <w:r/>
+            <w:r>
+              <w:rPr>
+                <w:rFonts w:ascii="Times New Roman" w:hAnsi="Times New Roman" w:cs="Times New Roman" w:eastAsia="Times New Roman"/>
+                <w:b w:val="0"/>
+                <w:i w:val="0"/>
+                <w:sz w:val="26"/>
               </w:rPr>
               <w:t>29</w:t>
             </w:r>
@@ -4372,39 +5359,53 @@
         </w:tc>
         <w:tc>
           <w:tcPr>
-            <w:tcW w:type="dxa" w:w="3118"/>
-            <w:vAlign w:val="center"/>
-          </w:tcPr>
-          <w:p>
-            <w:pPr>
-              <w:spacing w:before="40" w:after="40" w:line="276" w:lineRule="auto"/>
-              <w:jc w:val="both"/>
-            </w:pPr>
-            <w:r>
-              <w:rPr>
-                <w:rFonts w:ascii="Times New Roman" w:hAnsi="Times New Roman"/>
-                <w:sz w:val="26"/>
-                <w:rFonts w:ascii="Times New Roman" w:hAnsi="Times New Roman" w:cs="Times New Roman"/>
-              </w:rPr>
-              <w:t>Đánh giá định kỳ 3</w:t>
-            </w:r>
-          </w:p>
-        </w:tc>
-        <w:tc>
-          <w:tcPr>
-            <w:tcW w:type="dxa" w:w="850"/>
-            <w:vAlign w:val="center"/>
-          </w:tcPr>
-          <w:p>
-            <w:pPr>
-              <w:spacing w:before="40" w:after="40" w:line="276" w:lineRule="auto"/>
-              <w:jc w:val="center"/>
-            </w:pPr>
-            <w:r>
-              <w:rPr>
-                <w:rFonts w:ascii="Times New Roman" w:hAnsi="Times New Roman"/>
-                <w:sz w:val="26"/>
-                <w:rFonts w:ascii="Times New Roman" w:hAnsi="Times New Roman" w:cs="Times New Roman"/>
+            <w:tcW w:type="dxa" w:w="1862"/>
+            <w:tcMar>
+              <w:top w:w="80" w:type="dxa"/>
+              <w:bottom w:w="80" w:type="dxa"/>
+              <w:left w:w="120" w:type="dxa"/>
+              <w:right w:w="120" w:type="dxa"/>
+            </w:tcMar>
+          </w:tcPr>
+          <w:p>
+            <w:pPr>
+              <w:spacing w:line="276" w:lineRule="auto" w:after="40"/>
+              <w:jc w:val="left"/>
+            </w:pPr>
+            <w:r/>
+            <w:r>
+              <w:rPr>
+                <w:rFonts w:ascii="Times New Roman" w:hAnsi="Times New Roman" w:cs="Times New Roman" w:eastAsia="Times New Roman"/>
+                <w:b w:val="0"/>
+                <w:i w:val="0"/>
+                <w:sz w:val="26"/>
+              </w:rPr>
+              <w:t>Bài 22. Cá sấu thật ngầu!</w:t>
+            </w:r>
+          </w:p>
+        </w:tc>
+        <w:tc>
+          <w:tcPr>
+            <w:tcW w:type="dxa" w:w="1862"/>
+            <w:tcMar>
+              <w:top w:w="80" w:type="dxa"/>
+              <w:bottom w:w="80" w:type="dxa"/>
+              <w:left w:w="120" w:type="dxa"/>
+              <w:right w:w="120" w:type="dxa"/>
+            </w:tcMar>
+          </w:tcPr>
+          <w:p>
+            <w:pPr>
+              <w:spacing w:line="276" w:lineRule="auto" w:after="40"/>
+              <w:jc w:val="center"/>
+            </w:pPr>
+            <w:r/>
+            <w:r>
+              <w:rPr>
+                <w:rFonts w:ascii="Times New Roman" w:hAnsi="Times New Roman" w:cs="Times New Roman" w:eastAsia="Times New Roman"/>
+                <w:b w:val="0"/>
+                <w:i w:val="0"/>
+                <w:sz w:val="26"/>
               </w:rPr>
               <w:t>1</w:t>
             </w:r>
@@ -4412,19 +5413,26 @@
         </w:tc>
         <w:tc>
           <w:tcPr>
-            <w:tcW w:type="dxa" w:w="1247"/>
-            <w:vAlign w:val="center"/>
-          </w:tcPr>
-          <w:p>
-            <w:pPr>
-              <w:spacing w:before="40" w:after="40" w:line="276" w:lineRule="auto"/>
-              <w:jc w:val="center"/>
-            </w:pPr>
-            <w:r>
-              <w:rPr>
-                <w:rFonts w:ascii="Times New Roman" w:hAnsi="Times New Roman"/>
-                <w:sz w:val="26"/>
-                <w:rFonts w:ascii="Times New Roman" w:hAnsi="Times New Roman" w:cs="Times New Roman"/>
+            <w:tcW w:type="dxa" w:w="1862"/>
+            <w:tcMar>
+              <w:top w:w="80" w:type="dxa"/>
+              <w:bottom w:w="80" w:type="dxa"/>
+              <w:left w:w="120" w:type="dxa"/>
+              <w:right w:w="120" w:type="dxa"/>
+            </w:tcMar>
+          </w:tcPr>
+          <w:p>
+            <w:pPr>
+              <w:spacing w:line="276" w:lineRule="auto" w:after="40"/>
+              <w:jc w:val="center"/>
+            </w:pPr>
+            <w:r/>
+            <w:r>
+              <w:rPr>
+                <w:rFonts w:ascii="Times New Roman" w:hAnsi="Times New Roman" w:cs="Times New Roman" w:eastAsia="Times New Roman"/>
+                <w:b w:val="0"/>
+                <w:i w:val="0"/>
+                <w:sz w:val="26"/>
               </w:rPr>
               <w:t>29</w:t>
             </w:r>
@@ -4432,21 +5440,28 @@
         </w:tc>
         <w:tc>
           <w:tcPr>
-            <w:tcW w:type="dxa" w:w="3402"/>
-            <w:vAlign w:val="center"/>
-          </w:tcPr>
-          <w:p>
-            <w:pPr>
-              <w:spacing w:before="40" w:after="40" w:line="276" w:lineRule="auto"/>
-              <w:jc w:val="both"/>
-            </w:pPr>
-            <w:r>
-              <w:rPr>
-                <w:rFonts w:ascii="Times New Roman" w:hAnsi="Times New Roman"/>
-                <w:sz w:val="26"/>
-                <w:rFonts w:ascii="Times New Roman" w:hAnsi="Times New Roman" w:cs="Times New Roman"/>
-              </w:rPr>
-              <w:t>Kiểm tra đánh giá kết quả học tập thực hành Robotics.</w:t>
+            <w:tcW w:type="dxa" w:w="1862"/>
+            <w:tcMar>
+              <w:top w:w="80" w:type="dxa"/>
+              <w:bottom w:w="80" w:type="dxa"/>
+              <w:left w:w="120" w:type="dxa"/>
+              <w:right w:w="120" w:type="dxa"/>
+            </w:tcMar>
+          </w:tcPr>
+          <w:p>
+            <w:pPr>
+              <w:spacing w:line="276" w:lineRule="auto" w:after="40"/>
+              <w:jc w:val="left"/>
+            </w:pPr>
+            <w:r/>
+            <w:r>
+              <w:rPr>
+                <w:rFonts w:ascii="Times New Roman" w:hAnsi="Times New Roman" w:cs="Times New Roman" w:eastAsia="Times New Roman"/>
+                <w:b w:val="0"/>
+                <w:i w:val="0"/>
+                <w:sz w:val="26"/>
+              </w:rPr>
+              <w:t>Tìm hiểu cơ chế đớp mồi của cá sấu; lắp mô hình hàm cá sấu đớp mồi chớp nhoáng.</w:t>
             </w:r>
           </w:p>
         </w:tc>
@@ -4454,19 +5469,26 @@
       <w:tr>
         <w:tc>
           <w:tcPr>
-            <w:tcW w:type="dxa" w:w="680"/>
-            <w:vAlign w:val="center"/>
-          </w:tcPr>
-          <w:p>
-            <w:pPr>
-              <w:spacing w:before="40" w:after="40" w:line="276" w:lineRule="auto"/>
-              <w:jc w:val="center"/>
-            </w:pPr>
-            <w:r>
-              <w:rPr>
-                <w:rFonts w:ascii="Times New Roman" w:hAnsi="Times New Roman"/>
-                <w:sz w:val="26"/>
-                <w:rFonts w:ascii="Times New Roman" w:hAnsi="Times New Roman" w:cs="Times New Roman"/>
+            <w:tcW w:type="dxa" w:w="1862"/>
+            <w:tcMar>
+              <w:top w:w="80" w:type="dxa"/>
+              <w:bottom w:w="80" w:type="dxa"/>
+              <w:left w:w="120" w:type="dxa"/>
+              <w:right w:w="120" w:type="dxa"/>
+            </w:tcMar>
+          </w:tcPr>
+          <w:p>
+            <w:pPr>
+              <w:spacing w:line="276" w:lineRule="auto" w:after="40"/>
+              <w:jc w:val="center"/>
+            </w:pPr>
+            <w:r/>
+            <w:r>
+              <w:rPr>
+                <w:rFonts w:ascii="Times New Roman" w:hAnsi="Times New Roman" w:cs="Times New Roman" w:eastAsia="Times New Roman"/>
+                <w:b w:val="0"/>
+                <w:i w:val="0"/>
+                <w:sz w:val="26"/>
               </w:rPr>
               <w:t>30</w:t>
             </w:r>
@@ -4474,19 +5496,26 @@
         </w:tc>
         <w:tc>
           <w:tcPr>
-            <w:tcW w:type="dxa" w:w="3118"/>
-            <w:vAlign w:val="center"/>
-          </w:tcPr>
-          <w:p>
-            <w:pPr>
-              <w:spacing w:before="40" w:after="40" w:line="276" w:lineRule="auto"/>
-              <w:jc w:val="both"/>
-            </w:pPr>
-            <w:r>
-              <w:rPr>
-                <w:rFonts w:ascii="Times New Roman" w:hAnsi="Times New Roman"/>
-                <w:sz w:val="26"/>
-                <w:rFonts w:ascii="Times New Roman" w:hAnsi="Times New Roman" w:cs="Times New Roman"/>
+            <w:tcW w:type="dxa" w:w="1862"/>
+            <w:tcMar>
+              <w:top w:w="80" w:type="dxa"/>
+              <w:bottom w:w="80" w:type="dxa"/>
+              <w:left w:w="120" w:type="dxa"/>
+              <w:right w:w="120" w:type="dxa"/>
+            </w:tcMar>
+          </w:tcPr>
+          <w:p>
+            <w:pPr>
+              <w:spacing w:line="276" w:lineRule="auto" w:after="40"/>
+              <w:jc w:val="left"/>
+            </w:pPr>
+            <w:r/>
+            <w:r>
+              <w:rPr>
+                <w:rFonts w:ascii="Times New Roman" w:hAnsi="Times New Roman" w:cs="Times New Roman" w:eastAsia="Times New Roman"/>
+                <w:b w:val="0"/>
+                <w:i w:val="0"/>
+                <w:sz w:val="26"/>
               </w:rPr>
               <w:t>Bài 23. Những nốt nhạc vui</w:t>
             </w:r>
@@ -4494,19 +5523,26 @@
         </w:tc>
         <w:tc>
           <w:tcPr>
-            <w:tcW w:type="dxa" w:w="850"/>
-            <w:vAlign w:val="center"/>
-          </w:tcPr>
-          <w:p>
-            <w:pPr>
-              <w:spacing w:before="40" w:after="40" w:line="276" w:lineRule="auto"/>
-              <w:jc w:val="center"/>
-            </w:pPr>
-            <w:r>
-              <w:rPr>
-                <w:rFonts w:ascii="Times New Roman" w:hAnsi="Times New Roman"/>
-                <w:sz w:val="26"/>
-                <w:rFonts w:ascii="Times New Roman" w:hAnsi="Times New Roman" w:cs="Times New Roman"/>
+            <w:tcW w:type="dxa" w:w="1862"/>
+            <w:tcMar>
+              <w:top w:w="80" w:type="dxa"/>
+              <w:bottom w:w="80" w:type="dxa"/>
+              <w:left w:w="120" w:type="dxa"/>
+              <w:right w:w="120" w:type="dxa"/>
+            </w:tcMar>
+          </w:tcPr>
+          <w:p>
+            <w:pPr>
+              <w:spacing w:line="276" w:lineRule="auto" w:after="40"/>
+              <w:jc w:val="center"/>
+            </w:pPr>
+            <w:r/>
+            <w:r>
+              <w:rPr>
+                <w:rFonts w:ascii="Times New Roman" w:hAnsi="Times New Roman" w:cs="Times New Roman" w:eastAsia="Times New Roman"/>
+                <w:b w:val="0"/>
+                <w:i w:val="0"/>
+                <w:sz w:val="26"/>
               </w:rPr>
               <w:t>1</w:t>
             </w:r>
@@ -4514,19 +5550,26 @@
         </w:tc>
         <w:tc>
           <w:tcPr>
-            <w:tcW w:type="dxa" w:w="1247"/>
-            <w:vAlign w:val="center"/>
-          </w:tcPr>
-          <w:p>
-            <w:pPr>
-              <w:spacing w:before="40" w:after="40" w:line="276" w:lineRule="auto"/>
-              <w:jc w:val="center"/>
-            </w:pPr>
-            <w:r>
-              <w:rPr>
-                <w:rFonts w:ascii="Times New Roman" w:hAnsi="Times New Roman"/>
-                <w:sz w:val="26"/>
-                <w:rFonts w:ascii="Times New Roman" w:hAnsi="Times New Roman" w:cs="Times New Roman"/>
+            <w:tcW w:type="dxa" w:w="1862"/>
+            <w:tcMar>
+              <w:top w:w="80" w:type="dxa"/>
+              <w:bottom w:w="80" w:type="dxa"/>
+              <w:left w:w="120" w:type="dxa"/>
+              <w:right w:w="120" w:type="dxa"/>
+            </w:tcMar>
+          </w:tcPr>
+          <w:p>
+            <w:pPr>
+              <w:spacing w:line="276" w:lineRule="auto" w:after="40"/>
+              <w:jc w:val="center"/>
+            </w:pPr>
+            <w:r/>
+            <w:r>
+              <w:rPr>
+                <w:rFonts w:ascii="Times New Roman" w:hAnsi="Times New Roman" w:cs="Times New Roman" w:eastAsia="Times New Roman"/>
+                <w:b w:val="0"/>
+                <w:i w:val="0"/>
+                <w:sz w:val="26"/>
               </w:rPr>
               <w:t>30</w:t>
             </w:r>
@@ -4534,21 +5577,28 @@
         </w:tc>
         <w:tc>
           <w:tcPr>
-            <w:tcW w:type="dxa" w:w="3402"/>
-            <w:vAlign w:val="center"/>
-          </w:tcPr>
-          <w:p>
-            <w:pPr>
-              <w:spacing w:before="40" w:after="40" w:line="276" w:lineRule="auto"/>
-              <w:jc w:val="both"/>
-            </w:pPr>
-            <w:r>
-              <w:rPr>
-                <w:rFonts w:ascii="Times New Roman" w:hAnsi="Times New Roman"/>
-                <w:sz w:val="26"/>
-                <w:rFonts w:ascii="Times New Roman" w:hAnsi="Times New Roman" w:cs="Times New Roman"/>
-              </w:rPr>
-              <w:t>Tìm hiểu nhạc cụ guitar; lắp robot chơi đàn guitar.</w:t>
+            <w:tcW w:type="dxa" w:w="1862"/>
+            <w:tcMar>
+              <w:top w:w="80" w:type="dxa"/>
+              <w:bottom w:w="80" w:type="dxa"/>
+              <w:left w:w="120" w:type="dxa"/>
+              <w:right w:w="120" w:type="dxa"/>
+            </w:tcMar>
+          </w:tcPr>
+          <w:p>
+            <w:pPr>
+              <w:spacing w:line="276" w:lineRule="auto" w:after="40"/>
+              <w:jc w:val="left"/>
+            </w:pPr>
+            <w:r/>
+            <w:r>
+              <w:rPr>
+                <w:rFonts w:ascii="Times New Roman" w:hAnsi="Times New Roman" w:cs="Times New Roman" w:eastAsia="Times New Roman"/>
+                <w:b w:val="0"/>
+                <w:i w:val="0"/>
+                <w:sz w:val="26"/>
+              </w:rPr>
+              <w:t>Tìm hiểu nguyên lý gõ tạo âm thanh; lắp mô hình nhạc công gõ đàn phiêu lãng.</w:t>
             </w:r>
           </w:p>
         </w:tc>
@@ -4556,19 +5606,26 @@
       <w:tr>
         <w:tc>
           <w:tcPr>
-            <w:tcW w:type="dxa" w:w="680"/>
-            <w:vAlign w:val="center"/>
-          </w:tcPr>
-          <w:p>
-            <w:pPr>
-              <w:spacing w:before="40" w:after="40" w:line="276" w:lineRule="auto"/>
-              <w:jc w:val="center"/>
-            </w:pPr>
-            <w:r>
-              <w:rPr>
-                <w:rFonts w:ascii="Times New Roman" w:hAnsi="Times New Roman"/>
-                <w:sz w:val="26"/>
-                <w:rFonts w:ascii="Times New Roman" w:hAnsi="Times New Roman" w:cs="Times New Roman"/>
+            <w:tcW w:type="dxa" w:w="1862"/>
+            <w:tcMar>
+              <w:top w:w="80" w:type="dxa"/>
+              <w:bottom w:w="80" w:type="dxa"/>
+              <w:left w:w="120" w:type="dxa"/>
+              <w:right w:w="120" w:type="dxa"/>
+            </w:tcMar>
+          </w:tcPr>
+          <w:p>
+            <w:pPr>
+              <w:spacing w:line="276" w:lineRule="auto" w:after="40"/>
+              <w:jc w:val="center"/>
+            </w:pPr>
+            <w:r/>
+            <w:r>
+              <w:rPr>
+                <w:rFonts w:ascii="Times New Roman" w:hAnsi="Times New Roman" w:cs="Times New Roman" w:eastAsia="Times New Roman"/>
+                <w:b w:val="0"/>
+                <w:i w:val="0"/>
+                <w:sz w:val="26"/>
               </w:rPr>
               <w:t>31</w:t>
             </w:r>
@@ -4576,19 +5633,26 @@
         </w:tc>
         <w:tc>
           <w:tcPr>
-            <w:tcW w:type="dxa" w:w="3118"/>
-            <w:vAlign w:val="center"/>
-          </w:tcPr>
-          <w:p>
-            <w:pPr>
-              <w:spacing w:before="40" w:after="40" w:line="276" w:lineRule="auto"/>
-              <w:jc w:val="both"/>
-            </w:pPr>
-            <w:r>
-              <w:rPr>
-                <w:rFonts w:ascii="Times New Roman" w:hAnsi="Times New Roman"/>
-                <w:sz w:val="26"/>
-                <w:rFonts w:ascii="Times New Roman" w:hAnsi="Times New Roman" w:cs="Times New Roman"/>
+            <w:tcW w:type="dxa" w:w="1862"/>
+            <w:tcMar>
+              <w:top w:w="80" w:type="dxa"/>
+              <w:bottom w:w="80" w:type="dxa"/>
+              <w:left w:w="120" w:type="dxa"/>
+              <w:right w:w="120" w:type="dxa"/>
+            </w:tcMar>
+          </w:tcPr>
+          <w:p>
+            <w:pPr>
+              <w:spacing w:line="276" w:lineRule="auto" w:after="40"/>
+              <w:jc w:val="left"/>
+            </w:pPr>
+            <w:r/>
+            <w:r>
+              <w:rPr>
+                <w:rFonts w:ascii="Times New Roman" w:hAnsi="Times New Roman" w:cs="Times New Roman" w:eastAsia="Times New Roman"/>
+                <w:b w:val="0"/>
+                <w:i w:val="0"/>
+                <w:sz w:val="26"/>
               </w:rPr>
               <w:t>Bài 24. Choo Choo! Tàu hỏa</w:t>
             </w:r>
@@ -4596,19 +5660,26 @@
         </w:tc>
         <w:tc>
           <w:tcPr>
-            <w:tcW w:type="dxa" w:w="850"/>
-            <w:vAlign w:val="center"/>
-          </w:tcPr>
-          <w:p>
-            <w:pPr>
-              <w:spacing w:before="40" w:after="40" w:line="276" w:lineRule="auto"/>
-              <w:jc w:val="center"/>
-            </w:pPr>
-            <w:r>
-              <w:rPr>
-                <w:rFonts w:ascii="Times New Roman" w:hAnsi="Times New Roman"/>
-                <w:sz w:val="26"/>
-                <w:rFonts w:ascii="Times New Roman" w:hAnsi="Times New Roman" w:cs="Times New Roman"/>
+            <w:tcW w:type="dxa" w:w="1862"/>
+            <w:tcMar>
+              <w:top w:w="80" w:type="dxa"/>
+              <w:bottom w:w="80" w:type="dxa"/>
+              <w:left w:w="120" w:type="dxa"/>
+              <w:right w:w="120" w:type="dxa"/>
+            </w:tcMar>
+          </w:tcPr>
+          <w:p>
+            <w:pPr>
+              <w:spacing w:line="276" w:lineRule="auto" w:after="40"/>
+              <w:jc w:val="center"/>
+            </w:pPr>
+            <w:r/>
+            <w:r>
+              <w:rPr>
+                <w:rFonts w:ascii="Times New Roman" w:hAnsi="Times New Roman" w:cs="Times New Roman" w:eastAsia="Times New Roman"/>
+                <w:b w:val="0"/>
+                <w:i w:val="0"/>
+                <w:sz w:val="26"/>
               </w:rPr>
               <w:t>1</w:t>
             </w:r>
@@ -4616,19 +5687,26 @@
         </w:tc>
         <w:tc>
           <w:tcPr>
-            <w:tcW w:type="dxa" w:w="1247"/>
-            <w:vAlign w:val="center"/>
-          </w:tcPr>
-          <w:p>
-            <w:pPr>
-              <w:spacing w:before="40" w:after="40" w:line="276" w:lineRule="auto"/>
-              <w:jc w:val="center"/>
-            </w:pPr>
-            <w:r>
-              <w:rPr>
-                <w:rFonts w:ascii="Times New Roman" w:hAnsi="Times New Roman"/>
-                <w:sz w:val="26"/>
-                <w:rFonts w:ascii="Times New Roman" w:hAnsi="Times New Roman" w:cs="Times New Roman"/>
+            <w:tcW w:type="dxa" w:w="1862"/>
+            <w:tcMar>
+              <w:top w:w="80" w:type="dxa"/>
+              <w:bottom w:w="80" w:type="dxa"/>
+              <w:left w:w="120" w:type="dxa"/>
+              <w:right w:w="120" w:type="dxa"/>
+            </w:tcMar>
+          </w:tcPr>
+          <w:p>
+            <w:pPr>
+              <w:spacing w:line="276" w:lineRule="auto" w:after="40"/>
+              <w:jc w:val="center"/>
+            </w:pPr>
+            <w:r/>
+            <w:r>
+              <w:rPr>
+                <w:rFonts w:ascii="Times New Roman" w:hAnsi="Times New Roman" w:cs="Times New Roman" w:eastAsia="Times New Roman"/>
+                <w:b w:val="0"/>
+                <w:i w:val="0"/>
+                <w:sz w:val="26"/>
               </w:rPr>
               <w:t>31</w:t>
             </w:r>
@@ -4636,21 +5714,28 @@
         </w:tc>
         <w:tc>
           <w:tcPr>
-            <w:tcW w:type="dxa" w:w="3402"/>
-            <w:vAlign w:val="center"/>
-          </w:tcPr>
-          <w:p>
-            <w:pPr>
-              <w:spacing w:before="40" w:after="40" w:line="276" w:lineRule="auto"/>
-              <w:jc w:val="both"/>
-            </w:pPr>
-            <w:r>
-              <w:rPr>
-                <w:rFonts w:ascii="Times New Roman" w:hAnsi="Times New Roman"/>
-                <w:sz w:val="26"/>
-                <w:rFonts w:ascii="Times New Roman" w:hAnsi="Times New Roman" w:cs="Times New Roman"/>
-              </w:rPr>
-              <w:t>Tìm hiểu năng lượng đường sắt; lắp robot tàu hỏa chạy trạm.</w:t>
+            <w:tcW w:type="dxa" w:w="1862"/>
+            <w:tcMar>
+              <w:top w:w="80" w:type="dxa"/>
+              <w:bottom w:w="80" w:type="dxa"/>
+              <w:left w:w="120" w:type="dxa"/>
+              <w:right w:w="120" w:type="dxa"/>
+            </w:tcMar>
+          </w:tcPr>
+          <w:p>
+            <w:pPr>
+              <w:spacing w:line="276" w:lineRule="auto" w:after="40"/>
+              <w:jc w:val="left"/>
+            </w:pPr>
+            <w:r/>
+            <w:r>
+              <w:rPr>
+                <w:rFonts w:ascii="Times New Roman" w:hAnsi="Times New Roman" w:cs="Times New Roman" w:eastAsia="Times New Roman"/>
+                <w:b w:val="0"/>
+                <w:i w:val="0"/>
+                <w:sz w:val="26"/>
+              </w:rPr>
+              <w:t>Tìm hiểu cơ cấu thanh truyền đầu máy hơi nước; lắp đoàn tàu hỏa bánh răng.</w:t>
             </w:r>
           </w:p>
         </w:tc>
@@ -4658,19 +5743,26 @@
       <w:tr>
         <w:tc>
           <w:tcPr>
-            <w:tcW w:type="dxa" w:w="680"/>
-            <w:vAlign w:val="center"/>
-          </w:tcPr>
-          <w:p>
-            <w:pPr>
-              <w:spacing w:before="40" w:after="40" w:line="276" w:lineRule="auto"/>
-              <w:jc w:val="center"/>
-            </w:pPr>
-            <w:r>
-              <w:rPr>
-                <w:rFonts w:ascii="Times New Roman" w:hAnsi="Times New Roman"/>
-                <w:sz w:val="26"/>
-                <w:rFonts w:ascii="Times New Roman" w:hAnsi="Times New Roman" w:cs="Times New Roman"/>
+            <w:tcW w:type="dxa" w:w="1862"/>
+            <w:tcMar>
+              <w:top w:w="80" w:type="dxa"/>
+              <w:bottom w:w="80" w:type="dxa"/>
+              <w:left w:w="120" w:type="dxa"/>
+              <w:right w:w="120" w:type="dxa"/>
+            </w:tcMar>
+          </w:tcPr>
+          <w:p>
+            <w:pPr>
+              <w:spacing w:line="276" w:lineRule="auto" w:after="40"/>
+              <w:jc w:val="center"/>
+            </w:pPr>
+            <w:r/>
+            <w:r>
+              <w:rPr>
+                <w:rFonts w:ascii="Times New Roman" w:hAnsi="Times New Roman" w:cs="Times New Roman" w:eastAsia="Times New Roman"/>
+                <w:b w:val="0"/>
+                <w:i w:val="0"/>
+                <w:sz w:val="26"/>
               </w:rPr>
               <w:t>32</w:t>
             </w:r>
@@ -4678,19 +5770,26 @@
         </w:tc>
         <w:tc>
           <w:tcPr>
-            <w:tcW w:type="dxa" w:w="3118"/>
-            <w:vAlign w:val="center"/>
-          </w:tcPr>
-          <w:p>
-            <w:pPr>
-              <w:spacing w:before="40" w:after="40" w:line="276" w:lineRule="auto"/>
-              <w:jc w:val="both"/>
-            </w:pPr>
-            <w:r>
-              <w:rPr>
-                <w:rFonts w:ascii="Times New Roman" w:hAnsi="Times New Roman"/>
-                <w:sz w:val="26"/>
-                <w:rFonts w:ascii="Times New Roman" w:hAnsi="Times New Roman" w:cs="Times New Roman"/>
+            <w:tcW w:type="dxa" w:w="1862"/>
+            <w:tcMar>
+              <w:top w:w="80" w:type="dxa"/>
+              <w:bottom w:w="80" w:type="dxa"/>
+              <w:left w:w="120" w:type="dxa"/>
+              <w:right w:w="120" w:type="dxa"/>
+            </w:tcMar>
+          </w:tcPr>
+          <w:p>
+            <w:pPr>
+              <w:spacing w:line="276" w:lineRule="auto" w:after="40"/>
+              <w:jc w:val="left"/>
+            </w:pPr>
+            <w:r/>
+            <w:r>
+              <w:rPr>
+                <w:rFonts w:ascii="Times New Roman" w:hAnsi="Times New Roman" w:cs="Times New Roman" w:eastAsia="Times New Roman"/>
+                <w:b w:val="0"/>
+                <w:i w:val="0"/>
+                <w:sz w:val="26"/>
               </w:rPr>
               <w:t>Bài 25. Có sáu chân thật tuyệt!!!</w:t>
             </w:r>
@@ -4698,19 +5797,26 @@
         </w:tc>
         <w:tc>
           <w:tcPr>
-            <w:tcW w:type="dxa" w:w="850"/>
-            <w:vAlign w:val="center"/>
-          </w:tcPr>
-          <w:p>
-            <w:pPr>
-              <w:spacing w:before="40" w:after="40" w:line="276" w:lineRule="auto"/>
-              <w:jc w:val="center"/>
-            </w:pPr>
-            <w:r>
-              <w:rPr>
-                <w:rFonts w:ascii="Times New Roman" w:hAnsi="Times New Roman"/>
-                <w:sz w:val="26"/>
-                <w:rFonts w:ascii="Times New Roman" w:hAnsi="Times New Roman" w:cs="Times New Roman"/>
+            <w:tcW w:type="dxa" w:w="1862"/>
+            <w:tcMar>
+              <w:top w:w="80" w:type="dxa"/>
+              <w:bottom w:w="80" w:type="dxa"/>
+              <w:left w:w="120" w:type="dxa"/>
+              <w:right w:w="120" w:type="dxa"/>
+            </w:tcMar>
+          </w:tcPr>
+          <w:p>
+            <w:pPr>
+              <w:spacing w:line="276" w:lineRule="auto" w:after="40"/>
+              <w:jc w:val="center"/>
+            </w:pPr>
+            <w:r/>
+            <w:r>
+              <w:rPr>
+                <w:rFonts w:ascii="Times New Roman" w:hAnsi="Times New Roman" w:cs="Times New Roman" w:eastAsia="Times New Roman"/>
+                <w:b w:val="0"/>
+                <w:i w:val="0"/>
+                <w:sz w:val="26"/>
               </w:rPr>
               <w:t>1</w:t>
             </w:r>
@@ -4718,19 +5824,26 @@
         </w:tc>
         <w:tc>
           <w:tcPr>
-            <w:tcW w:type="dxa" w:w="1247"/>
-            <w:vAlign w:val="center"/>
-          </w:tcPr>
-          <w:p>
-            <w:pPr>
-              <w:spacing w:before="40" w:after="40" w:line="276" w:lineRule="auto"/>
-              <w:jc w:val="center"/>
-            </w:pPr>
-            <w:r>
-              <w:rPr>
-                <w:rFonts w:ascii="Times New Roman" w:hAnsi="Times New Roman"/>
-                <w:sz w:val="26"/>
-                <w:rFonts w:ascii="Times New Roman" w:hAnsi="Times New Roman" w:cs="Times New Roman"/>
+            <w:tcW w:type="dxa" w:w="1862"/>
+            <w:tcMar>
+              <w:top w:w="80" w:type="dxa"/>
+              <w:bottom w:w="80" w:type="dxa"/>
+              <w:left w:w="120" w:type="dxa"/>
+              <w:right w:w="120" w:type="dxa"/>
+            </w:tcMar>
+          </w:tcPr>
+          <w:p>
+            <w:pPr>
+              <w:spacing w:line="276" w:lineRule="auto" w:after="40"/>
+              <w:jc w:val="center"/>
+            </w:pPr>
+            <w:r/>
+            <w:r>
+              <w:rPr>
+                <w:rFonts w:ascii="Times New Roman" w:hAnsi="Times New Roman" w:cs="Times New Roman" w:eastAsia="Times New Roman"/>
+                <w:b w:val="0"/>
+                <w:i w:val="0"/>
+                <w:sz w:val="26"/>
               </w:rPr>
               <w:t>32</w:t>
             </w:r>
@@ -4738,21 +5851,28 @@
         </w:tc>
         <w:tc>
           <w:tcPr>
-            <w:tcW w:type="dxa" w:w="3402"/>
-            <w:vAlign w:val="center"/>
-          </w:tcPr>
-          <w:p>
-            <w:pPr>
-              <w:spacing w:before="40" w:after="40" w:line="276" w:lineRule="auto"/>
-              <w:jc w:val="both"/>
-            </w:pPr>
-            <w:r>
-              <w:rPr>
-                <w:rFonts w:ascii="Times New Roman" w:hAnsi="Times New Roman"/>
-                <w:sz w:val="26"/>
-                <w:rFonts w:ascii="Times New Roman" w:hAnsi="Times New Roman" w:cs="Times New Roman"/>
-              </w:rPr>
-              <w:t>Tìm hiểu di chuyển 6 chân của côn trùng; lắp robot bọ sừng 6 chân.</w:t>
+            <w:tcW w:type="dxa" w:w="1862"/>
+            <w:tcMar>
+              <w:top w:w="80" w:type="dxa"/>
+              <w:bottom w:w="80" w:type="dxa"/>
+              <w:left w:w="120" w:type="dxa"/>
+              <w:right w:w="120" w:type="dxa"/>
+            </w:tcMar>
+          </w:tcPr>
+          <w:p>
+            <w:pPr>
+              <w:spacing w:line="276" w:lineRule="auto" w:after="40"/>
+              <w:jc w:val="left"/>
+            </w:pPr>
+            <w:r/>
+            <w:r>
+              <w:rPr>
+                <w:rFonts w:ascii="Times New Roman" w:hAnsi="Times New Roman" w:cs="Times New Roman" w:eastAsia="Times New Roman"/>
+                <w:b w:val="0"/>
+                <w:i w:val="0"/>
+                <w:sz w:val="26"/>
+              </w:rPr>
+              <w:t>Tìm hiểu cơ chế bước đi 6 chân của côn trùng; lắp robot bọ 6 chân vượt địa hình.</w:t>
             </w:r>
           </w:p>
         </w:tc>
@@ -4760,19 +5880,26 @@
       <w:tr>
         <w:tc>
           <w:tcPr>
-            <w:tcW w:type="dxa" w:w="680"/>
-            <w:vAlign w:val="center"/>
-          </w:tcPr>
-          <w:p>
-            <w:pPr>
-              <w:spacing w:before="40" w:after="40" w:line="276" w:lineRule="auto"/>
-              <w:jc w:val="center"/>
-            </w:pPr>
-            <w:r>
-              <w:rPr>
-                <w:rFonts w:ascii="Times New Roman" w:hAnsi="Times New Roman"/>
-                <w:sz w:val="26"/>
-                <w:rFonts w:ascii="Times New Roman" w:hAnsi="Times New Roman" w:cs="Times New Roman"/>
+            <w:tcW w:type="dxa" w:w="1862"/>
+            <w:tcMar>
+              <w:top w:w="80" w:type="dxa"/>
+              <w:bottom w:w="80" w:type="dxa"/>
+              <w:left w:w="120" w:type="dxa"/>
+              <w:right w:w="120" w:type="dxa"/>
+            </w:tcMar>
+          </w:tcPr>
+          <w:p>
+            <w:pPr>
+              <w:spacing w:line="276" w:lineRule="auto" w:after="40"/>
+              <w:jc w:val="center"/>
+            </w:pPr>
+            <w:r/>
+            <w:r>
+              <w:rPr>
+                <w:rFonts w:ascii="Times New Roman" w:hAnsi="Times New Roman" w:cs="Times New Roman" w:eastAsia="Times New Roman"/>
+                <w:b w:val="0"/>
+                <w:i w:val="0"/>
+                <w:sz w:val="26"/>
               </w:rPr>
               <w:t>33</w:t>
             </w:r>
@@ -4780,39 +5907,53 @@
         </w:tc>
         <w:tc>
           <w:tcPr>
-            <w:tcW w:type="dxa" w:w="3118"/>
-            <w:vAlign w:val="center"/>
-          </w:tcPr>
-          <w:p>
-            <w:pPr>
-              <w:spacing w:before="40" w:after="40" w:line="276" w:lineRule="auto"/>
-              <w:jc w:val="both"/>
-            </w:pPr>
-            <w:r>
-              <w:rPr>
-                <w:rFonts w:ascii="Times New Roman" w:hAnsi="Times New Roman"/>
-                <w:sz w:val="26"/>
-                <w:rFonts w:ascii="Times New Roman" w:hAnsi="Times New Roman" w:cs="Times New Roman"/>
-              </w:rPr>
-              <w:t>Bài 26. Bầu không khí trong lành</w:t>
-            </w:r>
-          </w:p>
-        </w:tc>
-        <w:tc>
-          <w:tcPr>
-            <w:tcW w:type="dxa" w:w="850"/>
-            <w:vAlign w:val="center"/>
-          </w:tcPr>
-          <w:p>
-            <w:pPr>
-              <w:spacing w:before="40" w:after="40" w:line="276" w:lineRule="auto"/>
-              <w:jc w:val="center"/>
-            </w:pPr>
-            <w:r>
-              <w:rPr>
-                <w:rFonts w:ascii="Times New Roman" w:hAnsi="Times New Roman"/>
-                <w:sz w:val="26"/>
-                <w:rFonts w:ascii="Times New Roman" w:hAnsi="Times New Roman" w:cs="Times New Roman"/>
+            <w:tcW w:type="dxa" w:w="1862"/>
+            <w:tcMar>
+              <w:top w:w="80" w:type="dxa"/>
+              <w:bottom w:w="80" w:type="dxa"/>
+              <w:left w:w="120" w:type="dxa"/>
+              <w:right w:w="120" w:type="dxa"/>
+            </w:tcMar>
+          </w:tcPr>
+          <w:p>
+            <w:pPr>
+              <w:spacing w:line="276" w:lineRule="auto" w:after="40"/>
+              <w:jc w:val="left"/>
+            </w:pPr>
+            <w:r/>
+            <w:r>
+              <w:rPr>
+                <w:rFonts w:ascii="Times New Roman" w:hAnsi="Times New Roman" w:cs="Times New Roman" w:eastAsia="Times New Roman"/>
+                <w:b/>
+                <w:i w:val="0"/>
+                <w:sz w:val="26"/>
+              </w:rPr>
+              <w:t>Ôn tập Đánh giá định kỳ 4</w:t>
+            </w:r>
+          </w:p>
+        </w:tc>
+        <w:tc>
+          <w:tcPr>
+            <w:tcW w:type="dxa" w:w="1862"/>
+            <w:tcMar>
+              <w:top w:w="80" w:type="dxa"/>
+              <w:bottom w:w="80" w:type="dxa"/>
+              <w:left w:w="120" w:type="dxa"/>
+              <w:right w:w="120" w:type="dxa"/>
+            </w:tcMar>
+          </w:tcPr>
+          <w:p>
+            <w:pPr>
+              <w:spacing w:line="276" w:lineRule="auto" w:after="40"/>
+              <w:jc w:val="center"/>
+            </w:pPr>
+            <w:r/>
+            <w:r>
+              <w:rPr>
+                <w:rFonts w:ascii="Times New Roman" w:hAnsi="Times New Roman" w:cs="Times New Roman" w:eastAsia="Times New Roman"/>
+                <w:b w:val="0"/>
+                <w:i w:val="0"/>
+                <w:sz w:val="26"/>
               </w:rPr>
               <w:t>1</w:t>
             </w:r>
@@ -4820,19 +5961,26 @@
         </w:tc>
         <w:tc>
           <w:tcPr>
-            <w:tcW w:type="dxa" w:w="1247"/>
-            <w:vAlign w:val="center"/>
-          </w:tcPr>
-          <w:p>
-            <w:pPr>
-              <w:spacing w:before="40" w:after="40" w:line="276" w:lineRule="auto"/>
-              <w:jc w:val="center"/>
-            </w:pPr>
-            <w:r>
-              <w:rPr>
-                <w:rFonts w:ascii="Times New Roman" w:hAnsi="Times New Roman"/>
-                <w:sz w:val="26"/>
-                <w:rFonts w:ascii="Times New Roman" w:hAnsi="Times New Roman" w:cs="Times New Roman"/>
+            <w:tcW w:type="dxa" w:w="1862"/>
+            <w:tcMar>
+              <w:top w:w="80" w:type="dxa"/>
+              <w:bottom w:w="80" w:type="dxa"/>
+              <w:left w:w="120" w:type="dxa"/>
+              <w:right w:w="120" w:type="dxa"/>
+            </w:tcMar>
+          </w:tcPr>
+          <w:p>
+            <w:pPr>
+              <w:spacing w:line="276" w:lineRule="auto" w:after="40"/>
+              <w:jc w:val="center"/>
+            </w:pPr>
+            <w:r/>
+            <w:r>
+              <w:rPr>
+                <w:rFonts w:ascii="Times New Roman" w:hAnsi="Times New Roman" w:cs="Times New Roman" w:eastAsia="Times New Roman"/>
+                <w:b w:val="0"/>
+                <w:i w:val="0"/>
+                <w:sz w:val="26"/>
               </w:rPr>
               <w:t>33</w:t>
             </w:r>
@@ -4840,21 +5988,28 @@
         </w:tc>
         <w:tc>
           <w:tcPr>
-            <w:tcW w:type="dxa" w:w="3402"/>
-            <w:vAlign w:val="center"/>
-          </w:tcPr>
-          <w:p>
-            <w:pPr>
-              <w:spacing w:before="40" w:after="40" w:line="276" w:lineRule="auto"/>
-              <w:jc w:val="both"/>
-            </w:pPr>
-            <w:r>
-              <w:rPr>
-                <w:rFonts w:ascii="Times New Roman" w:hAnsi="Times New Roman"/>
-                <w:sz w:val="26"/>
-                <w:rFonts w:ascii="Times New Roman" w:hAnsi="Times New Roman" w:cs="Times New Roman"/>
-              </w:rPr>
-              <w:t>Tìm hiểu bảo vệ sinh thái; lắp robot bắt sâu bảo vệ cây.</w:t>
+            <w:tcW w:type="dxa" w:w="1862"/>
+            <w:tcMar>
+              <w:top w:w="80" w:type="dxa"/>
+              <w:bottom w:w="80" w:type="dxa"/>
+              <w:left w:w="120" w:type="dxa"/>
+              <w:right w:w="120" w:type="dxa"/>
+            </w:tcMar>
+          </w:tcPr>
+          <w:p>
+            <w:pPr>
+              <w:spacing w:line="276" w:lineRule="auto" w:after="40"/>
+              <w:jc w:val="left"/>
+            </w:pPr>
+            <w:r/>
+            <w:r>
+              <w:rPr>
+                <w:rFonts w:ascii="Times New Roman" w:hAnsi="Times New Roman" w:cs="Times New Roman" w:eastAsia="Times New Roman"/>
+                <w:b w:val="0"/>
+                <w:i w:val="0"/>
+                <w:sz w:val="26"/>
+              </w:rPr>
+              <w:t>Hệ thống hóa kiến thức chuẩn bị Đánh giá định kỳ 4.</w:t>
             </w:r>
           </w:p>
         </w:tc>
@@ -4862,19 +6017,26 @@
       <w:tr>
         <w:tc>
           <w:tcPr>
-            <w:tcW w:type="dxa" w:w="680"/>
-            <w:vAlign w:val="center"/>
-          </w:tcPr>
-          <w:p>
-            <w:pPr>
-              <w:spacing w:before="40" w:after="40" w:line="276" w:lineRule="auto"/>
-              <w:jc w:val="center"/>
-            </w:pPr>
-            <w:r>
-              <w:rPr>
-                <w:rFonts w:ascii="Times New Roman" w:hAnsi="Times New Roman"/>
-                <w:sz w:val="26"/>
-                <w:rFonts w:ascii="Times New Roman" w:hAnsi="Times New Roman" w:cs="Times New Roman"/>
+            <w:tcW w:type="dxa" w:w="1862"/>
+            <w:tcMar>
+              <w:top w:w="80" w:type="dxa"/>
+              <w:bottom w:w="80" w:type="dxa"/>
+              <w:left w:w="120" w:type="dxa"/>
+              <w:right w:w="120" w:type="dxa"/>
+            </w:tcMar>
+          </w:tcPr>
+          <w:p>
+            <w:pPr>
+              <w:spacing w:line="276" w:lineRule="auto" w:after="40"/>
+              <w:jc w:val="center"/>
+            </w:pPr>
+            <w:r/>
+            <w:r>
+              <w:rPr>
+                <w:rFonts w:ascii="Times New Roman" w:hAnsi="Times New Roman" w:cs="Times New Roman" w:eastAsia="Times New Roman"/>
+                <w:b w:val="0"/>
+                <w:i w:val="0"/>
+                <w:sz w:val="26"/>
               </w:rPr>
               <w:t>34</w:t>
             </w:r>
@@ -4882,39 +6044,53 @@
         </w:tc>
         <w:tc>
           <w:tcPr>
-            <w:tcW w:type="dxa" w:w="3118"/>
-            <w:vAlign w:val="center"/>
-          </w:tcPr>
-          <w:p>
-            <w:pPr>
-              <w:spacing w:before="40" w:after="40" w:line="276" w:lineRule="auto"/>
-              <w:jc w:val="both"/>
-            </w:pPr>
-            <w:r>
-              <w:rPr>
-                <w:rFonts w:ascii="Times New Roman" w:hAnsi="Times New Roman"/>
-                <w:sz w:val="26"/>
-                <w:rFonts w:ascii="Times New Roman" w:hAnsi="Times New Roman" w:cs="Times New Roman"/>
-              </w:rPr>
-              <w:t>Ôn tập Đánh giá định kỳ 4</w:t>
-            </w:r>
-          </w:p>
-        </w:tc>
-        <w:tc>
-          <w:tcPr>
-            <w:tcW w:type="dxa" w:w="850"/>
-            <w:vAlign w:val="center"/>
-          </w:tcPr>
-          <w:p>
-            <w:pPr>
-              <w:spacing w:before="40" w:after="40" w:line="276" w:lineRule="auto"/>
-              <w:jc w:val="center"/>
-            </w:pPr>
-            <w:r>
-              <w:rPr>
-                <w:rFonts w:ascii="Times New Roman" w:hAnsi="Times New Roman"/>
-                <w:sz w:val="26"/>
-                <w:rFonts w:ascii="Times New Roman" w:hAnsi="Times New Roman" w:cs="Times New Roman"/>
+            <w:tcW w:type="dxa" w:w="1862"/>
+            <w:tcMar>
+              <w:top w:w="80" w:type="dxa"/>
+              <w:bottom w:w="80" w:type="dxa"/>
+              <w:left w:w="120" w:type="dxa"/>
+              <w:right w:w="120" w:type="dxa"/>
+            </w:tcMar>
+          </w:tcPr>
+          <w:p>
+            <w:pPr>
+              <w:spacing w:line="276" w:lineRule="auto" w:after="40"/>
+              <w:jc w:val="left"/>
+            </w:pPr>
+            <w:r/>
+            <w:r>
+              <w:rPr>
+                <w:rFonts w:ascii="Times New Roman" w:hAnsi="Times New Roman" w:cs="Times New Roman" w:eastAsia="Times New Roman"/>
+                <w:b/>
+                <w:i w:val="0"/>
+                <w:sz w:val="26"/>
+              </w:rPr>
+              <w:t>Đánh giá định kỳ 4</w:t>
+            </w:r>
+          </w:p>
+        </w:tc>
+        <w:tc>
+          <w:tcPr>
+            <w:tcW w:type="dxa" w:w="1862"/>
+            <w:tcMar>
+              <w:top w:w="80" w:type="dxa"/>
+              <w:bottom w:w="80" w:type="dxa"/>
+              <w:left w:w="120" w:type="dxa"/>
+              <w:right w:w="120" w:type="dxa"/>
+            </w:tcMar>
+          </w:tcPr>
+          <w:p>
+            <w:pPr>
+              <w:spacing w:line="276" w:lineRule="auto" w:after="40"/>
+              <w:jc w:val="center"/>
+            </w:pPr>
+            <w:r/>
+            <w:r>
+              <w:rPr>
+                <w:rFonts w:ascii="Times New Roman" w:hAnsi="Times New Roman" w:cs="Times New Roman" w:eastAsia="Times New Roman"/>
+                <w:b w:val="0"/>
+                <w:i w:val="0"/>
+                <w:sz w:val="26"/>
               </w:rPr>
               <w:t>1</w:t>
             </w:r>
@@ -4922,19 +6098,26 @@
         </w:tc>
         <w:tc>
           <w:tcPr>
-            <w:tcW w:type="dxa" w:w="1247"/>
-            <w:vAlign w:val="center"/>
-          </w:tcPr>
-          <w:p>
-            <w:pPr>
-              <w:spacing w:before="40" w:after="40" w:line="276" w:lineRule="auto"/>
-              <w:jc w:val="center"/>
-            </w:pPr>
-            <w:r>
-              <w:rPr>
-                <w:rFonts w:ascii="Times New Roman" w:hAnsi="Times New Roman"/>
-                <w:sz w:val="26"/>
-                <w:rFonts w:ascii="Times New Roman" w:hAnsi="Times New Roman" w:cs="Times New Roman"/>
+            <w:tcW w:type="dxa" w:w="1862"/>
+            <w:tcMar>
+              <w:top w:w="80" w:type="dxa"/>
+              <w:bottom w:w="80" w:type="dxa"/>
+              <w:left w:w="120" w:type="dxa"/>
+              <w:right w:w="120" w:type="dxa"/>
+            </w:tcMar>
+          </w:tcPr>
+          <w:p>
+            <w:pPr>
+              <w:spacing w:line="276" w:lineRule="auto" w:after="40"/>
+              <w:jc w:val="center"/>
+            </w:pPr>
+            <w:r/>
+            <w:r>
+              <w:rPr>
+                <w:rFonts w:ascii="Times New Roman" w:hAnsi="Times New Roman" w:cs="Times New Roman" w:eastAsia="Times New Roman"/>
+                <w:b w:val="0"/>
+                <w:i w:val="0"/>
+                <w:sz w:val="26"/>
               </w:rPr>
               <w:t>34</w:t>
             </w:r>
@@ -4942,21 +6125,28 @@
         </w:tc>
         <w:tc>
           <w:tcPr>
-            <w:tcW w:type="dxa" w:w="3402"/>
-            <w:vAlign w:val="center"/>
-          </w:tcPr>
-          <w:p>
-            <w:pPr>
-              <w:spacing w:before="40" w:after="40" w:line="276" w:lineRule="auto"/>
-              <w:jc w:val="both"/>
-            </w:pPr>
-            <w:r>
-              <w:rPr>
-                <w:rFonts w:ascii="Times New Roman" w:hAnsi="Times New Roman"/>
-                <w:sz w:val="26"/>
-                <w:rFonts w:ascii="Times New Roman" w:hAnsi="Times New Roman" w:cs="Times New Roman"/>
-              </w:rPr>
-              <w:t>Hệ thống hóa kiến thức chuẩn bị Đánh giá định kỳ 4.</w:t>
+            <w:tcW w:type="dxa" w:w="1862"/>
+            <w:tcMar>
+              <w:top w:w="80" w:type="dxa"/>
+              <w:bottom w:w="80" w:type="dxa"/>
+              <w:left w:w="120" w:type="dxa"/>
+              <w:right w:w="120" w:type="dxa"/>
+            </w:tcMar>
+          </w:tcPr>
+          <w:p>
+            <w:pPr>
+              <w:spacing w:line="276" w:lineRule="auto" w:after="40"/>
+              <w:jc w:val="left"/>
+            </w:pPr>
+            <w:r/>
+            <w:r>
+              <w:rPr>
+                <w:rFonts w:ascii="Times New Roman" w:hAnsi="Times New Roman" w:cs="Times New Roman" w:eastAsia="Times New Roman"/>
+                <w:b w:val="0"/>
+                <w:i w:val="0"/>
+                <w:sz w:val="26"/>
+              </w:rPr>
+              <w:t>Kiểm tra đánh giá kết quả học tập thực hành Robotics định kỳ 4.</w:t>
             </w:r>
           </w:p>
         </w:tc>
@@ -4964,19 +6154,26 @@
       <w:tr>
         <w:tc>
           <w:tcPr>
-            <w:tcW w:type="dxa" w:w="680"/>
-            <w:vAlign w:val="center"/>
-          </w:tcPr>
-          <w:p>
-            <w:pPr>
-              <w:spacing w:before="40" w:after="40" w:line="276" w:lineRule="auto"/>
-              <w:jc w:val="center"/>
-            </w:pPr>
-            <w:r>
-              <w:rPr>
-                <w:rFonts w:ascii="Times New Roman" w:hAnsi="Times New Roman"/>
-                <w:sz w:val="26"/>
-                <w:rFonts w:ascii="Times New Roman" w:hAnsi="Times New Roman" w:cs="Times New Roman"/>
+            <w:tcW w:type="dxa" w:w="1862"/>
+            <w:tcMar>
+              <w:top w:w="80" w:type="dxa"/>
+              <w:bottom w:w="80" w:type="dxa"/>
+              <w:left w:w="120" w:type="dxa"/>
+              <w:right w:w="120" w:type="dxa"/>
+            </w:tcMar>
+          </w:tcPr>
+          <w:p>
+            <w:pPr>
+              <w:spacing w:line="276" w:lineRule="auto" w:after="40"/>
+              <w:jc w:val="center"/>
+            </w:pPr>
+            <w:r/>
+            <w:r>
+              <w:rPr>
+                <w:rFonts w:ascii="Times New Roman" w:hAnsi="Times New Roman" w:cs="Times New Roman" w:eastAsia="Times New Roman"/>
+                <w:b w:val="0"/>
+                <w:i w:val="0"/>
+                <w:sz w:val="26"/>
               </w:rPr>
               <w:t>35</w:t>
             </w:r>
@@ -4984,39 +6181,53 @@
         </w:tc>
         <w:tc>
           <w:tcPr>
-            <w:tcW w:type="dxa" w:w="3118"/>
-            <w:vAlign w:val="center"/>
-          </w:tcPr>
-          <w:p>
-            <w:pPr>
-              <w:spacing w:before="40" w:after="40" w:line="276" w:lineRule="auto"/>
-              <w:jc w:val="both"/>
-            </w:pPr>
-            <w:r>
-              <w:rPr>
-                <w:rFonts w:ascii="Times New Roman" w:hAnsi="Times New Roman"/>
-                <w:sz w:val="26"/>
-                <w:rFonts w:ascii="Times New Roman" w:hAnsi="Times New Roman" w:cs="Times New Roman"/>
-              </w:rPr>
-              <w:t>Đánh giá định kỳ 4</w:t>
-            </w:r>
-          </w:p>
-        </w:tc>
-        <w:tc>
-          <w:tcPr>
-            <w:tcW w:type="dxa" w:w="850"/>
-            <w:vAlign w:val="center"/>
-          </w:tcPr>
-          <w:p>
-            <w:pPr>
-              <w:spacing w:before="40" w:after="40" w:line="276" w:lineRule="auto"/>
-              <w:jc w:val="center"/>
-            </w:pPr>
-            <w:r>
-              <w:rPr>
-                <w:rFonts w:ascii="Times New Roman" w:hAnsi="Times New Roman"/>
-                <w:sz w:val="26"/>
-                <w:rFonts w:ascii="Times New Roman" w:hAnsi="Times New Roman" w:cs="Times New Roman"/>
+            <w:tcW w:type="dxa" w:w="1862"/>
+            <w:tcMar>
+              <w:top w:w="80" w:type="dxa"/>
+              <w:bottom w:w="80" w:type="dxa"/>
+              <w:left w:w="120" w:type="dxa"/>
+              <w:right w:w="120" w:type="dxa"/>
+            </w:tcMar>
+          </w:tcPr>
+          <w:p>
+            <w:pPr>
+              <w:spacing w:line="276" w:lineRule="auto" w:after="40"/>
+              <w:jc w:val="left"/>
+            </w:pPr>
+            <w:r/>
+            <w:r>
+              <w:rPr>
+                <w:rFonts w:ascii="Times New Roman" w:hAnsi="Times New Roman" w:cs="Times New Roman" w:eastAsia="Times New Roman"/>
+                <w:b/>
+                <w:i w:val="0"/>
+                <w:sz w:val="26"/>
+              </w:rPr>
+              <w:t>Tổng kết môn học &amp; Triển lãm Robotics</w:t>
+            </w:r>
+          </w:p>
+        </w:tc>
+        <w:tc>
+          <w:tcPr>
+            <w:tcW w:type="dxa" w:w="1862"/>
+            <w:tcMar>
+              <w:top w:w="80" w:type="dxa"/>
+              <w:bottom w:w="80" w:type="dxa"/>
+              <w:left w:w="120" w:type="dxa"/>
+              <w:right w:w="120" w:type="dxa"/>
+            </w:tcMar>
+          </w:tcPr>
+          <w:p>
+            <w:pPr>
+              <w:spacing w:line="276" w:lineRule="auto" w:after="40"/>
+              <w:jc w:val="center"/>
+            </w:pPr>
+            <w:r/>
+            <w:r>
+              <w:rPr>
+                <w:rFonts w:ascii="Times New Roman" w:hAnsi="Times New Roman" w:cs="Times New Roman" w:eastAsia="Times New Roman"/>
+                <w:b w:val="0"/>
+                <w:i w:val="0"/>
+                <w:sz w:val="26"/>
               </w:rPr>
               <w:t>1</w:t>
             </w:r>
@@ -5024,19 +6235,26 @@
         </w:tc>
         <w:tc>
           <w:tcPr>
-            <w:tcW w:type="dxa" w:w="1247"/>
-            <w:vAlign w:val="center"/>
-          </w:tcPr>
-          <w:p>
-            <w:pPr>
-              <w:spacing w:before="40" w:after="40" w:line="276" w:lineRule="auto"/>
-              <w:jc w:val="center"/>
-            </w:pPr>
-            <w:r>
-              <w:rPr>
-                <w:rFonts w:ascii="Times New Roman" w:hAnsi="Times New Roman"/>
-                <w:sz w:val="26"/>
-                <w:rFonts w:ascii="Times New Roman" w:hAnsi="Times New Roman" w:cs="Times New Roman"/>
+            <w:tcW w:type="dxa" w:w="1862"/>
+            <w:tcMar>
+              <w:top w:w="80" w:type="dxa"/>
+              <w:bottom w:w="80" w:type="dxa"/>
+              <w:left w:w="120" w:type="dxa"/>
+              <w:right w:w="120" w:type="dxa"/>
+            </w:tcMar>
+          </w:tcPr>
+          <w:p>
+            <w:pPr>
+              <w:spacing w:line="276" w:lineRule="auto" w:after="40"/>
+              <w:jc w:val="center"/>
+            </w:pPr>
+            <w:r/>
+            <w:r>
+              <w:rPr>
+                <w:rFonts w:ascii="Times New Roman" w:hAnsi="Times New Roman" w:cs="Times New Roman" w:eastAsia="Times New Roman"/>
+                <w:b w:val="0"/>
+                <w:i w:val="0"/>
+                <w:sz w:val="26"/>
               </w:rPr>
               <w:t>35</w:t>
             </w:r>
@@ -5044,121 +6262,26 @@
         </w:tc>
         <w:tc>
           <w:tcPr>
-            <w:tcW w:type="dxa" w:w="3402"/>
-            <w:vAlign w:val="center"/>
-          </w:tcPr>
-          <w:p>
-            <w:pPr>
-              <w:spacing w:before="40" w:after="40" w:line="276" w:lineRule="auto"/>
-              <w:jc w:val="both"/>
-            </w:pPr>
-            <w:r>
-              <w:rPr>
-                <w:rFonts w:ascii="Times New Roman" w:hAnsi="Times New Roman"/>
-                <w:sz w:val="26"/>
-                <w:rFonts w:ascii="Times New Roman" w:hAnsi="Times New Roman" w:cs="Times New Roman"/>
-              </w:rPr>
-              <w:t>Kiểm tra đánh giá kết quả học tập thực hành Robotics.</w:t>
-            </w:r>
-          </w:p>
-        </w:tc>
-      </w:tr>
-      <w:tr>
-        <w:tc>
-          <w:tcPr>
-            <w:tcW w:type="dxa" w:w="680"/>
-            <w:vAlign w:val="center"/>
-          </w:tcPr>
-          <w:p>
-            <w:pPr>
-              <w:spacing w:before="40" w:after="40" w:line="276" w:lineRule="auto"/>
-              <w:jc w:val="center"/>
-            </w:pPr>
-            <w:r>
-              <w:rPr>
-                <w:rFonts w:ascii="Times New Roman" w:hAnsi="Times New Roman"/>
-                <w:sz w:val="26"/>
-                <w:rFonts w:ascii="Times New Roman" w:hAnsi="Times New Roman" w:cs="Times New Roman"/>
-              </w:rPr>
-              <w:t>36</w:t>
-            </w:r>
-          </w:p>
-        </w:tc>
-        <w:tc>
-          <w:tcPr>
-            <w:tcW w:type="dxa" w:w="3118"/>
-            <w:vAlign w:val="center"/>
-          </w:tcPr>
-          <w:p>
-            <w:pPr>
-              <w:spacing w:before="40" w:after="40" w:line="276" w:lineRule="auto"/>
-              <w:jc w:val="both"/>
-            </w:pPr>
-            <w:r>
-              <w:rPr>
-                <w:rFonts w:ascii="Times New Roman" w:hAnsi="Times New Roman"/>
-                <w:sz w:val="26"/>
-                <w:rFonts w:ascii="Times New Roman" w:hAnsi="Times New Roman" w:cs="Times New Roman"/>
-              </w:rPr>
-              <w:t>Tổng kết môn học &amp; Triển lãm Robotics</w:t>
-            </w:r>
-          </w:p>
-        </w:tc>
-        <w:tc>
-          <w:tcPr>
-            <w:tcW w:type="dxa" w:w="850"/>
-            <w:vAlign w:val="center"/>
-          </w:tcPr>
-          <w:p>
-            <w:pPr>
-              <w:spacing w:before="40" w:after="40" w:line="276" w:lineRule="auto"/>
-              <w:jc w:val="center"/>
-            </w:pPr>
-            <w:r>
-              <w:rPr>
-                <w:rFonts w:ascii="Times New Roman" w:hAnsi="Times New Roman"/>
-                <w:sz w:val="26"/>
-                <w:rFonts w:ascii="Times New Roman" w:hAnsi="Times New Roman" w:cs="Times New Roman"/>
-              </w:rPr>
-              <w:t>1</w:t>
-            </w:r>
-          </w:p>
-        </w:tc>
-        <w:tc>
-          <w:tcPr>
-            <w:tcW w:type="dxa" w:w="1247"/>
-            <w:vAlign w:val="center"/>
-          </w:tcPr>
-          <w:p>
-            <w:pPr>
-              <w:spacing w:before="40" w:after="40" w:line="276" w:lineRule="auto"/>
-              <w:jc w:val="center"/>
-            </w:pPr>
-            <w:r>
-              <w:rPr>
-                <w:rFonts w:ascii="Times New Roman" w:hAnsi="Times New Roman"/>
-                <w:sz w:val="26"/>
-                <w:rFonts w:ascii="Times New Roman" w:hAnsi="Times New Roman" w:cs="Times New Roman"/>
-              </w:rPr>
-              <w:t>36</w:t>
-            </w:r>
-          </w:p>
-        </w:tc>
-        <w:tc>
-          <w:tcPr>
-            <w:tcW w:type="dxa" w:w="3402"/>
-            <w:vAlign w:val="center"/>
-          </w:tcPr>
-          <w:p>
-            <w:pPr>
-              <w:spacing w:before="40" w:after="40" w:line="276" w:lineRule="auto"/>
-              <w:jc w:val="both"/>
-            </w:pPr>
-            <w:r>
-              <w:rPr>
-                <w:rFonts w:ascii="Times New Roman" w:hAnsi="Times New Roman"/>
-                <w:sz w:val="26"/>
-                <w:rFonts w:ascii="Times New Roman" w:hAnsi="Times New Roman" w:cs="Times New Roman"/>
+            <w:tcW w:type="dxa" w:w="1862"/>
+            <w:tcMar>
+              <w:top w:w="80" w:type="dxa"/>
+              <w:bottom w:w="80" w:type="dxa"/>
+              <w:left w:w="120" w:type="dxa"/>
+              <w:right w:w="120" w:type="dxa"/>
+            </w:tcMar>
+          </w:tcPr>
+          <w:p>
+            <w:pPr>
+              <w:spacing w:line="276" w:lineRule="auto" w:after="40"/>
+              <w:jc w:val="left"/>
+            </w:pPr>
+            <w:r/>
+            <w:r>
+              <w:rPr>
+                <w:rFonts w:ascii="Times New Roman" w:hAnsi="Times New Roman" w:cs="Times New Roman" w:eastAsia="Times New Roman"/>
+                <w:b w:val="0"/>
+                <w:i w:val="0"/>
+                <w:sz w:val="26"/>
               </w:rPr>
               <w:t>Tổng kết đánh giá kết quả học tập và trưng bày sản phẩm Robotics.</w:t>
             </w:r>
